--- a/CV-DJIBO-Mamadou-ATS.docx
+++ b/CV-DJIBO-Mamadou-ATS.docx
@@ -32,14 +32,19 @@
         <w:spacing w:before="184"/>
         <w:ind w:left="1440" w:right="583"/>
         <w:rPr>
-          <w:rFonts w:ascii="Arial" w:hAnsi="Arial"/>
           <w:b/>
           <w:sz w:val="34"/>
         </w:rPr>
       </w:pPr>
       <w:r>
         <w:rPr>
-          <w:rFonts w:ascii="Arial" w:hAnsi="Arial"/>
+          <w:b/>
+          <w:sz w:val="34"/>
+        </w:rPr>
+        <w:t xml:space="preserve">  </w:t>
+      </w:r>
+      <w:r>
+        <w:rPr>
           <w:b/>
           <w:sz w:val="34"/>
         </w:rPr>
@@ -51,14 +56,12 @@
         <w:pStyle w:val="Corpsdetexte"/>
         <w:spacing w:before="0"/>
         <w:rPr>
-          <w:rFonts w:ascii="Arial"/>
           <w:b/>
           <w:sz w:val="9"/>
         </w:rPr>
       </w:pPr>
       <w:r>
         <w:rPr>
-          <w:rFonts w:ascii="Arial"/>
           <w:b/>
           <w:noProof/>
           <w:sz w:val="9"/>
@@ -66,7 +69,7 @@
         <mc:AlternateContent>
           <mc:Choice Requires="wps">
             <w:drawing>
-              <wp:anchor distT="0" distB="0" distL="0" distR="0" simplePos="0" relativeHeight="487587840" behindDoc="1" locked="0" layoutInCell="1" allowOverlap="1" wp14:anchorId="14BF070A" wp14:editId="7F7DBCF2">
+              <wp:anchor distT="0" distB="0" distL="0" distR="0" simplePos="0" relativeHeight="251641856" behindDoc="1" locked="0" layoutInCell="1" allowOverlap="1" wp14:anchorId="14BF070A" wp14:editId="7F7DBCF2">
                 <wp:simplePos x="0" y="0"/>
                 <wp:positionH relativeFrom="page">
                   <wp:posOffset>450317</wp:posOffset>
@@ -130,7 +133,7 @@
           </mc:Choice>
           <mc:Fallback>
             <w:pict>
-              <v:shape w14:anchorId="21BF97B6" id="Graphic 1" o:spid="_x0000_s1026" style="position:absolute;margin-left:35.45pt;margin-top:6.4pt;width:523.7pt;height:.1pt;z-index:-15728640;visibility:visible;mso-wrap-style:square;mso-wrap-distance-left:0;mso-wrap-distance-top:0;mso-wrap-distance-right:0;mso-wrap-distance-bottom:0;mso-position-horizontal:absolute;mso-position-horizontal-relative:page;mso-position-vertical:absolute;mso-position-vertical-relative:text;v-text-anchor:top" coordsize="6650990,1270" o:gfxdata="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" path="m,l6650426,e" filled="f" strokecolor="#1d1d1d" strokeweight=".26456mm">
+              <v:shape w14:anchorId="3E7FBDC0" id="Graphic 1" o:spid="_x0000_s1026" style="position:absolute;margin-left:35.45pt;margin-top:6.4pt;width:523.7pt;height:.1pt;z-index:-251674624;visibility:visible;mso-wrap-style:square;mso-wrap-distance-left:0;mso-wrap-distance-top:0;mso-wrap-distance-right:0;mso-wrap-distance-bottom:0;mso-position-horizontal:absolute;mso-position-horizontal-relative:page;mso-position-vertical:absolute;mso-position-vertical-relative:text;v-text-anchor:top" coordsize="6650990,1270" o:gfxdata="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" path="m,l6650426,e" filled="f" strokecolor="#1d1d1d" strokeweight=".26456mm">
                 <v:path arrowok="t"/>
                 <w10:wrap type="topAndBottom" anchorx="page"/>
               </v:shape>
@@ -145,11 +148,44 @@
         <w:widowControl w:val="0"/>
         <w:spacing w:line="240" w:lineRule="auto"/>
         <w:ind w:left="2160" w:firstLine="720"/>
-      </w:pPr>
-      <w:r>
-        <w:t>11 AV MAL LATTRE DE TASSIGNY, 33400 Talence</w:t>
-      </w:r>
-      <w:r>
+        <w:rPr>
+          <w:rFonts w:ascii="Trebuchet MS" w:hAnsi="Trebuchet MS"/>
+        </w:rPr>
+      </w:pPr>
+      <w:r>
+        <w:rPr>
+          <w:rFonts w:ascii="Trebuchet MS" w:hAnsi="Trebuchet MS"/>
+        </w:rPr>
+        <w:t>301 Quai Aux Fleurs</w:t>
+      </w:r>
+      <w:r>
+        <w:rPr>
+          <w:rFonts w:ascii="Trebuchet MS" w:hAnsi="Trebuchet MS"/>
+        </w:rPr>
+        <w:t xml:space="preserve">, </w:t>
+      </w:r>
+      <w:r>
+        <w:rPr>
+          <w:rFonts w:ascii="Trebuchet MS" w:hAnsi="Trebuchet MS"/>
+        </w:rPr>
+        <w:t>91000</w:t>
+      </w:r>
+      <w:r>
+        <w:rPr>
+          <w:rFonts w:ascii="Trebuchet MS" w:hAnsi="Trebuchet MS"/>
+        </w:rPr>
+        <w:t xml:space="preserve"> </w:t>
+      </w:r>
+      <w:r>
+        <w:rPr>
+          <w:rFonts w:ascii="Trebuchet MS" w:hAnsi="Trebuchet MS"/>
+        </w:rPr>
+        <w:t>Evry-Courcouronnes</w:t>
+      </w:r>
+      <w:r>
+        <w:rPr>
+          <w:rFonts w:ascii="Trebuchet MS" w:hAnsi="Trebuchet MS"/>
+        </w:rPr>
         <w:t xml:space="preserve"> </w:t>
       </w:r>
     </w:p>
@@ -158,58 +194,106 @@
         <w:pStyle w:val="Corps"/>
         <w:widowControl w:val="0"/>
         <w:spacing w:line="240" w:lineRule="auto"/>
-      </w:pPr>
-      <w:r>
-        <w:t xml:space="preserve">                          </w:t>
+        <w:rPr>
+          <w:rFonts w:ascii="Trebuchet MS" w:hAnsi="Trebuchet MS"/>
+          <w:color w:val="auto"/>
+          <w:u w:val="single"/>
+        </w:rPr>
+      </w:pPr>
+      <w:r>
+        <w:rPr>
+          <w:rFonts w:ascii="Trebuchet MS" w:hAnsi="Trebuchet MS"/>
+          <w:color w:val="000000" w:themeColor="text1"/>
+        </w:rPr>
+        <w:t xml:space="preserve">              </w:t>
+      </w:r>
+      <w:r>
+        <w:rPr>
+          <w:rFonts w:ascii="Trebuchet MS" w:hAnsi="Trebuchet MS"/>
+          <w:color w:val="000000" w:themeColor="text1"/>
+        </w:rPr>
+        <w:tab/>
       </w:r>
       <w:hyperlink r:id="rId5" w:history="1">
         <w:r>
           <w:rPr>
             <w:rStyle w:val="Lienhypertexte"/>
+            <w:rFonts w:ascii="Trebuchet MS" w:hAnsi="Trebuchet MS"/>
           </w:rPr>
           <w:t>Mamadoudjibo22@gmail.com</w:t>
         </w:r>
       </w:hyperlink>
       <w:r>
         <w:rPr>
+          <w:rFonts w:ascii="Trebuchet MS" w:hAnsi="Trebuchet MS"/>
+          <w:color w:val="000000" w:themeColor="text1"/>
           <w:spacing w:val="-17"/>
         </w:rPr>
         <w:t xml:space="preserve">  </w:t>
       </w:r>
       <w:r>
         <w:rPr>
+          <w:rFonts w:ascii="Trebuchet MS" w:hAnsi="Trebuchet MS"/>
           <w:w w:val="80"/>
         </w:rPr>
         <w:t>|</w:t>
       </w:r>
       <w:r>
         <w:rPr>
+          <w:rFonts w:ascii="Trebuchet MS" w:hAnsi="Trebuchet MS"/>
           <w:spacing w:val="-3"/>
           <w:w w:val="80"/>
         </w:rPr>
         <w:t xml:space="preserve">  </w:t>
       </w:r>
       <w:r>
+        <w:rPr>
+          <w:rFonts w:ascii="Trebuchet MS" w:hAnsi="Trebuchet MS"/>
+        </w:rPr>
         <w:t>0686504391 |</w:t>
       </w:r>
       <w:r>
+        <w:rPr>
+          <w:rFonts w:ascii="Trebuchet MS" w:hAnsi="Trebuchet MS"/>
+        </w:rPr>
         <w:t xml:space="preserve"> </w:t>
       </w:r>
       <w:hyperlink r:id="rId6" w:history="1">
+        <w:proofErr w:type="gramStart"/>
         <w:r>
           <w:rPr>
             <w:rStyle w:val="Lienhypertexte"/>
-            <w:w w:val="95"/>
+            <w:rFonts w:ascii="Trebuchet MS" w:hAnsi="Trebuchet MS"/>
           </w:rPr>
-          <w:t>www.linkedin.com/in/mamadoud-djibos227</w:t>
+          <w:t>LinkedIn:</w:t>
+        </w:r>
+        <w:proofErr w:type="gramEnd"/>
+        <w:r>
+          <w:rPr>
+            <w:rStyle w:val="Lienhypertexte"/>
+            <w:rFonts w:ascii="Trebuchet MS" w:hAnsi="Trebuchet MS"/>
+          </w:rPr>
+          <w:t xml:space="preserve"> mamadoud-djibos227</w:t>
         </w:r>
       </w:hyperlink>
-      <w:r>
-        <w:rPr>
-          <w:w w:val="95"/>
-        </w:rPr>
-        <w:t xml:space="preserve"> </w:t>
-      </w:r>
+    </w:p>
+    <w:p>
+      <w:pPr>
+        <w:pStyle w:val="Corpsdetexte"/>
+        <w:spacing w:before="8"/>
+        <w:rPr>
+          <w:sz w:val="4"/>
+        </w:rPr>
+      </w:pPr>
+    </w:p>
+    <w:p>
+      <w:pPr>
+        <w:pStyle w:val="Corpsdetexte"/>
+        <w:spacing w:before="8"/>
+        <w:rPr>
+          <w:sz w:val="4"/>
+        </w:rPr>
+      </w:pPr>
     </w:p>
     <w:p>
       <w:pPr>
@@ -227,13 +311,13 @@
         <mc:AlternateContent>
           <mc:Choice Requires="wps">
             <w:drawing>
-              <wp:anchor distT="0" distB="0" distL="0" distR="0" simplePos="0" relativeHeight="487588352" behindDoc="1" locked="0" layoutInCell="1" allowOverlap="1" wp14:anchorId="15C67BDA" wp14:editId="7A8A13A9">
+              <wp:anchor distT="0" distB="0" distL="0" distR="0" simplePos="0" relativeHeight="251645952" behindDoc="1" locked="0" layoutInCell="1" allowOverlap="1" wp14:anchorId="15C67BDA" wp14:editId="1564C9E3">
                 <wp:simplePos x="0" y="0"/>
                 <wp:positionH relativeFrom="page">
-                  <wp:posOffset>450317</wp:posOffset>
+                  <wp:posOffset>450215</wp:posOffset>
                 </wp:positionH>
                 <wp:positionV relativeFrom="paragraph">
-                  <wp:posOffset>50333</wp:posOffset>
+                  <wp:posOffset>23495</wp:posOffset>
                 </wp:positionV>
                 <wp:extent cx="6650990" cy="1270"/>
                 <wp:effectExtent l="0" t="0" r="0" b="0"/>
@@ -291,7 +375,7 @@
           </mc:Choice>
           <mc:Fallback>
             <w:pict>
-              <v:shape w14:anchorId="345BEE58" id="Graphic 2" o:spid="_x0000_s1026" style="position:absolute;margin-left:35.45pt;margin-top:3.95pt;width:523.7pt;height:.1pt;z-index:-15728128;visibility:visible;mso-wrap-style:square;mso-wrap-distance-left:0;mso-wrap-distance-top:0;mso-wrap-distance-right:0;mso-wrap-distance-bottom:0;mso-position-horizontal:absolute;mso-position-horizontal-relative:page;mso-position-vertical:absolute;mso-position-vertical-relative:text;v-text-anchor:top" coordsize="6650990,1270" o:gfxdata="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" path="m,l6650426,e" filled="f" strokecolor="#1d1d1d" strokeweight=".26456mm">
+              <v:shape w14:anchorId="5245BD08" id="Graphic 2" o:spid="_x0000_s1026" style="position:absolute;margin-left:35.45pt;margin-top:1.85pt;width:523.7pt;height:.1pt;z-index:-251670528;visibility:visible;mso-wrap-style:square;mso-wrap-distance-left:0;mso-wrap-distance-top:0;mso-wrap-distance-right:0;mso-wrap-distance-bottom:0;mso-position-horizontal:absolute;mso-position-horizontal-relative:page;mso-position-vertical:absolute;mso-position-vertical-relative:text;v-text-anchor:top" coordsize="6650990,1270" o:gfxdata="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" path="m,l6650426,e" filled="f" strokecolor="#1d1d1d" strokeweight=".26456mm">
                 <v:path arrowok="t"/>
                 <w10:wrap type="topAndBottom" anchorx="page"/>
               </v:shape>
@@ -305,14 +389,53 @@
         <w:pStyle w:val="Corpsdetexte"/>
         <w:spacing w:before="79" w:after="34" w:line="271" w:lineRule="auto"/>
         <w:ind w:left="128" w:right="301"/>
-      </w:pPr>
-      <w:r>
-        <w:t xml:space="preserve">Analyste SOC junior spécialisé en détection d’incidents et analyse de logs, avec une expérience en environnement </w:t>
-      </w:r>
-      <w:r>
-        <w:t>SecOps et</w:t>
-      </w:r>
-      <w:r>
+        <w:rPr>
+          <w:sz w:val="24"/>
+          <w:szCs w:val="24"/>
+        </w:rPr>
+      </w:pPr>
+      <w:r>
+        <w:rPr>
+          <w:sz w:val="24"/>
+          <w:szCs w:val="24"/>
+        </w:rPr>
+        <w:t xml:space="preserve">Analyste SOC junior spécialisé en détection d’incidents et </w:t>
+      </w:r>
+      <w:r>
+        <w:rPr>
+          <w:sz w:val="24"/>
+          <w:szCs w:val="24"/>
+        </w:rPr>
+        <w:t xml:space="preserve">en </w:t>
+      </w:r>
+      <w:r>
+        <w:rPr>
+          <w:sz w:val="24"/>
+          <w:szCs w:val="24"/>
+        </w:rPr>
+        <w:t xml:space="preserve">analyse de logs, avec une expérience en environnement </w:t>
+      </w:r>
+      <w:proofErr w:type="spellStart"/>
+      <w:r>
+        <w:rPr>
+          <w:sz w:val="24"/>
+          <w:szCs w:val="24"/>
+        </w:rPr>
+        <w:t>SecOps</w:t>
+      </w:r>
+      <w:proofErr w:type="spellEnd"/>
+      <w:r>
+        <w:rPr>
+          <w:sz w:val="24"/>
+          <w:szCs w:val="24"/>
+        </w:rPr>
+        <w:t xml:space="preserve"> et</w:t>
+      </w:r>
+      <w:r>
+        <w:rPr>
+          <w:sz w:val="24"/>
+          <w:szCs w:val="24"/>
+        </w:rPr>
         <w:t xml:space="preserve"> en sécurisation d’infrastructures. Intéressé par la surveillance, l’investigation et la réponse aux incidents de sécurité.</w:t>
       </w:r>
     </w:p>
@@ -322,15 +445,30 @@
         <w:spacing w:before="79" w:after="34" w:line="271" w:lineRule="auto"/>
         <w:ind w:left="128" w:right="301"/>
         <w:rPr>
-          <w:b/>
-          <w:sz w:val="24"/>
-        </w:rPr>
-      </w:pPr>
-      <w:r>
-        <w:rPr>
-          <w:b/>
-          <w:spacing w:val="-2"/>
-          <w:sz w:val="24"/>
+          <w:sz w:val="24"/>
+          <w:szCs w:val="24"/>
+        </w:rPr>
+      </w:pPr>
+    </w:p>
+    <w:p>
+      <w:pPr>
+        <w:pStyle w:val="Corpsdetexte"/>
+        <w:spacing w:before="79" w:after="34" w:line="271" w:lineRule="auto"/>
+        <w:ind w:left="128" w:right="301"/>
+        <w:rPr>
+          <w:b/>
+          <w:color w:val="4F81BD" w:themeColor="accent1"/>
+          <w:sz w:val="24"/>
+          <w:szCs w:val="24"/>
+        </w:rPr>
+      </w:pPr>
+      <w:r>
+        <w:rPr>
+          <w:b/>
+          <w:color w:val="4F81BD" w:themeColor="accent1"/>
+          <w:spacing w:val="-2"/>
+          <w:sz w:val="24"/>
+          <w:szCs w:val="24"/>
         </w:rPr>
         <w:t>DIPLOMES</w:t>
       </w:r>
@@ -341,13 +479,15 @@
         <w:spacing w:before="0" w:line="20" w:lineRule="exact"/>
         <w:ind w:left="29"/>
         <w:rPr>
-          <w:sz w:val="2"/>
+          <w:sz w:val="24"/>
+          <w:szCs w:val="24"/>
         </w:rPr>
       </w:pPr>
       <w:r>
         <w:rPr>
           <w:noProof/>
-          <w:sz w:val="2"/>
+          <w:sz w:val="24"/>
+          <w:szCs w:val="24"/>
         </w:rPr>
         <mc:AlternateContent>
           <mc:Choice Requires="wpg">
@@ -420,7 +560,7 @@
           </mc:Choice>
           <mc:Fallback>
             <w:pict>
-              <v:group w14:anchorId="140328FB" id="Group 3" o:spid="_x0000_s1026" style="width:523.7pt;height:.75pt;mso-position-horizontal-relative:char;mso-position-vertical-relative:line" coordsize="66509,95" o:gfxdata="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">
+              <v:group w14:anchorId="06606337" id="Group 3" o:spid="_x0000_s1026" style="width:523.7pt;height:.75pt;mso-position-horizontal-relative:char;mso-position-vertical-relative:line" coordsize="66509,95" o:gfxdata="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">
                 <v:shape id="Graphic 4" o:spid="_x0000_s1027" style="position:absolute;top:47;width:66509;height:13;visibility:visible;mso-wrap-style:square;v-text-anchor:top" coordsize="6650990,1270" o:gfxdata="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" path="m,l6650426,e" filled="f" strokecolor="#1d1d1d" strokeweight=".26456mm">
                   <v:path arrowok="t"/>
                 </v:shape>
@@ -441,135 +581,197 @@
         <w:tabs>
           <w:tab w:val="left" w:pos="575"/>
         </w:tabs>
-      </w:pPr>
-      <w:r>
-        <w:rPr>
-          <w:rFonts w:ascii="Times New Roman" w:hAnsi="Times New Roman"/>
-          <w:sz w:val="20"/>
+        <w:rPr>
+          <w:color w:val="000000" w:themeColor="text1"/>
+          <w:sz w:val="24"/>
+          <w:szCs w:val="24"/>
+        </w:rPr>
+      </w:pPr>
+      <w:r>
+        <w:rPr>
+          <w:sz w:val="24"/>
+          <w:szCs w:val="24"/>
         </w:rPr>
         <w:tab/>
       </w:r>
       <w:r>
         <w:rPr>
           <w:b/>
-          <w:spacing w:val="-2"/>
+          <w:color w:val="000000" w:themeColor="text1"/>
+          <w:spacing w:val="-2"/>
+          <w:sz w:val="24"/>
+          <w:szCs w:val="24"/>
         </w:rPr>
         <w:t>2024-2025</w:t>
       </w:r>
       <w:r>
         <w:rPr>
           <w:b/>
+          <w:color w:val="000000" w:themeColor="text1"/>
           <w:spacing w:val="-5"/>
-        </w:rPr>
-        <w:t xml:space="preserve"> </w:t>
-      </w:r>
-      <w:r>
-        <w:rPr>
-          <w:b/>
-          <w:spacing w:val="-2"/>
+          <w:sz w:val="24"/>
+          <w:szCs w:val="24"/>
+        </w:rPr>
+        <w:t xml:space="preserve"> </w:t>
+      </w:r>
+      <w:r>
+        <w:rPr>
+          <w:b/>
+          <w:color w:val="000000" w:themeColor="text1"/>
+          <w:spacing w:val="-2"/>
+          <w:sz w:val="24"/>
+          <w:szCs w:val="24"/>
         </w:rPr>
         <w:t>:</w:t>
       </w:r>
       <w:r>
         <w:rPr>
           <w:b/>
+          <w:color w:val="000000" w:themeColor="text1"/>
           <w:spacing w:val="-4"/>
-        </w:rPr>
-        <w:t xml:space="preserve"> </w:t>
-      </w:r>
-      <w:r>
-        <w:rPr>
-          <w:b/>
-          <w:spacing w:val="-2"/>
+          <w:sz w:val="24"/>
+          <w:szCs w:val="24"/>
+        </w:rPr>
+        <w:t xml:space="preserve"> </w:t>
+      </w:r>
+      <w:r>
+        <w:rPr>
+          <w:b/>
+          <w:color w:val="000000" w:themeColor="text1"/>
+          <w:spacing w:val="-2"/>
+          <w:sz w:val="24"/>
+          <w:szCs w:val="24"/>
         </w:rPr>
         <w:t>Mastère</w:t>
       </w:r>
       <w:r>
         <w:rPr>
           <w:b/>
+          <w:color w:val="000000" w:themeColor="text1"/>
           <w:spacing w:val="-4"/>
-        </w:rPr>
-        <w:t xml:space="preserve"> </w:t>
-      </w:r>
-      <w:r>
-        <w:rPr>
-          <w:b/>
-          <w:spacing w:val="-2"/>
+          <w:sz w:val="24"/>
+          <w:szCs w:val="24"/>
+        </w:rPr>
+        <w:t xml:space="preserve"> </w:t>
+      </w:r>
+      <w:r>
+        <w:rPr>
+          <w:b/>
+          <w:color w:val="000000" w:themeColor="text1"/>
+          <w:spacing w:val="-2"/>
+          <w:sz w:val="24"/>
+          <w:szCs w:val="24"/>
         </w:rPr>
         <w:t>Spécialisé</w:t>
       </w:r>
       <w:r>
         <w:rPr>
           <w:b/>
+          <w:color w:val="000000" w:themeColor="text1"/>
           <w:spacing w:val="-3"/>
-        </w:rPr>
-        <w:t xml:space="preserve"> </w:t>
-      </w:r>
-      <w:r>
-        <w:rPr>
-          <w:b/>
-          <w:spacing w:val="-2"/>
+          <w:sz w:val="24"/>
+          <w:szCs w:val="24"/>
+        </w:rPr>
+        <w:t xml:space="preserve"> </w:t>
+      </w:r>
+      <w:r>
+        <w:rPr>
+          <w:b/>
+          <w:color w:val="000000" w:themeColor="text1"/>
+          <w:spacing w:val="-2"/>
+          <w:sz w:val="24"/>
+          <w:szCs w:val="24"/>
         </w:rPr>
         <w:t>CYNU</w:t>
       </w:r>
       <w:r>
         <w:rPr>
           <w:b/>
+          <w:color w:val="000000" w:themeColor="text1"/>
           <w:spacing w:val="-3"/>
-        </w:rPr>
-        <w:t xml:space="preserve"> </w:t>
-      </w:r>
-      <w:r>
-        <w:rPr>
-          <w:spacing w:val="-2"/>
+          <w:sz w:val="24"/>
+          <w:szCs w:val="24"/>
+        </w:rPr>
+        <w:t xml:space="preserve"> </w:t>
+      </w:r>
+      <w:r>
+        <w:rPr>
+          <w:color w:val="000000" w:themeColor="text1"/>
+          <w:spacing w:val="-2"/>
+          <w:sz w:val="24"/>
+          <w:szCs w:val="24"/>
         </w:rPr>
         <w:t>(Cybersécurité</w:t>
       </w:r>
       <w:r>
         <w:rPr>
+          <w:color w:val="000000" w:themeColor="text1"/>
           <w:spacing w:val="-3"/>
-        </w:rPr>
-        <w:t xml:space="preserve"> </w:t>
-      </w:r>
-      <w:r>
-        <w:rPr>
-          <w:spacing w:val="-2"/>
+          <w:sz w:val="24"/>
+          <w:szCs w:val="24"/>
+        </w:rPr>
+        <w:t xml:space="preserve"> </w:t>
+      </w:r>
+      <w:r>
+        <w:rPr>
+          <w:color w:val="000000" w:themeColor="text1"/>
+          <w:spacing w:val="-2"/>
+          <w:sz w:val="24"/>
+          <w:szCs w:val="24"/>
         </w:rPr>
         <w:t>du</w:t>
       </w:r>
       <w:r>
         <w:rPr>
+          <w:color w:val="000000" w:themeColor="text1"/>
           <w:spacing w:val="-3"/>
-        </w:rPr>
-        <w:t xml:space="preserve"> </w:t>
-      </w:r>
-      <w:r>
-        <w:rPr>
-          <w:spacing w:val="-2"/>
-        </w:rPr>
-        <w:t>Numérique),</w:t>
-      </w:r>
-      <w:r>
-        <w:rPr>
+          <w:sz w:val="24"/>
+          <w:szCs w:val="24"/>
+        </w:rPr>
+        <w:t xml:space="preserve"> </w:t>
+      </w:r>
+      <w:r>
+        <w:rPr>
+          <w:color w:val="000000" w:themeColor="text1"/>
+          <w:spacing w:val="-2"/>
+          <w:sz w:val="24"/>
+          <w:szCs w:val="24"/>
+        </w:rPr>
+        <w:t>Numérique)</w:t>
+      </w:r>
+      <w:r>
+        <w:rPr>
+          <w:color w:val="000000" w:themeColor="text1"/>
+          <w:spacing w:val="-2"/>
+          <w:sz w:val="24"/>
+          <w:szCs w:val="24"/>
+        </w:rPr>
+        <w:t xml:space="preserve"> à l’</w:t>
+      </w:r>
+      <w:r>
+        <w:rPr>
+          <w:color w:val="000000" w:themeColor="text1"/>
+          <w:spacing w:val="-2"/>
+          <w:sz w:val="24"/>
+          <w:szCs w:val="24"/>
+        </w:rPr>
+        <w:t>INSA</w:t>
+      </w:r>
+      <w:r>
+        <w:rPr>
+          <w:color w:val="000000" w:themeColor="text1"/>
           <w:spacing w:val="-3"/>
-        </w:rPr>
-        <w:t xml:space="preserve"> </w:t>
-      </w:r>
-      <w:r>
-        <w:rPr>
-          <w:spacing w:val="-2"/>
-        </w:rPr>
-        <w:t>INSA</w:t>
-      </w:r>
-      <w:r>
-        <w:rPr>
-          <w:spacing w:val="-3"/>
-        </w:rPr>
-        <w:t xml:space="preserve"> </w:t>
-      </w:r>
-      <w:r>
-        <w:rPr>
-          <w:spacing w:val="-2"/>
+          <w:sz w:val="24"/>
+          <w:szCs w:val="24"/>
+        </w:rPr>
+        <w:t xml:space="preserve"> </w:t>
+      </w:r>
+      <w:r>
+        <w:rPr>
+          <w:color w:val="000000" w:themeColor="text1"/>
+          <w:spacing w:val="-2"/>
+          <w:sz w:val="24"/>
+          <w:szCs w:val="24"/>
         </w:rPr>
         <w:t>Lyon.</w:t>
       </w:r>
@@ -585,185 +787,243 @@
           <w:tab w:val="left" w:pos="575"/>
         </w:tabs>
         <w:spacing w:before="28"/>
-      </w:pPr>
-      <w:r>
-        <w:rPr>
-          <w:rFonts w:ascii="Times New Roman" w:hAnsi="Times New Roman"/>
-          <w:sz w:val="20"/>
+        <w:rPr>
+          <w:color w:val="000000" w:themeColor="text1"/>
+          <w:sz w:val="24"/>
+          <w:szCs w:val="24"/>
+        </w:rPr>
+      </w:pPr>
+      <w:r>
+        <w:rPr>
+          <w:color w:val="000000" w:themeColor="text1"/>
+          <w:sz w:val="24"/>
+          <w:szCs w:val="24"/>
         </w:rPr>
         <w:tab/>
       </w:r>
       <w:r>
         <w:rPr>
           <w:b/>
-          <w:spacing w:val="-2"/>
+          <w:color w:val="000000" w:themeColor="text1"/>
+          <w:spacing w:val="-2"/>
+          <w:sz w:val="24"/>
+          <w:szCs w:val="24"/>
         </w:rPr>
         <w:t>2022-2024</w:t>
       </w:r>
       <w:r>
         <w:rPr>
           <w:b/>
+          <w:color w:val="000000" w:themeColor="text1"/>
           <w:spacing w:val="-11"/>
-        </w:rPr>
-        <w:t xml:space="preserve"> </w:t>
-      </w:r>
-      <w:r>
-        <w:rPr>
-          <w:b/>
-          <w:spacing w:val="-2"/>
+          <w:sz w:val="24"/>
+          <w:szCs w:val="24"/>
+        </w:rPr>
+        <w:t xml:space="preserve"> </w:t>
+      </w:r>
+      <w:r>
+        <w:rPr>
+          <w:b/>
+          <w:color w:val="000000" w:themeColor="text1"/>
+          <w:spacing w:val="-2"/>
+          <w:sz w:val="24"/>
+          <w:szCs w:val="24"/>
         </w:rPr>
         <w:t>:</w:t>
       </w:r>
       <w:r>
         <w:rPr>
           <w:b/>
+          <w:color w:val="000000" w:themeColor="text1"/>
           <w:spacing w:val="-11"/>
-        </w:rPr>
-        <w:t xml:space="preserve"> </w:t>
-      </w:r>
-      <w:r>
-        <w:rPr>
-          <w:b/>
-          <w:spacing w:val="-2"/>
+          <w:sz w:val="24"/>
+          <w:szCs w:val="24"/>
+        </w:rPr>
+        <w:t xml:space="preserve"> </w:t>
+      </w:r>
+      <w:r>
+        <w:rPr>
+          <w:b/>
+          <w:color w:val="000000" w:themeColor="text1"/>
+          <w:spacing w:val="-2"/>
+          <w:sz w:val="24"/>
+          <w:szCs w:val="24"/>
         </w:rPr>
         <w:t>Master</w:t>
       </w:r>
       <w:r>
         <w:rPr>
           <w:b/>
+          <w:color w:val="000000" w:themeColor="text1"/>
           <w:spacing w:val="-10"/>
-        </w:rPr>
-        <w:t xml:space="preserve"> </w:t>
-      </w:r>
-      <w:r>
-        <w:rPr>
-          <w:b/>
-          <w:spacing w:val="-2"/>
+          <w:sz w:val="24"/>
+          <w:szCs w:val="24"/>
+        </w:rPr>
+        <w:t xml:space="preserve"> </w:t>
+      </w:r>
+      <w:r>
+        <w:rPr>
+          <w:b/>
+          <w:color w:val="000000" w:themeColor="text1"/>
+          <w:spacing w:val="-2"/>
+          <w:sz w:val="24"/>
+          <w:szCs w:val="24"/>
         </w:rPr>
         <w:t>2</w:t>
       </w:r>
       <w:r>
         <w:rPr>
           <w:b/>
+          <w:color w:val="000000" w:themeColor="text1"/>
           <w:spacing w:val="-10"/>
-        </w:rPr>
-        <w:t xml:space="preserve"> </w:t>
-      </w:r>
-      <w:r>
-        <w:rPr>
-          <w:b/>
-          <w:spacing w:val="-2"/>
+          <w:sz w:val="24"/>
+          <w:szCs w:val="24"/>
+        </w:rPr>
+        <w:t xml:space="preserve"> </w:t>
+      </w:r>
+      <w:r>
+        <w:rPr>
+          <w:b/>
+          <w:color w:val="000000" w:themeColor="text1"/>
+          <w:spacing w:val="-2"/>
+          <w:sz w:val="24"/>
+          <w:szCs w:val="24"/>
         </w:rPr>
         <w:t>Informatique</w:t>
       </w:r>
       <w:r>
         <w:rPr>
           <w:b/>
+          <w:color w:val="000000" w:themeColor="text1"/>
           <w:spacing w:val="-10"/>
-        </w:rPr>
-        <w:t xml:space="preserve"> </w:t>
-      </w:r>
-      <w:r>
-        <w:rPr>
-          <w:spacing w:val="-2"/>
+          <w:sz w:val="24"/>
+          <w:szCs w:val="24"/>
+        </w:rPr>
+        <w:t xml:space="preserve"> </w:t>
+      </w:r>
+      <w:r>
+        <w:rPr>
+          <w:b/>
+          <w:color w:val="000000" w:themeColor="text1"/>
+          <w:spacing w:val="-2"/>
+          <w:sz w:val="24"/>
+          <w:szCs w:val="24"/>
         </w:rPr>
         <w:t>spécialité</w:t>
       </w:r>
       <w:r>
         <w:rPr>
+          <w:b/>
+          <w:color w:val="000000" w:themeColor="text1"/>
           <w:spacing w:val="-9"/>
-        </w:rPr>
-        <w:t xml:space="preserve"> </w:t>
-      </w:r>
-      <w:r>
-        <w:rPr>
-          <w:spacing w:val="-2"/>
+          <w:sz w:val="24"/>
+          <w:szCs w:val="24"/>
+        </w:rPr>
+        <w:t xml:space="preserve"> </w:t>
+      </w:r>
+      <w:r>
+        <w:rPr>
+          <w:b/>
+          <w:color w:val="000000" w:themeColor="text1"/>
+          <w:spacing w:val="-2"/>
+          <w:sz w:val="24"/>
+          <w:szCs w:val="24"/>
         </w:rPr>
         <w:t>Réseaux</w:t>
       </w:r>
       <w:r>
         <w:rPr>
+          <w:b/>
+          <w:color w:val="000000" w:themeColor="text1"/>
           <w:spacing w:val="-10"/>
-        </w:rPr>
-        <w:t xml:space="preserve"> </w:t>
-      </w:r>
-      <w:r>
-        <w:rPr>
-          <w:spacing w:val="-2"/>
+          <w:sz w:val="24"/>
+          <w:szCs w:val="24"/>
+        </w:rPr>
+        <w:t xml:space="preserve"> </w:t>
+      </w:r>
+      <w:r>
+        <w:rPr>
+          <w:b/>
+          <w:color w:val="000000" w:themeColor="text1"/>
+          <w:spacing w:val="-2"/>
+          <w:sz w:val="24"/>
+          <w:szCs w:val="24"/>
         </w:rPr>
         <w:t>&amp;</w:t>
       </w:r>
       <w:r>
         <w:rPr>
+          <w:b/>
+          <w:color w:val="000000" w:themeColor="text1"/>
           <w:spacing w:val="-9"/>
-        </w:rPr>
-        <w:t xml:space="preserve"> </w:t>
-      </w:r>
-      <w:r>
-        <w:rPr>
-          <w:spacing w:val="-2"/>
+          <w:sz w:val="24"/>
+          <w:szCs w:val="24"/>
+        </w:rPr>
+        <w:t xml:space="preserve"> </w:t>
+      </w:r>
+      <w:r>
+        <w:rPr>
+          <w:b/>
+          <w:color w:val="000000" w:themeColor="text1"/>
+          <w:spacing w:val="-2"/>
+          <w:sz w:val="24"/>
+          <w:szCs w:val="24"/>
         </w:rPr>
         <w:t>Systèmes</w:t>
       </w:r>
       <w:r>
         <w:rPr>
+          <w:color w:val="000000" w:themeColor="text1"/>
           <w:spacing w:val="-10"/>
-        </w:rPr>
-        <w:t xml:space="preserve"> </w:t>
-      </w:r>
-      <w:r>
-        <w:rPr>
-          <w:spacing w:val="-2"/>
-        </w:rPr>
-        <w:t>distribués,</w:t>
-      </w:r>
-      <w:r>
-        <w:rPr>
-          <w:spacing w:val="-6"/>
-        </w:rPr>
-        <w:t xml:space="preserve"> </w:t>
-      </w:r>
-      <w:r>
-        <w:rPr>
-          <w:spacing w:val="-2"/>
-        </w:rPr>
-        <w:t>Université</w:t>
-      </w:r>
-      <w:r>
-        <w:rPr>
+          <w:sz w:val="24"/>
+          <w:szCs w:val="24"/>
+        </w:rPr>
+        <w:t xml:space="preserve"> </w:t>
+      </w:r>
+      <w:r>
+        <w:rPr>
+          <w:color w:val="000000" w:themeColor="text1"/>
+          <w:spacing w:val="-2"/>
+          <w:sz w:val="24"/>
+          <w:szCs w:val="24"/>
+        </w:rPr>
+        <w:t>distribués</w:t>
+      </w:r>
+      <w:r>
+        <w:rPr>
+          <w:color w:val="000000" w:themeColor="text1"/>
+          <w:spacing w:val="-2"/>
+          <w:sz w:val="24"/>
+          <w:szCs w:val="24"/>
+        </w:rPr>
+        <w:t xml:space="preserve"> à l’Université</w:t>
+      </w:r>
+      <w:r>
+        <w:rPr>
+          <w:color w:val="000000" w:themeColor="text1"/>
           <w:spacing w:val="-9"/>
-        </w:rPr>
-        <w:t xml:space="preserve"> </w:t>
-      </w:r>
-      <w:r>
-        <w:rPr>
-          <w:spacing w:val="-2"/>
-        </w:rPr>
-        <w:t>de</w:t>
-      </w:r>
-      <w:r>
-        <w:rPr>
+          <w:sz w:val="24"/>
+          <w:szCs w:val="24"/>
+        </w:rPr>
+        <w:t xml:space="preserve"> </w:t>
+      </w:r>
+      <w:r>
+        <w:rPr>
+          <w:color w:val="000000" w:themeColor="text1"/>
           <w:spacing w:val="-10"/>
-        </w:rPr>
-        <w:t xml:space="preserve"> </w:t>
-      </w:r>
-      <w:r>
-        <w:rPr>
-          <w:spacing w:val="-2"/>
-        </w:rPr>
-        <w:t>Toulouse</w:t>
-      </w:r>
-      <w:r>
-        <w:rPr>
-          <w:spacing w:val="-9"/>
-        </w:rPr>
-        <w:t xml:space="preserve"> </w:t>
-      </w:r>
-      <w:r>
-        <w:rPr>
-          <w:spacing w:val="-5"/>
-        </w:rPr>
-        <w:t>III</w:t>
+          <w:sz w:val="24"/>
+          <w:szCs w:val="24"/>
+        </w:rPr>
+        <w:t>Paul</w:t>
+      </w:r>
+      <w:r>
+        <w:rPr>
+          <w:color w:val="000000" w:themeColor="text1"/>
+          <w:spacing w:val="-2"/>
+          <w:sz w:val="24"/>
+          <w:szCs w:val="24"/>
+        </w:rPr>
+        <w:t xml:space="preserve"> Sabatier de Toulouse.</w:t>
       </w:r>
     </w:p>
     <w:p>
@@ -778,133 +1038,166 @@
         </w:tabs>
         <w:spacing w:before="45"/>
         <w:rPr>
+          <w:color w:val="000000" w:themeColor="text1"/>
           <w:spacing w:val="-4"/>
-        </w:rPr>
-      </w:pPr>
-      <w:r>
-        <w:rPr>
-          <w:rFonts w:ascii="Times New Roman" w:hAnsi="Times New Roman"/>
-          <w:sz w:val="20"/>
+          <w:sz w:val="24"/>
+          <w:szCs w:val="24"/>
+        </w:rPr>
+      </w:pPr>
+      <w:r>
+        <w:rPr>
+          <w:color w:val="000000" w:themeColor="text1"/>
+          <w:sz w:val="24"/>
+          <w:szCs w:val="24"/>
         </w:rPr>
         <w:tab/>
       </w:r>
       <w:r>
         <w:rPr>
           <w:b/>
+          <w:color w:val="000000" w:themeColor="text1"/>
           <w:spacing w:val="-4"/>
+          <w:sz w:val="24"/>
+          <w:szCs w:val="24"/>
         </w:rPr>
         <w:t>2018-2022</w:t>
       </w:r>
       <w:r>
         <w:rPr>
           <w:b/>
+          <w:color w:val="000000" w:themeColor="text1"/>
           <w:spacing w:val="-12"/>
-        </w:rPr>
-        <w:t xml:space="preserve"> </w:t>
-      </w:r>
-      <w:r>
-        <w:rPr>
-          <w:b/>
+          <w:sz w:val="24"/>
+          <w:szCs w:val="24"/>
+        </w:rPr>
+        <w:t xml:space="preserve"> </w:t>
+      </w:r>
+      <w:r>
+        <w:rPr>
+          <w:b/>
+          <w:color w:val="000000" w:themeColor="text1"/>
           <w:spacing w:val="-4"/>
+          <w:sz w:val="24"/>
+          <w:szCs w:val="24"/>
         </w:rPr>
         <w:t>:</w:t>
       </w:r>
       <w:r>
         <w:rPr>
           <w:b/>
+          <w:color w:val="000000" w:themeColor="text1"/>
           <w:spacing w:val="-12"/>
-        </w:rPr>
-        <w:t xml:space="preserve"> </w:t>
-      </w:r>
-      <w:r>
-        <w:rPr>
-          <w:b/>
+          <w:sz w:val="24"/>
+          <w:szCs w:val="24"/>
+        </w:rPr>
+        <w:t xml:space="preserve"> </w:t>
+      </w:r>
+      <w:r>
+        <w:rPr>
+          <w:b/>
+          <w:color w:val="000000" w:themeColor="text1"/>
           <w:spacing w:val="-4"/>
+          <w:sz w:val="24"/>
+          <w:szCs w:val="24"/>
         </w:rPr>
         <w:t>Licence</w:t>
       </w:r>
       <w:r>
         <w:rPr>
           <w:b/>
+          <w:color w:val="000000" w:themeColor="text1"/>
           <w:spacing w:val="-10"/>
-        </w:rPr>
-        <w:t xml:space="preserve"> </w:t>
-      </w:r>
-      <w:r>
-        <w:rPr>
-          <w:b/>
+          <w:sz w:val="24"/>
+          <w:szCs w:val="24"/>
+        </w:rPr>
+        <w:t xml:space="preserve"> </w:t>
+      </w:r>
+      <w:r>
+        <w:rPr>
+          <w:b/>
+          <w:color w:val="000000" w:themeColor="text1"/>
           <w:spacing w:val="-4"/>
+          <w:sz w:val="24"/>
+          <w:szCs w:val="24"/>
         </w:rPr>
         <w:t>Informatique</w:t>
       </w:r>
       <w:r>
         <w:rPr>
+          <w:color w:val="000000" w:themeColor="text1"/>
           <w:spacing w:val="-4"/>
-        </w:rPr>
-        <w:t>,</w:t>
-      </w:r>
-      <w:r>
-        <w:rPr>
-          <w:spacing w:val="-11"/>
-        </w:rPr>
-        <w:t xml:space="preserve"> </w:t>
-      </w:r>
-      <w:r>
-        <w:rPr>
-          <w:spacing w:val="-4"/>
-        </w:rPr>
-        <w:t>Université</w:t>
-      </w:r>
-      <w:r>
-        <w:rPr>
+          <w:sz w:val="24"/>
+          <w:szCs w:val="24"/>
+        </w:rPr>
+        <w:t xml:space="preserve"> </w:t>
+      </w:r>
+      <w:r>
+        <w:rPr>
+          <w:color w:val="000000" w:themeColor="text1"/>
+          <w:spacing w:val="-2"/>
+          <w:sz w:val="24"/>
+          <w:szCs w:val="24"/>
+        </w:rPr>
+        <w:t>à l’Université</w:t>
+      </w:r>
+      <w:r>
+        <w:rPr>
+          <w:color w:val="000000" w:themeColor="text1"/>
+          <w:spacing w:val="-9"/>
+          <w:sz w:val="24"/>
+          <w:szCs w:val="24"/>
+        </w:rPr>
+        <w:t xml:space="preserve"> </w:t>
+      </w:r>
+      <w:r>
+        <w:rPr>
+          <w:color w:val="000000" w:themeColor="text1"/>
           <w:spacing w:val="-10"/>
-        </w:rPr>
-        <w:t xml:space="preserve"> </w:t>
-      </w:r>
-      <w:r>
-        <w:rPr>
-          <w:spacing w:val="-4"/>
-        </w:rPr>
-        <w:t>de</w:t>
-      </w:r>
-      <w:r>
-        <w:rPr>
-          <w:spacing w:val="-11"/>
-        </w:rPr>
-        <w:t xml:space="preserve"> </w:t>
-      </w:r>
-      <w:r>
-        <w:rPr>
-          <w:spacing w:val="-4"/>
-        </w:rPr>
-        <w:t>Toulouse</w:t>
-      </w:r>
-      <w:r>
-        <w:rPr>
-          <w:spacing w:val="-11"/>
-        </w:rPr>
-        <w:t xml:space="preserve"> </w:t>
-      </w:r>
-      <w:r>
-        <w:rPr>
-          <w:spacing w:val="-4"/>
-        </w:rPr>
-        <w:t>III.</w:t>
+          <w:sz w:val="24"/>
+          <w:szCs w:val="24"/>
+        </w:rPr>
+        <w:t>Paul</w:t>
+      </w:r>
+      <w:r>
+        <w:rPr>
+          <w:color w:val="000000" w:themeColor="text1"/>
+          <w:spacing w:val="-2"/>
+          <w:sz w:val="24"/>
+          <w:szCs w:val="24"/>
+        </w:rPr>
+        <w:t xml:space="preserve"> Sabatier de Toulouse</w:t>
+      </w:r>
+      <w:r>
+        <w:rPr>
+          <w:color w:val="000000" w:themeColor="text1"/>
+          <w:spacing w:val="-2"/>
+          <w:sz w:val="24"/>
+          <w:szCs w:val="24"/>
+        </w:rPr>
+        <w:t>.</w:t>
       </w:r>
     </w:p>
     <w:p>
       <w:pPr>
+        <w:pStyle w:val="Paragraphedeliste"/>
         <w:tabs>
           <w:tab w:val="left" w:pos="575"/>
         </w:tabs>
         <w:spacing w:before="45"/>
-        <w:ind w:left="134"/>
+        <w:ind w:left="720"/>
+        <w:rPr>
+          <w:color w:val="000000" w:themeColor="text1"/>
+          <w:spacing w:val="-4"/>
+          <w:sz w:val="24"/>
+          <w:szCs w:val="24"/>
+        </w:rPr>
       </w:pPr>
     </w:p>
     <w:p>
       <w:pPr>
         <w:pStyle w:val="Titre1"/>
         <w:rPr>
+          <w:color w:val="4F81BD" w:themeColor="accent1"/>
           <w:spacing w:val="-2"/>
           <w:w w:val="105"/>
         </w:rPr>
@@ -912,11 +1205,12 @@
       <w:r>
         <w:rPr>
           <w:noProof/>
+          <w:color w:val="4F81BD" w:themeColor="accent1"/>
         </w:rPr>
         <mc:AlternateContent>
           <mc:Choice Requires="wps">
             <w:drawing>
-              <wp:anchor distT="0" distB="0" distL="0" distR="0" simplePos="0" relativeHeight="487589376" behindDoc="1" locked="0" layoutInCell="1" allowOverlap="1" wp14:anchorId="0145BEBA" wp14:editId="1D93E190">
+              <wp:anchor distT="0" distB="0" distL="0" distR="0" simplePos="0" relativeHeight="251654144" behindDoc="1" locked="0" layoutInCell="1" allowOverlap="1" wp14:anchorId="0145BEBA" wp14:editId="1D93E190">
                 <wp:simplePos x="0" y="0"/>
                 <wp:positionH relativeFrom="page">
                   <wp:posOffset>450309</wp:posOffset>
@@ -980,7 +1274,7 @@
           </mc:Choice>
           <mc:Fallback>
             <w:pict>
-              <v:shape w14:anchorId="50700364" id="Graphic 8" o:spid="_x0000_s1026" style="position:absolute;margin-left:35.45pt;margin-top:17.9pt;width:523.65pt;height:.1pt;z-index:-15727104;visibility:visible;mso-wrap-style:square;mso-wrap-distance-left:0;mso-wrap-distance-top:0;mso-wrap-distance-right:0;mso-wrap-distance-bottom:0;mso-position-horizontal:absolute;mso-position-horizontal-relative:page;mso-position-vertical:absolute;mso-position-vertical-relative:text;v-text-anchor:top" coordsize="6650355,1270" o:gfxdata="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" path="m,l6650352,e" filled="f" strokecolor="#1d1d1d" strokeweight=".26456mm">
+              <v:shape w14:anchorId="6A34146B" id="Graphic 8" o:spid="_x0000_s1026" style="position:absolute;margin-left:35.45pt;margin-top:17.9pt;width:523.65pt;height:.1pt;z-index:-251662336;visibility:visible;mso-wrap-style:square;mso-wrap-distance-left:0;mso-wrap-distance-top:0;mso-wrap-distance-right:0;mso-wrap-distance-bottom:0;mso-position-horizontal:absolute;mso-position-horizontal-relative:page;mso-position-vertical:absolute;mso-position-vertical-relative:text;v-text-anchor:top" coordsize="6650355,1270" o:gfxdata="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" path="m,l6650352,e" filled="f" strokecolor="#1d1d1d" strokeweight=".26456mm">
                 <v:path arrowok="t"/>
                 <w10:wrap type="topAndBottom" anchorx="page"/>
               </v:shape>
@@ -990,12 +1284,14 @@
       </w:r>
       <w:r>
         <w:rPr>
+          <w:color w:val="4F81BD" w:themeColor="accent1"/>
           <w:w w:val="105"/>
         </w:rPr>
         <w:t>EXPÉRIENCE</w:t>
       </w:r>
       <w:r>
         <w:rPr>
+          <w:color w:val="4F81BD" w:themeColor="accent1"/>
           <w:spacing w:val="-9"/>
           <w:w w:val="105"/>
         </w:rPr>
@@ -1003,6 +1299,7 @@
       </w:r>
       <w:r>
         <w:rPr>
+          <w:color w:val="4F81BD" w:themeColor="accent1"/>
           <w:spacing w:val="-2"/>
           <w:w w:val="105"/>
         </w:rPr>
@@ -1020,118 +1317,192 @@
           <w:tab w:val="left" w:pos="8013"/>
         </w:tabs>
         <w:spacing w:before="4"/>
-      </w:pPr>
-      <w:r>
-        <w:rPr>
+        <w:rPr>
+          <w:color w:val="000000" w:themeColor="text1"/>
+          <w:sz w:val="24"/>
+          <w:szCs w:val="24"/>
+        </w:rPr>
+      </w:pPr>
+      <w:r>
+        <w:rPr>
+          <w:color w:val="000000" w:themeColor="text1"/>
           <w:position w:val="1"/>
+          <w:sz w:val="24"/>
+          <w:szCs w:val="24"/>
         </w:rPr>
         <w:t>Stagiaire</w:t>
       </w:r>
       <w:r>
         <w:rPr>
+          <w:color w:val="000000" w:themeColor="text1"/>
           <w:spacing w:val="-16"/>
           <w:position w:val="1"/>
-        </w:rPr>
-        <w:t xml:space="preserve"> </w:t>
-      </w:r>
-      <w:r>
-        <w:rPr>
+          <w:sz w:val="24"/>
+          <w:szCs w:val="24"/>
+        </w:rPr>
+        <w:t xml:space="preserve"> </w:t>
+      </w:r>
+      <w:r>
+        <w:rPr>
+          <w:color w:val="000000" w:themeColor="text1"/>
           <w:position w:val="1"/>
-        </w:rPr>
-        <w:t xml:space="preserve">Assistant SecOps </w:t>
-      </w:r>
-      <w:r>
-        <w:rPr>
-          <w:rFonts w:ascii="Arial" w:hAnsi="Arial"/>
+          <w:sz w:val="24"/>
+          <w:szCs w:val="24"/>
+        </w:rPr>
+        <w:t xml:space="preserve">Assistant </w:t>
+      </w:r>
+      <w:proofErr w:type="spellStart"/>
+      <w:r>
+        <w:rPr>
+          <w:color w:val="000000" w:themeColor="text1"/>
           <w:position w:val="1"/>
-        </w:rPr>
-        <w:t>à</w:t>
-      </w:r>
-      <w:r>
-        <w:rPr>
-          <w:rFonts w:ascii="Arial" w:hAnsi="Arial"/>
+          <w:sz w:val="24"/>
+          <w:szCs w:val="24"/>
+        </w:rPr>
+        <w:t>SecOps</w:t>
+      </w:r>
+      <w:proofErr w:type="spellEnd"/>
+      <w:r>
+        <w:rPr>
+          <w:color w:val="000000" w:themeColor="text1"/>
+          <w:position w:val="1"/>
+          <w:sz w:val="24"/>
+          <w:szCs w:val="24"/>
+        </w:rPr>
+        <w:t xml:space="preserve"> à</w:t>
+      </w:r>
+      <w:r>
+        <w:rPr>
+          <w:color w:val="000000" w:themeColor="text1"/>
           <w:spacing w:val="-5"/>
           <w:position w:val="1"/>
-        </w:rPr>
-        <w:t xml:space="preserve"> </w:t>
-      </w:r>
-      <w:r>
-        <w:rPr>
-          <w:rFonts w:ascii="Arial" w:hAnsi="Arial"/>
+          <w:sz w:val="24"/>
+          <w:szCs w:val="24"/>
+        </w:rPr>
+        <w:t xml:space="preserve"> </w:t>
+      </w:r>
+      <w:r>
+        <w:rPr>
+          <w:color w:val="000000" w:themeColor="text1"/>
           <w:position w:val="1"/>
-        </w:rPr>
-        <w:t>TF1</w:t>
-      </w:r>
-      <w:r>
-        <w:rPr>
-          <w:position w:val="1"/>
-        </w:rPr>
-        <w:t>,</w:t>
-      </w:r>
-      <w:r>
-        <w:rPr>
+          <w:sz w:val="24"/>
+          <w:szCs w:val="24"/>
+        </w:rPr>
+        <w:t>TF1,</w:t>
+      </w:r>
+      <w:r>
+        <w:rPr>
+          <w:color w:val="000000" w:themeColor="text1"/>
           <w:spacing w:val="-16"/>
           <w:position w:val="1"/>
-        </w:rPr>
-        <w:t xml:space="preserve"> </w:t>
-      </w:r>
-      <w:r>
-        <w:rPr>
+          <w:sz w:val="24"/>
+          <w:szCs w:val="24"/>
+        </w:rPr>
+        <w:t xml:space="preserve"> </w:t>
+      </w:r>
+      <w:r>
+        <w:rPr>
+          <w:color w:val="000000" w:themeColor="text1"/>
           <w:position w:val="1"/>
+          <w:sz w:val="24"/>
+          <w:szCs w:val="24"/>
         </w:rPr>
         <w:t>Boulogne,</w:t>
       </w:r>
       <w:r>
         <w:rPr>
+          <w:color w:val="000000" w:themeColor="text1"/>
           <w:spacing w:val="-15"/>
           <w:position w:val="1"/>
-        </w:rPr>
-        <w:t xml:space="preserve"> </w:t>
-      </w:r>
-      <w:r>
-        <w:rPr>
+          <w:sz w:val="24"/>
+          <w:szCs w:val="24"/>
+        </w:rPr>
+        <w:t xml:space="preserve"> </w:t>
+      </w:r>
+      <w:r>
+        <w:rPr>
+          <w:color w:val="000000" w:themeColor="text1"/>
           <w:spacing w:val="-2"/>
           <w:position w:val="1"/>
+          <w:sz w:val="24"/>
+          <w:szCs w:val="24"/>
         </w:rPr>
         <w:t>France</w:t>
       </w:r>
       <w:r>
         <w:rPr>
+          <w:color w:val="000000" w:themeColor="text1"/>
           <w:position w:val="1"/>
+          <w:sz w:val="24"/>
+          <w:szCs w:val="24"/>
         </w:rPr>
         <w:tab/>
       </w:r>
       <w:r>
+        <w:rPr>
+          <w:color w:val="000000" w:themeColor="text1"/>
+          <w:sz w:val="24"/>
+          <w:szCs w:val="24"/>
+        </w:rPr>
         <w:t>Novembre</w:t>
       </w:r>
       <w:r>
         <w:rPr>
+          <w:color w:val="000000" w:themeColor="text1"/>
           <w:spacing w:val="-13"/>
-        </w:rPr>
-        <w:t xml:space="preserve"> </w:t>
-      </w:r>
-      <w:r>
+          <w:sz w:val="24"/>
+          <w:szCs w:val="24"/>
+        </w:rPr>
+        <w:t xml:space="preserve"> </w:t>
+      </w:r>
+      <w:r>
+        <w:rPr>
+          <w:color w:val="000000" w:themeColor="text1"/>
+          <w:sz w:val="24"/>
+          <w:szCs w:val="24"/>
+        </w:rPr>
         <w:t>202</w:t>
       </w:r>
       <w:r>
+        <w:rPr>
+          <w:color w:val="000000" w:themeColor="text1"/>
+          <w:sz w:val="24"/>
+          <w:szCs w:val="24"/>
+        </w:rPr>
         <w:t>5</w:t>
       </w:r>
       <w:r>
         <w:rPr>
+          <w:color w:val="000000" w:themeColor="text1"/>
           <w:spacing w:val="-12"/>
-        </w:rPr>
-        <w:t xml:space="preserve"> </w:t>
-      </w:r>
-      <w:r>
+          <w:sz w:val="24"/>
+          <w:szCs w:val="24"/>
+        </w:rPr>
+        <w:t xml:space="preserve"> </w:t>
+      </w:r>
+      <w:r>
+        <w:rPr>
+          <w:color w:val="000000" w:themeColor="text1"/>
+          <w:sz w:val="24"/>
+          <w:szCs w:val="24"/>
+        </w:rPr>
         <w:t>–</w:t>
       </w:r>
       <w:r>
         <w:rPr>
+          <w:color w:val="000000" w:themeColor="text1"/>
           <w:spacing w:val="42"/>
-        </w:rPr>
-        <w:t xml:space="preserve"> </w:t>
-      </w:r>
-      <w:r>
+          <w:sz w:val="24"/>
+          <w:szCs w:val="24"/>
+        </w:rPr>
+        <w:t xml:space="preserve"> </w:t>
+      </w:r>
+      <w:r>
+        <w:rPr>
+          <w:color w:val="000000" w:themeColor="text1"/>
+          <w:sz w:val="24"/>
+          <w:szCs w:val="24"/>
+        </w:rPr>
         <w:t>Mai 2026</w:t>
       </w:r>
     </w:p>
@@ -1144,21 +1515,30 @@
         </w:numPr>
         <w:spacing w:before="33" w:line="252" w:lineRule="auto"/>
         <w:ind w:right="23"/>
-      </w:pPr>
-      <w:r>
-        <w:t>Analyse</w:t>
-      </w:r>
-      <w:r>
-        <w:t xml:space="preserve"> et traitement des alertes de sécurité via l'EDR </w:t>
-      </w:r>
+        <w:rPr>
+          <w:color w:val="000000" w:themeColor="text1"/>
+        </w:rPr>
+      </w:pPr>
+      <w:r>
+        <w:rPr>
+          <w:color w:val="000000" w:themeColor="text1"/>
+        </w:rPr>
+        <w:t xml:space="preserve">Analyse et traitement des alertes de sécurité via l'EDR </w:t>
+      </w:r>
+      <w:proofErr w:type="spellStart"/>
       <w:r>
         <w:rPr>
           <w:b/>
           <w:bCs/>
+          <w:color w:val="000000" w:themeColor="text1"/>
         </w:rPr>
         <w:t>CrowdStrike</w:t>
       </w:r>
-      <w:r>
+      <w:proofErr w:type="spellEnd"/>
+      <w:r>
+        <w:rPr>
+          <w:color w:val="000000" w:themeColor="text1"/>
+        </w:rPr>
         <w:t>.</w:t>
       </w:r>
     </w:p>
@@ -1171,18 +1551,30 @@
         </w:numPr>
         <w:spacing w:before="33" w:line="252" w:lineRule="auto"/>
         <w:ind w:right="23"/>
-      </w:pPr>
-      <w:r>
+        <w:rPr>
+          <w:color w:val="000000" w:themeColor="text1"/>
+        </w:rPr>
+      </w:pPr>
+      <w:r>
+        <w:rPr>
+          <w:color w:val="000000" w:themeColor="text1"/>
+        </w:rPr>
         <w:t xml:space="preserve">Identification et remédiation des failles de sécurité via </w:t>
       </w:r>
+      <w:proofErr w:type="spellStart"/>
       <w:r>
         <w:rPr>
           <w:b/>
           <w:bCs/>
+          <w:color w:val="000000" w:themeColor="text1"/>
         </w:rPr>
         <w:t>Tanium</w:t>
       </w:r>
-      <w:r>
+      <w:proofErr w:type="spellEnd"/>
+      <w:r>
+        <w:rPr>
+          <w:color w:val="000000" w:themeColor="text1"/>
+        </w:rPr>
         <w:t>.</w:t>
       </w:r>
     </w:p>
@@ -1195,26 +1587,47 @@
         </w:numPr>
         <w:spacing w:before="33" w:line="252" w:lineRule="auto"/>
         <w:ind w:right="23"/>
-      </w:pPr>
-      <w:r>
+        <w:rPr>
+          <w:color w:val="000000" w:themeColor="text1"/>
+        </w:rPr>
+      </w:pPr>
+      <w:r>
+        <w:rPr>
+          <w:color w:val="000000" w:themeColor="text1"/>
+        </w:rPr>
         <w:t>Développement de scripts pour l'optimisation des tâches récurrentes</w:t>
       </w:r>
       <w:r>
+        <w:rPr>
+          <w:color w:val="000000" w:themeColor="text1"/>
+        </w:rPr>
         <w:t xml:space="preserve"> lié</w:t>
       </w:r>
       <w:r>
+        <w:rPr>
+          <w:color w:val="000000" w:themeColor="text1"/>
+        </w:rPr>
         <w:t>es</w:t>
       </w:r>
       <w:r>
+        <w:rPr>
+          <w:color w:val="000000" w:themeColor="text1"/>
+        </w:rPr>
         <w:t xml:space="preserve"> aux incidents</w:t>
       </w:r>
       <w:r>
+        <w:rPr>
+          <w:color w:val="000000" w:themeColor="text1"/>
+        </w:rPr>
         <w:t>.</w:t>
       </w:r>
     </w:p>
     <w:p>
       <w:pPr>
         <w:pStyle w:val="Titre1"/>
+        <w:rPr>
+          <w:color w:val="000000" w:themeColor="text1"/>
+        </w:rPr>
       </w:pPr>
     </w:p>
     <w:p>
@@ -1228,185 +1641,284 @@
           <w:tab w:val="left" w:pos="8013"/>
         </w:tabs>
         <w:spacing w:before="4"/>
-      </w:pPr>
-      <w:r>
-        <w:rPr>
+        <w:rPr>
+          <w:color w:val="000000" w:themeColor="text1"/>
+          <w:sz w:val="24"/>
+          <w:szCs w:val="24"/>
+        </w:rPr>
+      </w:pPr>
+      <w:r>
+        <w:rPr>
+          <w:color w:val="000000" w:themeColor="text1"/>
           <w:position w:val="1"/>
+          <w:sz w:val="24"/>
+          <w:szCs w:val="24"/>
         </w:rPr>
         <w:t>Stagiaire</w:t>
       </w:r>
       <w:r>
         <w:rPr>
+          <w:color w:val="000000" w:themeColor="text1"/>
           <w:spacing w:val="-16"/>
           <w:position w:val="1"/>
-        </w:rPr>
-        <w:t xml:space="preserve"> </w:t>
-      </w:r>
-      <w:r>
-        <w:rPr>
+          <w:sz w:val="24"/>
+          <w:szCs w:val="24"/>
+        </w:rPr>
+        <w:t xml:space="preserve"> </w:t>
+      </w:r>
+      <w:r>
+        <w:rPr>
+          <w:color w:val="000000" w:themeColor="text1"/>
           <w:position w:val="1"/>
+          <w:sz w:val="24"/>
+          <w:szCs w:val="24"/>
         </w:rPr>
         <w:t>Admin</w:t>
       </w:r>
       <w:r>
         <w:rPr>
+          <w:color w:val="000000" w:themeColor="text1"/>
           <w:spacing w:val="-11"/>
           <w:position w:val="1"/>
-        </w:rPr>
-        <w:t xml:space="preserve"> </w:t>
-      </w:r>
-      <w:r>
-        <w:rPr>
+          <w:sz w:val="24"/>
+          <w:szCs w:val="24"/>
+        </w:rPr>
+        <w:t xml:space="preserve"> </w:t>
+      </w:r>
+      <w:r>
+        <w:rPr>
+          <w:color w:val="000000" w:themeColor="text1"/>
           <w:position w:val="1"/>
+          <w:sz w:val="24"/>
+          <w:szCs w:val="24"/>
         </w:rPr>
         <w:t>Sys</w:t>
       </w:r>
       <w:r>
         <w:rPr>
+          <w:color w:val="000000" w:themeColor="text1"/>
           <w:spacing w:val="-10"/>
           <w:position w:val="1"/>
-        </w:rPr>
-        <w:t xml:space="preserve"> </w:t>
-      </w:r>
-      <w:r>
-        <w:rPr>
+          <w:sz w:val="24"/>
+          <w:szCs w:val="24"/>
+        </w:rPr>
+        <w:t xml:space="preserve"> </w:t>
+      </w:r>
+      <w:r>
+        <w:rPr>
+          <w:color w:val="000000" w:themeColor="text1"/>
           <w:position w:val="1"/>
+          <w:sz w:val="24"/>
+          <w:szCs w:val="24"/>
         </w:rPr>
         <w:t>&amp;</w:t>
       </w:r>
       <w:r>
         <w:rPr>
+          <w:color w:val="000000" w:themeColor="text1"/>
           <w:spacing w:val="-11"/>
           <w:position w:val="1"/>
-        </w:rPr>
-        <w:t xml:space="preserve"> </w:t>
-      </w:r>
-      <w:r>
-        <w:rPr>
+          <w:sz w:val="24"/>
+          <w:szCs w:val="24"/>
+        </w:rPr>
+        <w:t xml:space="preserve"> </w:t>
+      </w:r>
+      <w:r>
+        <w:rPr>
+          <w:color w:val="000000" w:themeColor="text1"/>
           <w:position w:val="1"/>
+          <w:sz w:val="24"/>
+          <w:szCs w:val="24"/>
         </w:rPr>
         <w:t>Réseau,</w:t>
       </w:r>
       <w:r>
         <w:rPr>
+          <w:color w:val="000000" w:themeColor="text1"/>
           <w:spacing w:val="-11"/>
           <w:position w:val="1"/>
-        </w:rPr>
-        <w:t xml:space="preserve"> </w:t>
-      </w:r>
-      <w:r>
-        <w:rPr>
+          <w:sz w:val="24"/>
+          <w:szCs w:val="24"/>
+        </w:rPr>
+        <w:t xml:space="preserve"> </w:t>
+      </w:r>
+      <w:r>
+        <w:rPr>
+          <w:color w:val="000000" w:themeColor="text1"/>
           <w:position w:val="1"/>
+          <w:sz w:val="24"/>
+          <w:szCs w:val="24"/>
         </w:rPr>
         <w:t>DevOps</w:t>
       </w:r>
       <w:r>
         <w:rPr>
+          <w:color w:val="000000" w:themeColor="text1"/>
           <w:spacing w:val="-16"/>
           <w:position w:val="1"/>
-        </w:rPr>
-        <w:t xml:space="preserve"> </w:t>
-      </w:r>
-      <w:r>
-        <w:rPr>
-          <w:rFonts w:ascii="Arial" w:hAnsi="Arial"/>
+          <w:sz w:val="24"/>
+          <w:szCs w:val="24"/>
+        </w:rPr>
+        <w:t xml:space="preserve"> </w:t>
+      </w:r>
+      <w:r>
+        <w:rPr>
+          <w:color w:val="000000" w:themeColor="text1"/>
           <w:position w:val="1"/>
+          <w:sz w:val="24"/>
+          <w:szCs w:val="24"/>
         </w:rPr>
         <w:t>à</w:t>
       </w:r>
       <w:r>
         <w:rPr>
-          <w:rFonts w:ascii="Arial" w:hAnsi="Arial"/>
+          <w:color w:val="000000" w:themeColor="text1"/>
           <w:spacing w:val="-5"/>
           <w:position w:val="1"/>
-        </w:rPr>
-        <w:t xml:space="preserve"> </w:t>
-      </w:r>
-      <w:r>
-        <w:rPr>
-          <w:rFonts w:ascii="Arial" w:hAnsi="Arial"/>
+          <w:sz w:val="24"/>
+          <w:szCs w:val="24"/>
+        </w:rPr>
+        <w:t xml:space="preserve"> </w:t>
+      </w:r>
+      <w:r>
+        <w:rPr>
+          <w:color w:val="000000" w:themeColor="text1"/>
           <w:position w:val="1"/>
-        </w:rPr>
-        <w:t>Euris</w:t>
-      </w:r>
-      <w:r>
-        <w:rPr>
-          <w:position w:val="1"/>
-        </w:rPr>
-        <w:t>,</w:t>
-      </w:r>
-      <w:r>
-        <w:rPr>
+          <w:sz w:val="24"/>
+          <w:szCs w:val="24"/>
+        </w:rPr>
+        <w:t>Euris,</w:t>
+      </w:r>
+      <w:r>
+        <w:rPr>
+          <w:color w:val="000000" w:themeColor="text1"/>
           <w:spacing w:val="-16"/>
           <w:position w:val="1"/>
-        </w:rPr>
-        <w:t xml:space="preserve"> </w:t>
-      </w:r>
-      <w:r>
-        <w:rPr>
+          <w:sz w:val="24"/>
+          <w:szCs w:val="24"/>
+        </w:rPr>
+        <w:t xml:space="preserve"> </w:t>
+      </w:r>
+      <w:r>
+        <w:rPr>
+          <w:color w:val="000000" w:themeColor="text1"/>
           <w:position w:val="1"/>
+          <w:sz w:val="24"/>
+          <w:szCs w:val="24"/>
         </w:rPr>
         <w:t>Boulogne,</w:t>
       </w:r>
       <w:r>
         <w:rPr>
+          <w:color w:val="000000" w:themeColor="text1"/>
           <w:spacing w:val="-15"/>
           <w:position w:val="1"/>
-        </w:rPr>
-        <w:t xml:space="preserve"> </w:t>
-      </w:r>
-      <w:r>
-        <w:rPr>
+          <w:sz w:val="24"/>
+          <w:szCs w:val="24"/>
+        </w:rPr>
+        <w:t xml:space="preserve"> </w:t>
+      </w:r>
+      <w:r>
+        <w:rPr>
+          <w:color w:val="000000" w:themeColor="text1"/>
           <w:spacing w:val="-2"/>
           <w:position w:val="1"/>
+          <w:sz w:val="24"/>
+          <w:szCs w:val="24"/>
         </w:rPr>
         <w:t>France</w:t>
       </w:r>
       <w:r>
         <w:rPr>
+          <w:color w:val="000000" w:themeColor="text1"/>
           <w:position w:val="1"/>
+          <w:sz w:val="24"/>
+          <w:szCs w:val="24"/>
         </w:rPr>
         <w:tab/>
       </w:r>
       <w:r>
+        <w:rPr>
+          <w:color w:val="000000" w:themeColor="text1"/>
+          <w:sz w:val="24"/>
+          <w:szCs w:val="24"/>
+        </w:rPr>
         <w:t>Mars</w:t>
       </w:r>
       <w:r>
         <w:rPr>
+          <w:color w:val="000000" w:themeColor="text1"/>
           <w:spacing w:val="-13"/>
-        </w:rPr>
-        <w:t xml:space="preserve"> </w:t>
-      </w:r>
-      <w:r>
+          <w:sz w:val="24"/>
+          <w:szCs w:val="24"/>
+        </w:rPr>
+        <w:t xml:space="preserve"> </w:t>
+      </w:r>
+      <w:r>
+        <w:rPr>
+          <w:color w:val="000000" w:themeColor="text1"/>
+          <w:sz w:val="24"/>
+          <w:szCs w:val="24"/>
+        </w:rPr>
         <w:t>2025</w:t>
       </w:r>
       <w:r>
         <w:rPr>
+          <w:color w:val="000000" w:themeColor="text1"/>
           <w:spacing w:val="-12"/>
-        </w:rPr>
-        <w:t xml:space="preserve"> </w:t>
-      </w:r>
-      <w:r>
+          <w:sz w:val="24"/>
+          <w:szCs w:val="24"/>
+        </w:rPr>
+        <w:t xml:space="preserve"> </w:t>
+      </w:r>
+      <w:r>
+        <w:rPr>
+          <w:color w:val="000000" w:themeColor="text1"/>
+          <w:sz w:val="24"/>
+          <w:szCs w:val="24"/>
+        </w:rPr>
         <w:t>-</w:t>
       </w:r>
       <w:r>
         <w:rPr>
+          <w:color w:val="000000" w:themeColor="text1"/>
           <w:spacing w:val="42"/>
-        </w:rPr>
-        <w:t xml:space="preserve"> </w:t>
-      </w:r>
-      <w:r>
-        <w:t>Septembre</w:t>
-      </w:r>
-      <w:r>
-        <w:rPr>
+          <w:sz w:val="24"/>
+          <w:szCs w:val="24"/>
+        </w:rPr>
+        <w:t xml:space="preserve"> </w:t>
+      </w:r>
+      <w:r>
+        <w:rPr>
+          <w:color w:val="000000" w:themeColor="text1"/>
+          <w:sz w:val="24"/>
+          <w:szCs w:val="24"/>
+        </w:rPr>
+        <w:t>Sept</w:t>
+      </w:r>
+      <w:r>
+        <w:rPr>
+          <w:color w:val="000000" w:themeColor="text1"/>
+          <w:sz w:val="24"/>
+          <w:szCs w:val="24"/>
+        </w:rPr>
+        <w:t>embre</w:t>
+      </w:r>
+      <w:r>
+        <w:rPr>
+          <w:color w:val="000000" w:themeColor="text1"/>
           <w:spacing w:val="-8"/>
-        </w:rPr>
-        <w:t xml:space="preserve"> </w:t>
-      </w:r>
-      <w:r>
-        <w:rPr>
+          <w:sz w:val="24"/>
+          <w:szCs w:val="24"/>
+        </w:rPr>
+        <w:t xml:space="preserve"> </w:t>
+      </w:r>
+      <w:r>
+        <w:rPr>
+          <w:color w:val="000000" w:themeColor="text1"/>
           <w:spacing w:val="-4"/>
+          <w:sz w:val="24"/>
+          <w:szCs w:val="24"/>
         </w:rPr>
         <w:t>2025</w:t>
       </w:r>
@@ -1420,153 +1932,168 @@
         </w:numPr>
         <w:spacing w:before="33" w:line="252" w:lineRule="auto"/>
         <w:ind w:right="23"/>
-      </w:pPr>
-      <w:r>
-        <w:rPr>
+        <w:rPr>
+          <w:color w:val="000000" w:themeColor="text1"/>
+        </w:rPr>
+      </w:pPr>
+      <w:r>
+        <w:rPr>
+          <w:color w:val="000000" w:themeColor="text1"/>
           <w:spacing w:val="-4"/>
         </w:rPr>
         <w:t>Déploiement</w:t>
       </w:r>
       <w:r>
         <w:rPr>
+          <w:color w:val="000000" w:themeColor="text1"/>
           <w:spacing w:val="-13"/>
         </w:rPr>
         <w:t xml:space="preserve"> </w:t>
       </w:r>
       <w:r>
         <w:rPr>
+          <w:color w:val="000000" w:themeColor="text1"/>
           <w:spacing w:val="-4"/>
         </w:rPr>
         <w:t>et</w:t>
       </w:r>
       <w:r>
         <w:rPr>
+          <w:color w:val="000000" w:themeColor="text1"/>
           <w:spacing w:val="-12"/>
         </w:rPr>
         <w:t xml:space="preserve"> </w:t>
       </w:r>
       <w:r>
         <w:rPr>
+          <w:color w:val="000000" w:themeColor="text1"/>
           <w:spacing w:val="-4"/>
         </w:rPr>
         <w:t>sécurisation</w:t>
       </w:r>
       <w:r>
         <w:rPr>
+          <w:color w:val="000000" w:themeColor="text1"/>
           <w:spacing w:val="-13"/>
         </w:rPr>
         <w:t xml:space="preserve"> </w:t>
       </w:r>
       <w:r>
         <w:rPr>
+          <w:color w:val="000000" w:themeColor="text1"/>
           <w:spacing w:val="-4"/>
         </w:rPr>
         <w:t>d’un</w:t>
       </w:r>
       <w:r>
         <w:rPr>
+          <w:color w:val="000000" w:themeColor="text1"/>
           <w:spacing w:val="-4"/>
         </w:rPr>
         <w:t>e</w:t>
       </w:r>
       <w:r>
         <w:rPr>
+          <w:color w:val="000000" w:themeColor="text1"/>
           <w:spacing w:val="-12"/>
         </w:rPr>
         <w:t xml:space="preserve"> </w:t>
       </w:r>
       <w:r>
         <w:rPr>
+          <w:color w:val="000000" w:themeColor="text1"/>
           <w:spacing w:val="-4"/>
         </w:rPr>
         <w:t>infra</w:t>
       </w:r>
       <w:r>
         <w:rPr>
+          <w:color w:val="000000" w:themeColor="text1"/>
           <w:spacing w:val="-12"/>
         </w:rPr>
         <w:t xml:space="preserve"> </w:t>
       </w:r>
       <w:r>
         <w:rPr>
+          <w:color w:val="000000" w:themeColor="text1"/>
           <w:spacing w:val="-13"/>
         </w:rPr>
         <w:t>dans</w:t>
       </w:r>
       <w:r>
         <w:rPr>
+          <w:color w:val="000000" w:themeColor="text1"/>
           <w:spacing w:val="-12"/>
         </w:rPr>
         <w:t xml:space="preserve"> </w:t>
       </w:r>
       <w:r>
         <w:rPr>
+          <w:color w:val="000000" w:themeColor="text1"/>
           <w:spacing w:val="-4"/>
         </w:rPr>
         <w:t>le</w:t>
       </w:r>
       <w:r>
         <w:rPr>
+          <w:color w:val="000000" w:themeColor="text1"/>
           <w:spacing w:val="-13"/>
         </w:rPr>
         <w:t xml:space="preserve"> </w:t>
       </w:r>
       <w:r>
         <w:rPr>
+          <w:color w:val="000000" w:themeColor="text1"/>
           <w:spacing w:val="-4"/>
         </w:rPr>
         <w:t>cadre</w:t>
       </w:r>
       <w:r>
         <w:rPr>
+          <w:color w:val="000000" w:themeColor="text1"/>
           <w:spacing w:val="-12"/>
         </w:rPr>
         <w:t xml:space="preserve"> </w:t>
       </w:r>
       <w:r>
         <w:rPr>
+          <w:color w:val="000000" w:themeColor="text1"/>
           <w:spacing w:val="-4"/>
         </w:rPr>
         <w:t>d’un</w:t>
       </w:r>
       <w:r>
         <w:rPr>
+          <w:color w:val="000000" w:themeColor="text1"/>
           <w:spacing w:val="-13"/>
         </w:rPr>
         <w:t xml:space="preserve"> </w:t>
       </w:r>
       <w:r>
         <w:rPr>
+          <w:color w:val="000000" w:themeColor="text1"/>
           <w:spacing w:val="-4"/>
         </w:rPr>
         <w:t>projet</w:t>
       </w:r>
       <w:r>
         <w:rPr>
+          <w:color w:val="000000" w:themeColor="text1"/>
           <w:spacing w:val="-12"/>
         </w:rPr>
         <w:t xml:space="preserve"> </w:t>
       </w:r>
       <w:r>
         <w:rPr>
+          <w:color w:val="000000" w:themeColor="text1"/>
           <w:spacing w:val="-4"/>
         </w:rPr>
-        <w:t>d’entrep</w:t>
-      </w:r>
-      <w:r>
-        <w:rPr>
-          <w:rFonts w:ascii="Arial MT" w:hAnsi="Arial MT"/>
-          <w:spacing w:val="-4"/>
-        </w:rPr>
-        <w:t>ô</w:t>
-      </w:r>
-      <w:r>
-        <w:rPr>
-          <w:spacing w:val="-4"/>
-        </w:rPr>
-        <w:t xml:space="preserve">t </w:t>
-      </w:r>
-      <w:r>
+        <w:t xml:space="preserve">d’entrepôt </w:t>
+      </w:r>
+      <w:r>
+        <w:rPr>
+          <w:color w:val="000000" w:themeColor="text1"/>
+        </w:rPr>
         <w:t>de données de santé.</w:t>
       </w:r>
     </w:p>
@@ -1579,23 +2106,58 @@
         </w:numPr>
         <w:spacing w:before="42" w:line="252" w:lineRule="auto"/>
         <w:ind w:right="23"/>
-      </w:pPr>
-      <w:r>
-        <w:t xml:space="preserve">Implémentation d’un outil de gestion de logs (Graylog) pour </w:t>
-      </w:r>
-      <w:r>
+        <w:rPr>
+          <w:color w:val="000000" w:themeColor="text1"/>
+        </w:rPr>
+      </w:pPr>
+      <w:r>
+        <w:rPr>
+          <w:color w:val="000000" w:themeColor="text1"/>
+        </w:rPr>
+        <w:t>Implémentation d’un outil de gestion de logs (</w:t>
+      </w:r>
+      <w:proofErr w:type="spellStart"/>
+      <w:r>
+        <w:rPr>
+          <w:color w:val="000000" w:themeColor="text1"/>
+        </w:rPr>
+        <w:t>Graylog</w:t>
+      </w:r>
+      <w:proofErr w:type="spellEnd"/>
+      <w:r>
+        <w:rPr>
+          <w:color w:val="000000" w:themeColor="text1"/>
+        </w:rPr>
+        <w:t xml:space="preserve">) pour </w:t>
+      </w:r>
+      <w:r>
+        <w:rPr>
+          <w:color w:val="000000" w:themeColor="text1"/>
+        </w:rPr>
         <w:t>centraliser</w:t>
       </w:r>
       <w:r>
-        <w:t xml:space="preserve"> </w:t>
-      </w:r>
-      <w:r>
+        <w:rPr>
+          <w:color w:val="000000" w:themeColor="text1"/>
+        </w:rPr>
+        <w:t xml:space="preserve"> </w:t>
+      </w:r>
+      <w:r>
+        <w:rPr>
+          <w:color w:val="000000" w:themeColor="text1"/>
+        </w:rPr>
         <w:t>l</w:t>
       </w:r>
       <w:r>
+        <w:rPr>
+          <w:color w:val="000000" w:themeColor="text1"/>
+        </w:rPr>
         <w:t xml:space="preserve">es </w:t>
       </w:r>
       <w:r>
+        <w:rPr>
+          <w:color w:val="000000" w:themeColor="text1"/>
+        </w:rPr>
         <w:t>journaux activités.</w:t>
       </w:r>
     </w:p>
@@ -1608,26 +2170,50 @@
         </w:numPr>
         <w:spacing w:before="42" w:line="252" w:lineRule="auto"/>
         <w:ind w:right="23"/>
-      </w:pPr>
-      <w:r>
+        <w:rPr>
+          <w:color w:val="000000" w:themeColor="text1"/>
+        </w:rPr>
+      </w:pPr>
+      <w:r>
+        <w:rPr>
+          <w:color w:val="000000" w:themeColor="text1"/>
+        </w:rPr>
         <w:t>V</w:t>
       </w:r>
       <w:r>
+        <w:rPr>
+          <w:color w:val="000000" w:themeColor="text1"/>
+        </w:rPr>
         <w:t xml:space="preserve">érification </w:t>
       </w:r>
       <w:r>
+        <w:rPr>
+          <w:color w:val="000000" w:themeColor="text1"/>
+        </w:rPr>
         <w:t xml:space="preserve">du bon fonctionnement et </w:t>
       </w:r>
       <w:r>
+        <w:rPr>
+          <w:color w:val="000000" w:themeColor="text1"/>
+        </w:rPr>
         <w:t>de la cohérence des informations remontées</w:t>
       </w:r>
       <w:r>
+        <w:rPr>
+          <w:color w:val="000000" w:themeColor="text1"/>
+        </w:rPr>
         <w:t xml:space="preserve"> par</w:t>
       </w:r>
       <w:r>
+        <w:rPr>
+          <w:color w:val="000000" w:themeColor="text1"/>
+        </w:rPr>
         <w:t xml:space="preserve"> l’outil</w:t>
       </w:r>
       <w:r>
+        <w:rPr>
+          <w:color w:val="000000" w:themeColor="text1"/>
+        </w:rPr>
         <w:t>.</w:t>
       </w:r>
     </w:p>
@@ -1636,6 +2222,11 @@
         <w:pStyle w:val="Corpsdetexte"/>
         <w:spacing w:before="42" w:line="252" w:lineRule="auto"/>
         <w:ind w:left="1440" w:right="23"/>
+        <w:rPr>
+          <w:color w:val="000000" w:themeColor="text1"/>
+          <w:sz w:val="24"/>
+          <w:szCs w:val="24"/>
+        </w:rPr>
       </w:pPr>
     </w:p>
     <w:p>
@@ -1649,66 +2240,96 @@
           <w:tab w:val="left" w:pos="8037"/>
         </w:tabs>
         <w:spacing w:before="65"/>
-      </w:pPr>
-      <w:r>
-        <w:rPr>
-          <w:spacing w:val="-2"/>
-        </w:rPr>
-        <w:t xml:space="preserve">Stagiaire Ingénieur logiciel </w:t>
-      </w:r>
-      <w:r>
-        <w:rPr>
-          <w:rFonts w:ascii="Arial" w:hAnsi="Arial"/>
-          <w:spacing w:val="-2"/>
-        </w:rPr>
-        <w:t xml:space="preserve">à </w:t>
-      </w:r>
-      <w:r>
-        <w:rPr>
-          <w:spacing w:val="-2"/>
-        </w:rPr>
-        <w:t>VIVERIS, Toulouse, France</w:t>
-      </w:r>
-      <w:r>
+        <w:rPr>
+          <w:color w:val="000000" w:themeColor="text1"/>
+          <w:sz w:val="24"/>
+          <w:szCs w:val="24"/>
+        </w:rPr>
+      </w:pPr>
+      <w:r>
+        <w:rPr>
+          <w:color w:val="000000" w:themeColor="text1"/>
+          <w:spacing w:val="-2"/>
+          <w:sz w:val="24"/>
+          <w:szCs w:val="24"/>
+        </w:rPr>
+        <w:t>Stagiaire Ingénieur logiciel à VIVERIS, Toulouse, France</w:t>
+      </w:r>
+      <w:r>
+        <w:rPr>
+          <w:color w:val="000000" w:themeColor="text1"/>
+          <w:sz w:val="24"/>
+          <w:szCs w:val="24"/>
+        </w:rPr>
         <w:tab/>
         <w:t>Mars</w:t>
       </w:r>
       <w:r>
         <w:rPr>
+          <w:color w:val="000000" w:themeColor="text1"/>
           <w:spacing w:val="-11"/>
-        </w:rPr>
-        <w:t xml:space="preserve"> </w:t>
-      </w:r>
-      <w:r>
+          <w:sz w:val="24"/>
+          <w:szCs w:val="24"/>
+        </w:rPr>
+        <w:t xml:space="preserve"> </w:t>
+      </w:r>
+      <w:r>
+        <w:rPr>
+          <w:color w:val="000000" w:themeColor="text1"/>
+          <w:sz w:val="24"/>
+          <w:szCs w:val="24"/>
+        </w:rPr>
         <w:t>2024</w:t>
       </w:r>
       <w:r>
         <w:rPr>
+          <w:color w:val="000000" w:themeColor="text1"/>
           <w:spacing w:val="-10"/>
-        </w:rPr>
-        <w:t xml:space="preserve"> </w:t>
-      </w:r>
-      <w:r>
+          <w:sz w:val="24"/>
+          <w:szCs w:val="24"/>
+        </w:rPr>
+        <w:t xml:space="preserve"> </w:t>
+      </w:r>
+      <w:r>
+        <w:rPr>
+          <w:color w:val="000000" w:themeColor="text1"/>
+          <w:sz w:val="24"/>
+          <w:szCs w:val="24"/>
+        </w:rPr>
         <w:t>-</w:t>
       </w:r>
       <w:r>
         <w:rPr>
+          <w:color w:val="000000" w:themeColor="text1"/>
           <w:spacing w:val="-10"/>
-        </w:rPr>
-        <w:t xml:space="preserve"> </w:t>
-      </w:r>
-      <w:r>
+          <w:sz w:val="24"/>
+          <w:szCs w:val="24"/>
+        </w:rPr>
+        <w:t xml:space="preserve"> </w:t>
+      </w:r>
+      <w:r>
+        <w:rPr>
+          <w:color w:val="000000" w:themeColor="text1"/>
+          <w:sz w:val="24"/>
+          <w:szCs w:val="24"/>
+        </w:rPr>
         <w:t>Août</w:t>
       </w:r>
       <w:r>
         <w:rPr>
+          <w:color w:val="000000" w:themeColor="text1"/>
           <w:spacing w:val="-10"/>
-        </w:rPr>
-        <w:t xml:space="preserve"> </w:t>
-      </w:r>
-      <w:r>
-        <w:rPr>
+          <w:sz w:val="24"/>
+          <w:szCs w:val="24"/>
+        </w:rPr>
+        <w:t xml:space="preserve"> </w:t>
+      </w:r>
+      <w:r>
+        <w:rPr>
+          <w:color w:val="000000" w:themeColor="text1"/>
           <w:spacing w:val="-4"/>
+          <w:sz w:val="24"/>
+          <w:szCs w:val="24"/>
         </w:rPr>
         <w:t>2024</w:t>
       </w:r>
@@ -1722,9 +2343,13 @@
         </w:numPr>
         <w:spacing w:line="252" w:lineRule="auto"/>
         <w:ind w:right="301"/>
-      </w:pPr>
-      <w:r>
-        <w:rPr>
+        <w:rPr>
+          <w:color w:val="000000" w:themeColor="text1"/>
+        </w:rPr>
+      </w:pPr>
+      <w:r>
+        <w:rPr>
+          <w:color w:val="000000" w:themeColor="text1"/>
           <w:spacing w:val="-2"/>
           <w:position w:val="1"/>
         </w:rPr>
@@ -1732,6 +2357,7 @@
       </w:r>
       <w:r>
         <w:rPr>
+          <w:color w:val="000000" w:themeColor="text1"/>
           <w:spacing w:val="-12"/>
           <w:position w:val="1"/>
         </w:rPr>
@@ -1739,6 +2365,7 @@
       </w:r>
       <w:r>
         <w:rPr>
+          <w:color w:val="000000" w:themeColor="text1"/>
           <w:spacing w:val="-2"/>
           <w:position w:val="1"/>
         </w:rPr>
@@ -1746,6 +2373,7 @@
       </w:r>
       <w:r>
         <w:rPr>
+          <w:color w:val="000000" w:themeColor="text1"/>
           <w:spacing w:val="-12"/>
           <w:position w:val="1"/>
         </w:rPr>
@@ -1753,6 +2381,7 @@
       </w:r>
       <w:r>
         <w:rPr>
+          <w:color w:val="000000" w:themeColor="text1"/>
           <w:spacing w:val="-2"/>
           <w:position w:val="1"/>
         </w:rPr>
@@ -1760,6 +2389,7 @@
       </w:r>
       <w:r>
         <w:rPr>
+          <w:color w:val="000000" w:themeColor="text1"/>
           <w:spacing w:val="-12"/>
           <w:position w:val="1"/>
         </w:rPr>
@@ -1767,6 +2397,7 @@
       </w:r>
       <w:r>
         <w:rPr>
+          <w:color w:val="000000" w:themeColor="text1"/>
           <w:spacing w:val="-2"/>
           <w:position w:val="1"/>
         </w:rPr>
@@ -1774,6 +2405,7 @@
       </w:r>
       <w:r>
         <w:rPr>
+          <w:color w:val="000000" w:themeColor="text1"/>
           <w:spacing w:val="-12"/>
           <w:position w:val="1"/>
         </w:rPr>
@@ -1781,6 +2413,7 @@
       </w:r>
       <w:r>
         <w:rPr>
+          <w:color w:val="000000" w:themeColor="text1"/>
           <w:spacing w:val="-2"/>
           <w:position w:val="1"/>
         </w:rPr>
@@ -1788,6 +2421,7 @@
       </w:r>
       <w:r>
         <w:rPr>
+          <w:color w:val="000000" w:themeColor="text1"/>
           <w:spacing w:val="-12"/>
           <w:position w:val="1"/>
         </w:rPr>
@@ -1795,6 +2429,7 @@
       </w:r>
       <w:r>
         <w:rPr>
+          <w:color w:val="000000" w:themeColor="text1"/>
           <w:spacing w:val="-2"/>
           <w:position w:val="1"/>
         </w:rPr>
@@ -1802,6 +2437,7 @@
       </w:r>
       <w:r>
         <w:rPr>
+          <w:color w:val="000000" w:themeColor="text1"/>
           <w:spacing w:val="-12"/>
           <w:position w:val="1"/>
         </w:rPr>
@@ -1809,6 +2445,7 @@
       </w:r>
       <w:r>
         <w:rPr>
+          <w:color w:val="000000" w:themeColor="text1"/>
           <w:spacing w:val="-2"/>
           <w:position w:val="1"/>
         </w:rPr>
@@ -1816,6 +2453,7 @@
       </w:r>
       <w:r>
         <w:rPr>
+          <w:color w:val="000000" w:themeColor="text1"/>
           <w:spacing w:val="-12"/>
           <w:position w:val="1"/>
         </w:rPr>
@@ -1823,6 +2461,7 @@
       </w:r>
       <w:r>
         <w:rPr>
+          <w:color w:val="000000" w:themeColor="text1"/>
           <w:spacing w:val="-2"/>
           <w:position w:val="1"/>
         </w:rPr>
@@ -1830,6 +2469,7 @@
       </w:r>
       <w:r>
         <w:rPr>
+          <w:color w:val="000000" w:themeColor="text1"/>
           <w:spacing w:val="-12"/>
           <w:position w:val="1"/>
         </w:rPr>
@@ -1837,6 +2477,7 @@
       </w:r>
       <w:r>
         <w:rPr>
+          <w:color w:val="000000" w:themeColor="text1"/>
           <w:spacing w:val="-2"/>
           <w:position w:val="1"/>
         </w:rPr>
@@ -1844,6 +2485,7 @@
       </w:r>
       <w:r>
         <w:rPr>
+          <w:color w:val="000000" w:themeColor="text1"/>
           <w:spacing w:val="-12"/>
           <w:position w:val="1"/>
         </w:rPr>
@@ -1851,6 +2493,7 @@
       </w:r>
       <w:r>
         <w:rPr>
+          <w:color w:val="000000" w:themeColor="text1"/>
           <w:spacing w:val="-2"/>
           <w:position w:val="1"/>
         </w:rPr>
@@ -1858,6 +2501,7 @@
       </w:r>
       <w:r>
         <w:rPr>
+          <w:color w:val="000000" w:themeColor="text1"/>
           <w:spacing w:val="-12"/>
           <w:position w:val="1"/>
         </w:rPr>
@@ -1865,6 +2509,7 @@
       </w:r>
       <w:r>
         <w:rPr>
+          <w:color w:val="000000" w:themeColor="text1"/>
           <w:spacing w:val="-2"/>
           <w:position w:val="1"/>
         </w:rPr>
@@ -1872,6 +2517,7 @@
       </w:r>
       <w:r>
         <w:rPr>
+          <w:color w:val="000000" w:themeColor="text1"/>
           <w:spacing w:val="-12"/>
           <w:position w:val="1"/>
         </w:rPr>
@@ -1879,6 +2525,7 @@
       </w:r>
       <w:r>
         <w:rPr>
+          <w:color w:val="000000" w:themeColor="text1"/>
           <w:spacing w:val="-2"/>
           <w:position w:val="1"/>
         </w:rPr>
@@ -1886,6 +2533,7 @@
       </w:r>
       <w:r>
         <w:rPr>
+          <w:color w:val="000000" w:themeColor="text1"/>
           <w:spacing w:val="-12"/>
           <w:position w:val="1"/>
         </w:rPr>
@@ -1893,6 +2541,7 @@
       </w:r>
       <w:r>
         <w:rPr>
+          <w:color w:val="000000" w:themeColor="text1"/>
           <w:spacing w:val="-2"/>
           <w:position w:val="1"/>
         </w:rPr>
@@ -1900,6 +2549,7 @@
       </w:r>
       <w:r>
         <w:rPr>
+          <w:color w:val="000000" w:themeColor="text1"/>
           <w:spacing w:val="-12"/>
           <w:position w:val="1"/>
         </w:rPr>
@@ -1907,12 +2557,16 @@
       </w:r>
       <w:r>
         <w:rPr>
+          <w:color w:val="000000" w:themeColor="text1"/>
           <w:spacing w:val="-2"/>
           <w:position w:val="1"/>
         </w:rPr>
         <w:t xml:space="preserve">données </w:t>
       </w:r>
       <w:r>
+        <w:rPr>
+          <w:color w:val="000000" w:themeColor="text1"/>
+        </w:rPr>
         <w:t>générées par une plateforme réseau 5G.</w:t>
       </w:r>
     </w:p>
@@ -1920,678 +2574,375 @@
       <w:pPr>
         <w:pStyle w:val="Corpsdetexte"/>
         <w:spacing w:line="252" w:lineRule="auto"/>
-        <w:ind w:left="1080" w:right="301"/>
+        <w:ind w:left="1440" w:right="301"/>
+        <w:rPr>
+          <w:color w:val="000000" w:themeColor="text1"/>
+        </w:rPr>
       </w:pPr>
     </w:p>
     <w:p>
       <w:pPr>
-        <w:pStyle w:val="Titre1"/>
-        <w:spacing w:before="144"/>
-        <w:ind w:left="131"/>
-      </w:pPr>
-      <w:r>
-        <w:t>PROJETS</w:t>
-      </w:r>
-      <w:r>
-        <w:rPr>
-          <w:spacing w:val="23"/>
-        </w:rPr>
-        <w:t xml:space="preserve"> </w:t>
-      </w:r>
-      <w:r>
-        <w:rPr>
-          <w:spacing w:val="-2"/>
-        </w:rPr>
-        <w:t>ACADEMIQUES</w:t>
+        <w:pStyle w:val="Titre2"/>
+        <w:numPr>
+          <w:ilvl w:val="0"/>
+          <w:numId w:val="2"/>
+        </w:numPr>
+        <w:tabs>
+          <w:tab w:val="left" w:pos="8022"/>
+        </w:tabs>
+        <w:spacing w:before="43"/>
+        <w:rPr>
+          <w:color w:val="000000" w:themeColor="text1"/>
+        </w:rPr>
+      </w:pPr>
+      <w:r>
+        <w:rPr>
+          <w:color w:val="000000" w:themeColor="text1"/>
+          <w:spacing w:val="-4"/>
+          <w:position w:val="2"/>
+        </w:rPr>
+        <w:t xml:space="preserve">Stagiaire Développeur </w:t>
+      </w:r>
+      <w:r>
+        <w:rPr>
+          <w:rFonts w:ascii="Arial" w:hAnsi="Arial"/>
+          <w:color w:val="000000" w:themeColor="text1"/>
+          <w:spacing w:val="-4"/>
+          <w:position w:val="2"/>
+        </w:rPr>
+        <w:t>à</w:t>
+      </w:r>
+      <w:r>
+        <w:rPr>
+          <w:rFonts w:ascii="Arial" w:hAnsi="Arial"/>
+          <w:color w:val="000000" w:themeColor="text1"/>
+          <w:position w:val="2"/>
+        </w:rPr>
+        <w:t xml:space="preserve"> </w:t>
+      </w:r>
+      <w:r>
+        <w:rPr>
+          <w:rFonts w:ascii="Arial" w:hAnsi="Arial"/>
+          <w:color w:val="000000" w:themeColor="text1"/>
+          <w:spacing w:val="-4"/>
+          <w:position w:val="2"/>
+        </w:rPr>
+        <w:t>l'</w:t>
+      </w:r>
+      <w:r>
+        <w:rPr>
+          <w:color w:val="000000" w:themeColor="text1"/>
+          <w:spacing w:val="-4"/>
+          <w:position w:val="2"/>
+        </w:rPr>
+        <w:t>IRIT, Toulouse, France</w:t>
+      </w:r>
+      <w:r>
+        <w:rPr>
+          <w:color w:val="000000" w:themeColor="text1"/>
+          <w:position w:val="2"/>
+        </w:rPr>
+        <w:tab/>
+      </w:r>
+      <w:r>
+        <w:rPr>
+          <w:color w:val="000000" w:themeColor="text1"/>
+          <w:spacing w:val="-8"/>
+        </w:rPr>
+        <w:t>Avril</w:t>
+      </w:r>
+      <w:r>
+        <w:rPr>
+          <w:color w:val="000000" w:themeColor="text1"/>
+          <w:spacing w:val="-4"/>
+        </w:rPr>
+        <w:t xml:space="preserve"> </w:t>
+      </w:r>
+      <w:r>
+        <w:rPr>
+          <w:color w:val="000000" w:themeColor="text1"/>
+          <w:spacing w:val="-8"/>
+        </w:rPr>
+        <w:t>2023</w:t>
+      </w:r>
+      <w:r>
+        <w:rPr>
+          <w:color w:val="000000" w:themeColor="text1"/>
+          <w:spacing w:val="-4"/>
+        </w:rPr>
+        <w:t xml:space="preserve"> </w:t>
+      </w:r>
+      <w:r>
+        <w:rPr>
+          <w:color w:val="000000" w:themeColor="text1"/>
+          <w:spacing w:val="-8"/>
+        </w:rPr>
+        <w:t>-</w:t>
+      </w:r>
+      <w:r>
+        <w:rPr>
+          <w:color w:val="000000" w:themeColor="text1"/>
+          <w:spacing w:val="-4"/>
+        </w:rPr>
+        <w:t xml:space="preserve"> </w:t>
+      </w:r>
+      <w:r>
+        <w:rPr>
+          <w:color w:val="000000" w:themeColor="text1"/>
+          <w:spacing w:val="-8"/>
+        </w:rPr>
+        <w:t>Juillet</w:t>
+      </w:r>
+      <w:r>
+        <w:rPr>
+          <w:color w:val="000000" w:themeColor="text1"/>
+          <w:spacing w:val="-3"/>
+        </w:rPr>
+        <w:t xml:space="preserve"> </w:t>
+      </w:r>
+      <w:r>
+        <w:rPr>
+          <w:color w:val="000000" w:themeColor="text1"/>
+          <w:spacing w:val="-8"/>
+        </w:rPr>
+        <w:t>2023</w:t>
       </w:r>
     </w:p>
     <w:p>
       <w:pPr>
         <w:pStyle w:val="Corpsdetexte"/>
+        <w:numPr>
+          <w:ilvl w:val="1"/>
+          <w:numId w:val="2"/>
+        </w:numPr>
+        <w:spacing w:line="280" w:lineRule="auto"/>
+        <w:ind w:right="463"/>
+        <w:rPr>
+          <w:color w:val="000000" w:themeColor="text1"/>
+        </w:rPr>
+      </w:pPr>
+      <w:r>
+        <w:rPr>
+          <w:color w:val="000000" w:themeColor="text1"/>
+          <w:spacing w:val="-2"/>
+        </w:rPr>
+        <w:t>Développement</w:t>
+      </w:r>
+      <w:r>
+        <w:rPr>
+          <w:color w:val="000000" w:themeColor="text1"/>
+          <w:spacing w:val="-14"/>
+        </w:rPr>
+        <w:t xml:space="preserve"> </w:t>
+      </w:r>
+      <w:r>
+        <w:rPr>
+          <w:color w:val="000000" w:themeColor="text1"/>
+          <w:spacing w:val="-2"/>
+        </w:rPr>
+        <w:t>d’une</w:t>
+      </w:r>
+      <w:r>
+        <w:rPr>
+          <w:color w:val="000000" w:themeColor="text1"/>
+          <w:spacing w:val="-15"/>
+        </w:rPr>
+        <w:t xml:space="preserve"> </w:t>
+      </w:r>
+      <w:r>
+        <w:rPr>
+          <w:color w:val="000000" w:themeColor="text1"/>
+          <w:spacing w:val="-2"/>
+        </w:rPr>
+        <w:t>interface</w:t>
+      </w:r>
+      <w:r>
+        <w:rPr>
+          <w:color w:val="000000" w:themeColor="text1"/>
+          <w:spacing w:val="-14"/>
+        </w:rPr>
+        <w:t xml:space="preserve"> </w:t>
+      </w:r>
+      <w:r>
+        <w:rPr>
+          <w:color w:val="000000" w:themeColor="text1"/>
+          <w:spacing w:val="-2"/>
+        </w:rPr>
+        <w:t>permettant</w:t>
+      </w:r>
+      <w:r>
+        <w:rPr>
+          <w:color w:val="000000" w:themeColor="text1"/>
+          <w:spacing w:val="-15"/>
+        </w:rPr>
+        <w:t xml:space="preserve"> </w:t>
+      </w:r>
+      <w:r>
+        <w:rPr>
+          <w:color w:val="000000" w:themeColor="text1"/>
+          <w:spacing w:val="-2"/>
+        </w:rPr>
+        <w:t>le</w:t>
+      </w:r>
+      <w:r>
+        <w:rPr>
+          <w:color w:val="000000" w:themeColor="text1"/>
+          <w:spacing w:val="-15"/>
+        </w:rPr>
+        <w:t xml:space="preserve"> </w:t>
+      </w:r>
+      <w:r>
+        <w:rPr>
+          <w:color w:val="000000" w:themeColor="text1"/>
+          <w:spacing w:val="-2"/>
+        </w:rPr>
+        <w:t>déclenchement</w:t>
+      </w:r>
+      <w:r>
+        <w:rPr>
+          <w:color w:val="000000" w:themeColor="text1"/>
+          <w:spacing w:val="-14"/>
+        </w:rPr>
+        <w:t xml:space="preserve"> </w:t>
+      </w:r>
+      <w:r>
+        <w:rPr>
+          <w:color w:val="000000" w:themeColor="text1"/>
+          <w:spacing w:val="-2"/>
+        </w:rPr>
+        <w:t>d’une</w:t>
+      </w:r>
+      <w:r>
+        <w:rPr>
+          <w:color w:val="000000" w:themeColor="text1"/>
+          <w:spacing w:val="-15"/>
+        </w:rPr>
+        <w:t xml:space="preserve"> </w:t>
+      </w:r>
+      <w:r>
+        <w:rPr>
+          <w:color w:val="000000" w:themeColor="text1"/>
+          <w:spacing w:val="-2"/>
+        </w:rPr>
+        <w:t>procédure</w:t>
+      </w:r>
+      <w:r>
+        <w:rPr>
+          <w:color w:val="000000" w:themeColor="text1"/>
+          <w:spacing w:val="-14"/>
+        </w:rPr>
+        <w:t xml:space="preserve"> </w:t>
+      </w:r>
+      <w:r>
+        <w:rPr>
+          <w:color w:val="000000" w:themeColor="text1"/>
+          <w:spacing w:val="-2"/>
+        </w:rPr>
+        <w:t>de</w:t>
+      </w:r>
+      <w:r>
+        <w:rPr>
+          <w:color w:val="000000" w:themeColor="text1"/>
+          <w:spacing w:val="-15"/>
+        </w:rPr>
+        <w:t xml:space="preserve"> </w:t>
+      </w:r>
+      <w:r>
+        <w:rPr>
+          <w:color w:val="000000" w:themeColor="text1"/>
+          <w:spacing w:val="-2"/>
+        </w:rPr>
+        <w:t>continuité</w:t>
+      </w:r>
+      <w:r>
+        <w:rPr>
+          <w:color w:val="000000" w:themeColor="text1"/>
+          <w:spacing w:val="-14"/>
+        </w:rPr>
+        <w:t xml:space="preserve"> </w:t>
+      </w:r>
+      <w:r>
+        <w:rPr>
+          <w:color w:val="000000" w:themeColor="text1"/>
+          <w:spacing w:val="-2"/>
+        </w:rPr>
+        <w:t xml:space="preserve">de </w:t>
+      </w:r>
+      <w:r>
+        <w:rPr>
+          <w:color w:val="000000" w:themeColor="text1"/>
+        </w:rPr>
+        <w:t>service au sein du simulateur de réseau 5G open source UERANSIM.</w:t>
+      </w:r>
+    </w:p>
+    <w:p>
+      <w:pPr>
+        <w:pStyle w:val="Corpsdetexte"/>
         <w:spacing w:before="1"/>
         <w:rPr>
           <w:b/>
-          <w:sz w:val="4"/>
+          <w:color w:val="000000" w:themeColor="text1"/>
+          <w:sz w:val="24"/>
+          <w:szCs w:val="24"/>
+        </w:rPr>
+      </w:pPr>
+    </w:p>
+    <w:p>
+      <w:pPr>
+        <w:pStyle w:val="Titre1"/>
+        <w:spacing w:before="181"/>
+        <w:ind w:left="329"/>
+        <w:rPr>
+          <w:color w:val="4F81BD" w:themeColor="accent1"/>
+        </w:rPr>
+      </w:pPr>
+      <w:r>
+        <w:rPr>
+          <w:color w:val="4F81BD" w:themeColor="accent1"/>
+          <w:w w:val="105"/>
+        </w:rPr>
+        <w:t>COMPÉTENCES</w:t>
+      </w:r>
+      <w:r>
+        <w:rPr>
+          <w:color w:val="4F81BD" w:themeColor="accent1"/>
+          <w:spacing w:val="22"/>
+          <w:w w:val="105"/>
+        </w:rPr>
+        <w:t xml:space="preserve"> </w:t>
+      </w:r>
+      <w:r>
+        <w:rPr>
+          <w:color w:val="4F81BD" w:themeColor="accent1"/>
+          <w:spacing w:val="-2"/>
+          <w:w w:val="105"/>
+        </w:rPr>
+        <w:t>TECHNIQUES</w:t>
+      </w:r>
+    </w:p>
+    <w:p>
+      <w:pPr>
+        <w:pStyle w:val="Corpsdetexte"/>
+        <w:numPr>
+          <w:ilvl w:val="0"/>
+          <w:numId w:val="7"/>
+        </w:numPr>
+        <w:spacing w:before="1"/>
+        <w:rPr>
+          <w:b/>
+          <w:color w:val="000000" w:themeColor="text1"/>
         </w:rPr>
       </w:pPr>
       <w:r>
         <w:rPr>
           <w:b/>
           <w:noProof/>
-          <w:sz w:val="4"/>
+          <w:color w:val="000000" w:themeColor="text1"/>
         </w:rPr>
         <mc:AlternateContent>
           <mc:Choice Requires="wps">
             <w:drawing>
-              <wp:anchor distT="0" distB="0" distL="0" distR="0" simplePos="0" relativeHeight="487589888" behindDoc="1" locked="0" layoutInCell="1" allowOverlap="1" wp14:anchorId="0A314AB8" wp14:editId="200C2121">
-                <wp:simplePos x="0" y="0"/>
-                <wp:positionH relativeFrom="page">
-                  <wp:posOffset>450317</wp:posOffset>
-                </wp:positionH>
-                <wp:positionV relativeFrom="paragraph">
-                  <wp:posOffset>45432</wp:posOffset>
-                </wp:positionV>
-                <wp:extent cx="6650990" cy="1270"/>
-                <wp:effectExtent l="0" t="0" r="0" b="0"/>
-                <wp:wrapTopAndBottom/>
-                <wp:docPr id="18" name="Graphic 18"/>
-                <wp:cNvGraphicFramePr>
-                  <a:graphicFrameLocks xmlns:a="http://schemas.openxmlformats.org/drawingml/2006/main"/>
-                </wp:cNvGraphicFramePr>
-                <a:graphic xmlns:a="http://schemas.openxmlformats.org/drawingml/2006/main">
-                  <a:graphicData uri="http://schemas.microsoft.com/office/word/2010/wordprocessingShape">
-                    <wps:wsp>
-                      <wps:cNvSpPr>
-                        <a:spLocks/>
-                      </wps:cNvSpPr>
-                      <wps:spPr>
-                        <a:xfrm>
-                          <a:off x="0" y="0"/>
-                          <a:ext cx="6650990" cy="1270"/>
-                        </a:xfrm>
-                        <a:custGeom>
-                          <a:avLst/>
-                          <a:gdLst/>
-                          <a:ahLst/>
-                          <a:cxnLst/>
-                          <a:rect l="l" t="t" r="r" b="b"/>
-                          <a:pathLst>
-                            <a:path w="6650990">
-                              <a:moveTo>
-                                <a:pt x="0" y="0"/>
-                              </a:moveTo>
-                              <a:lnTo>
-                                <a:pt x="6650426" y="0"/>
-                              </a:lnTo>
-                            </a:path>
-                          </a:pathLst>
-                        </a:custGeom>
-                        <a:ln w="9524">
-                          <a:solidFill>
-                            <a:srgbClr val="1D1D1D"/>
-                          </a:solidFill>
-                          <a:prstDash val="solid"/>
-                        </a:ln>
-                      </wps:spPr>
-                      <wps:bodyPr wrap="square" lIns="0" tIns="0" rIns="0" bIns="0" rtlCol="0">
-                        <a:prstTxWarp prst="textNoShape">
-                          <a:avLst/>
-                        </a:prstTxWarp>
-                        <a:noAutofit/>
-                      </wps:bodyPr>
-                    </wps:wsp>
-                  </a:graphicData>
-                </a:graphic>
-              </wp:anchor>
-            </w:drawing>
-          </mc:Choice>
-          <mc:Fallback>
-            <w:pict>
-              <v:shape w14:anchorId="79EC78B2" id="Graphic 18" o:spid="_x0000_s1026" style="position:absolute;margin-left:35.45pt;margin-top:3.6pt;width:523.7pt;height:.1pt;z-index:-15726592;visibility:visible;mso-wrap-style:square;mso-wrap-distance-left:0;mso-wrap-distance-top:0;mso-wrap-distance-right:0;mso-wrap-distance-bottom:0;mso-position-horizontal:absolute;mso-position-horizontal-relative:page;mso-position-vertical:absolute;mso-position-vertical-relative:text;v-text-anchor:top" coordsize="6650990,1270" o:gfxdata="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" path="m,l6650426,e" filled="f" strokecolor="#1d1d1d" strokeweight=".26456mm">
-                <v:path arrowok="t"/>
-                <w10:wrap type="topAndBottom" anchorx="page"/>
-              </v:shape>
-            </w:pict>
-          </mc:Fallback>
-        </mc:AlternateContent>
-      </w:r>
-    </w:p>
-    <w:p>
-      <w:pPr>
-        <w:pStyle w:val="Paragraphedeliste"/>
-        <w:numPr>
-          <w:ilvl w:val="0"/>
-          <w:numId w:val="4"/>
-        </w:numPr>
-        <w:spacing w:before="82"/>
-        <w:rPr>
-          <w:b/>
-        </w:rPr>
-      </w:pPr>
-      <w:r>
-        <w:rPr>
-          <w:b/>
-          <w:spacing w:val="-6"/>
-        </w:rPr>
-        <w:t>Système de détection d'intrusion (IPS)</w:t>
-      </w:r>
-    </w:p>
-    <w:p>
-      <w:pPr>
-        <w:pStyle w:val="Paragraphedeliste"/>
-        <w:numPr>
-          <w:ilvl w:val="1"/>
-          <w:numId w:val="4"/>
-        </w:numPr>
-        <w:spacing w:before="41"/>
-      </w:pPr>
-      <w:r>
-        <w:rPr>
-          <w:spacing w:val="-4"/>
-        </w:rPr>
-        <w:t>Implémentation</w:t>
-      </w:r>
-      <w:r>
-        <w:rPr>
-          <w:spacing w:val="-12"/>
-        </w:rPr>
-        <w:t xml:space="preserve"> </w:t>
-      </w:r>
-      <w:r>
-        <w:rPr>
-          <w:spacing w:val="-4"/>
-        </w:rPr>
-        <w:t>d’une</w:t>
-      </w:r>
-      <w:r>
-        <w:rPr>
-          <w:spacing w:val="-12"/>
-        </w:rPr>
-        <w:t xml:space="preserve"> </w:t>
-      </w:r>
-      <w:r>
-        <w:rPr>
-          <w:spacing w:val="-4"/>
-        </w:rPr>
-        <w:t>solution</w:t>
-      </w:r>
-      <w:r>
-        <w:rPr>
-          <w:spacing w:val="-12"/>
-        </w:rPr>
-        <w:t xml:space="preserve"> </w:t>
-      </w:r>
-      <w:r>
-        <w:rPr>
-          <w:spacing w:val="-4"/>
-        </w:rPr>
-        <w:t>logicielle</w:t>
-      </w:r>
-      <w:r>
-        <w:rPr>
-          <w:spacing w:val="-11"/>
-        </w:rPr>
-        <w:t xml:space="preserve"> </w:t>
-      </w:r>
-      <w:r>
-        <w:rPr>
-          <w:spacing w:val="-4"/>
-        </w:rPr>
-        <w:t>permettant</w:t>
-      </w:r>
-      <w:r>
-        <w:rPr>
-          <w:spacing w:val="-12"/>
-        </w:rPr>
-        <w:t xml:space="preserve"> </w:t>
-      </w:r>
-      <w:r>
-        <w:rPr>
-          <w:spacing w:val="-4"/>
-        </w:rPr>
-        <w:t>de</w:t>
-      </w:r>
-      <w:r>
-        <w:rPr>
-          <w:spacing w:val="-12"/>
-        </w:rPr>
-        <w:t xml:space="preserve"> </w:t>
-      </w:r>
-      <w:r>
-        <w:rPr>
-          <w:spacing w:val="-4"/>
-        </w:rPr>
-        <w:t>détecter</w:t>
-      </w:r>
-      <w:r>
-        <w:rPr>
-          <w:spacing w:val="-12"/>
-        </w:rPr>
-        <w:t xml:space="preserve"> </w:t>
-      </w:r>
-      <w:r>
-        <w:rPr>
-          <w:spacing w:val="-4"/>
-        </w:rPr>
-        <w:t>et</w:t>
-      </w:r>
-      <w:r>
-        <w:rPr>
-          <w:spacing w:val="-11"/>
-        </w:rPr>
-        <w:t xml:space="preserve"> </w:t>
-      </w:r>
-      <w:r>
-        <w:rPr>
-          <w:spacing w:val="-4"/>
-        </w:rPr>
-        <w:t>d’atténuer</w:t>
-      </w:r>
-      <w:r>
-        <w:rPr>
-          <w:spacing w:val="-12"/>
-        </w:rPr>
-        <w:t xml:space="preserve"> </w:t>
-      </w:r>
-      <w:r>
-        <w:rPr>
-          <w:spacing w:val="-4"/>
-        </w:rPr>
-        <w:t>les</w:t>
-      </w:r>
-      <w:r>
-        <w:rPr>
-          <w:spacing w:val="-12"/>
-        </w:rPr>
-        <w:t xml:space="preserve"> </w:t>
-      </w:r>
-      <w:r>
-        <w:rPr>
-          <w:spacing w:val="-4"/>
-        </w:rPr>
-        <w:t>attaques</w:t>
-      </w:r>
-      <w:r>
-        <w:rPr>
-          <w:spacing w:val="-12"/>
-        </w:rPr>
-        <w:t xml:space="preserve"> </w:t>
-      </w:r>
-      <w:r>
-        <w:rPr>
-          <w:spacing w:val="-4"/>
-        </w:rPr>
-        <w:t>DDos</w:t>
-      </w:r>
-      <w:r>
-        <w:rPr>
-          <w:spacing w:val="-4"/>
-        </w:rPr>
-        <w:t xml:space="preserve"> directement</w:t>
-      </w:r>
-      <w:r>
-        <w:rPr>
-          <w:spacing w:val="-11"/>
-        </w:rPr>
-        <w:t xml:space="preserve"> </w:t>
-      </w:r>
-      <w:r>
-        <w:rPr>
-          <w:spacing w:val="-4"/>
-        </w:rPr>
-        <w:t>au</w:t>
-      </w:r>
-      <w:r>
-        <w:rPr>
-          <w:spacing w:val="-8"/>
-        </w:rPr>
-        <w:t xml:space="preserve"> </w:t>
-      </w:r>
-      <w:r>
-        <w:rPr>
-          <w:spacing w:val="-4"/>
-        </w:rPr>
-        <w:t>sein</w:t>
-      </w:r>
-      <w:r>
-        <w:rPr>
-          <w:spacing w:val="-12"/>
-        </w:rPr>
-        <w:t xml:space="preserve"> </w:t>
-      </w:r>
-      <w:r>
-        <w:rPr>
-          <w:spacing w:val="-4"/>
-        </w:rPr>
-        <w:t xml:space="preserve">d’un </w:t>
-      </w:r>
-      <w:r>
-        <w:t>commutateur</w:t>
-      </w:r>
-      <w:r>
-        <w:rPr>
-          <w:spacing w:val="-6"/>
-        </w:rPr>
-        <w:t xml:space="preserve"> </w:t>
-      </w:r>
-      <w:r>
-        <w:t>programmable.</w:t>
-      </w:r>
-    </w:p>
-    <w:p>
-      <w:pPr>
-        <w:spacing w:before="41"/>
-        <w:rPr>
-          <w:sz w:val="21"/>
-        </w:rPr>
-      </w:pPr>
-    </w:p>
-    <w:p>
-      <w:pPr>
-        <w:pStyle w:val="Paragraphedeliste"/>
-        <w:numPr>
-          <w:ilvl w:val="0"/>
-          <w:numId w:val="6"/>
-        </w:numPr>
-        <w:spacing w:before="75"/>
-        <w:rPr>
-          <w:b/>
-        </w:rPr>
-      </w:pPr>
-      <w:r>
-        <w:rPr>
-          <w:b/>
-          <w:bCs/>
-        </w:rPr>
-        <w:t>Conception d’une architecture</w:t>
-      </w:r>
-      <w:r>
-        <w:rPr>
-          <w:b/>
-          <w:bCs/>
-        </w:rPr>
-        <w:t xml:space="preserve"> réseau</w:t>
-      </w:r>
-      <w:r>
-        <w:rPr>
-          <w:b/>
-          <w:bCs/>
-        </w:rPr>
-        <w:t xml:space="preserve"> d’entreprise sécurisé</w:t>
-      </w:r>
-    </w:p>
-    <w:p>
-      <w:pPr>
-        <w:pStyle w:val="NormalWeb"/>
-        <w:numPr>
-          <w:ilvl w:val="1"/>
-          <w:numId w:val="6"/>
-        </w:numPr>
-        <w:rPr>
-          <w:rFonts w:ascii="Trebuchet MS" w:hAnsi="Trebuchet MS"/>
-          <w:sz w:val="22"/>
-          <w:szCs w:val="22"/>
-        </w:rPr>
-      </w:pPr>
-      <w:r>
-        <w:rPr>
-          <w:rFonts w:ascii="Trebuchet MS" w:hAnsi="Trebuchet MS"/>
-          <w:sz w:val="22"/>
-          <w:szCs w:val="22"/>
-        </w:rPr>
-        <w:t xml:space="preserve">Déploiement d'une </w:t>
-      </w:r>
-      <w:r>
-        <w:rPr>
-          <w:rFonts w:ascii="Trebuchet MS" w:hAnsi="Trebuchet MS"/>
-          <w:sz w:val="22"/>
-          <w:szCs w:val="22"/>
-        </w:rPr>
-        <w:t>infrastructure</w:t>
-      </w:r>
-      <w:r>
-        <w:rPr>
-          <w:rFonts w:ascii="Trebuchet MS" w:hAnsi="Trebuchet MS"/>
-          <w:sz w:val="22"/>
-          <w:szCs w:val="22"/>
-        </w:rPr>
-        <w:t xml:space="preserve"> complète virtualisée (Rout</w:t>
-      </w:r>
-      <w:r>
-        <w:rPr>
-          <w:rFonts w:ascii="Trebuchet MS" w:hAnsi="Trebuchet MS"/>
-          <w:sz w:val="22"/>
-          <w:szCs w:val="22"/>
-        </w:rPr>
-        <w:t>eur</w:t>
-      </w:r>
-      <w:r>
-        <w:rPr>
-          <w:rFonts w:ascii="Trebuchet MS" w:hAnsi="Trebuchet MS"/>
-          <w:sz w:val="22"/>
-          <w:szCs w:val="22"/>
-        </w:rPr>
-        <w:t>, Switch</w:t>
-      </w:r>
-      <w:r>
-        <w:rPr>
-          <w:rFonts w:ascii="Trebuchet MS" w:hAnsi="Trebuchet MS"/>
-          <w:sz w:val="22"/>
-          <w:szCs w:val="22"/>
-        </w:rPr>
-        <w:t>s</w:t>
-      </w:r>
-      <w:r>
-        <w:rPr>
-          <w:rFonts w:ascii="Trebuchet MS" w:hAnsi="Trebuchet MS"/>
-          <w:sz w:val="22"/>
-          <w:szCs w:val="22"/>
-        </w:rPr>
-        <w:t>, Serveurs) avec GNS3.</w:t>
-      </w:r>
-    </w:p>
-    <w:p>
-      <w:pPr>
-        <w:pStyle w:val="NormalWeb"/>
-        <w:numPr>
-          <w:ilvl w:val="1"/>
-          <w:numId w:val="6"/>
-        </w:numPr>
-        <w:rPr>
-          <w:rFonts w:ascii="Trebuchet MS" w:hAnsi="Trebuchet MS"/>
-          <w:sz w:val="22"/>
-          <w:szCs w:val="22"/>
-        </w:rPr>
-      </w:pPr>
-      <w:r>
-        <w:rPr>
-          <w:rFonts w:ascii="Trebuchet MS" w:hAnsi="Trebuchet MS"/>
-          <w:sz w:val="22"/>
-          <w:szCs w:val="22"/>
-        </w:rPr>
-        <w:t>Durcissement</w:t>
-      </w:r>
-      <w:r>
-        <w:rPr>
-          <w:rFonts w:ascii="Trebuchet MS" w:hAnsi="Trebuchet MS"/>
-          <w:sz w:val="22"/>
-          <w:szCs w:val="22"/>
-        </w:rPr>
-        <w:t xml:space="preserve"> du</w:t>
-      </w:r>
-      <w:r>
-        <w:rPr>
-          <w:rFonts w:ascii="Trebuchet MS" w:hAnsi="Trebuchet MS"/>
-          <w:sz w:val="22"/>
-          <w:szCs w:val="22"/>
-        </w:rPr>
-        <w:t xml:space="preserve"> </w:t>
-      </w:r>
-      <w:r>
-        <w:rPr>
-          <w:rFonts w:ascii="Trebuchet MS" w:hAnsi="Trebuchet MS"/>
-          <w:sz w:val="22"/>
-          <w:szCs w:val="22"/>
-        </w:rPr>
-        <w:t>réseau</w:t>
-      </w:r>
-      <w:r>
-        <w:rPr>
-          <w:rFonts w:ascii="Trebuchet MS" w:hAnsi="Trebuchet MS"/>
-          <w:sz w:val="22"/>
-          <w:szCs w:val="22"/>
-        </w:rPr>
-        <w:t xml:space="preserve"> (s</w:t>
-      </w:r>
-      <w:r>
-        <w:rPr>
-          <w:rFonts w:ascii="Trebuchet MS" w:hAnsi="Trebuchet MS"/>
-          <w:sz w:val="22"/>
-          <w:szCs w:val="22"/>
-        </w:rPr>
-        <w:t xml:space="preserve">egmentation DMZ, filtrage de flux, </w:t>
-      </w:r>
-      <w:r>
-        <w:rPr>
-          <w:rFonts w:ascii="Trebuchet MS" w:hAnsi="Trebuchet MS"/>
-          <w:sz w:val="22"/>
-          <w:szCs w:val="22"/>
-        </w:rPr>
-        <w:t>p</w:t>
-      </w:r>
-      <w:r>
-        <w:rPr>
-          <w:rFonts w:ascii="Trebuchet MS" w:hAnsi="Trebuchet MS"/>
-          <w:sz w:val="22"/>
-          <w:szCs w:val="22"/>
-        </w:rPr>
-        <w:t>roxy</w:t>
-      </w:r>
-      <w:r>
-        <w:rPr>
-          <w:rFonts w:ascii="Trebuchet MS" w:hAnsi="Trebuchet MS"/>
-          <w:sz w:val="22"/>
-          <w:szCs w:val="22"/>
-        </w:rPr>
-        <w:t>,</w:t>
-      </w:r>
-      <w:r>
-        <w:rPr>
-          <w:rFonts w:ascii="Trebuchet MS" w:hAnsi="Trebuchet MS"/>
-          <w:sz w:val="22"/>
-          <w:szCs w:val="22"/>
-        </w:rPr>
-        <w:t xml:space="preserve"> </w:t>
-      </w:r>
-      <w:r>
-        <w:rPr>
-          <w:rFonts w:ascii="Trebuchet MS" w:hAnsi="Trebuchet MS"/>
-          <w:sz w:val="22"/>
-          <w:szCs w:val="22"/>
-        </w:rPr>
-        <w:t>VPN</w:t>
-      </w:r>
-      <w:r>
-        <w:rPr>
-          <w:rFonts w:ascii="Trebuchet MS" w:hAnsi="Trebuchet MS"/>
-          <w:sz w:val="22"/>
-          <w:szCs w:val="22"/>
-        </w:rPr>
-        <w:t>)</w:t>
-      </w:r>
-      <w:r>
-        <w:rPr>
-          <w:rFonts w:ascii="Trebuchet MS" w:hAnsi="Trebuchet MS"/>
-          <w:sz w:val="22"/>
-          <w:szCs w:val="22"/>
-        </w:rPr>
-        <w:t xml:space="preserve"> </w:t>
-      </w:r>
-      <w:r>
-        <w:rPr>
-          <w:rFonts w:ascii="Trebuchet MS" w:hAnsi="Trebuchet MS"/>
-          <w:sz w:val="22"/>
-          <w:szCs w:val="22"/>
-        </w:rPr>
-        <w:t xml:space="preserve">et </w:t>
-      </w:r>
-      <w:r>
-        <w:rPr>
-          <w:rFonts w:ascii="Trebuchet MS" w:hAnsi="Trebuchet MS"/>
-          <w:sz w:val="22"/>
-          <w:szCs w:val="22"/>
-        </w:rPr>
-        <w:t>i</w:t>
-      </w:r>
-      <w:r>
-        <w:rPr>
-          <w:rFonts w:ascii="Trebuchet MS" w:hAnsi="Trebuchet MS"/>
-          <w:sz w:val="22"/>
-          <w:szCs w:val="22"/>
-        </w:rPr>
-        <w:t>mplémentation d</w:t>
-      </w:r>
-      <w:r>
-        <w:rPr>
-          <w:rFonts w:ascii="Trebuchet MS" w:hAnsi="Trebuchet MS"/>
-          <w:sz w:val="22"/>
-          <w:szCs w:val="22"/>
-        </w:rPr>
-        <w:t>’un</w:t>
-      </w:r>
-      <w:r>
-        <w:rPr>
-          <w:rFonts w:ascii="Trebuchet MS" w:hAnsi="Trebuchet MS"/>
-          <w:sz w:val="22"/>
-          <w:szCs w:val="22"/>
-        </w:rPr>
-        <w:t xml:space="preserve"> </w:t>
-      </w:r>
-      <w:r>
-        <w:rPr>
-          <w:rFonts w:ascii="Trebuchet MS" w:hAnsi="Trebuchet MS"/>
-          <w:b/>
-          <w:bCs/>
-          <w:sz w:val="22"/>
-          <w:szCs w:val="22"/>
-        </w:rPr>
-        <w:t>SIEM (Wazuh)</w:t>
-      </w:r>
-      <w:r>
-        <w:rPr>
-          <w:rFonts w:ascii="Trebuchet MS" w:hAnsi="Trebuchet MS"/>
-          <w:sz w:val="22"/>
-          <w:szCs w:val="22"/>
-        </w:rPr>
-        <w:t xml:space="preserve"> pour la détection d'intrusions et le monitoring de sécurité en temps réel.</w:t>
-      </w:r>
-    </w:p>
-    <w:p>
-      <w:pPr>
-        <w:pStyle w:val="Titre1"/>
-        <w:spacing w:before="181"/>
-        <w:ind w:left="329"/>
-      </w:pPr>
-      <w:r>
-        <w:rPr>
-          <w:w w:val="105"/>
-        </w:rPr>
-        <w:t>COMPÉTENCES</w:t>
-      </w:r>
-      <w:r>
-        <w:rPr>
-          <w:spacing w:val="22"/>
-          <w:w w:val="105"/>
-        </w:rPr>
-        <w:t xml:space="preserve"> </w:t>
-      </w:r>
-      <w:r>
-        <w:rPr>
-          <w:spacing w:val="-2"/>
-          <w:w w:val="105"/>
-        </w:rPr>
-        <w:t>TECHNIQUES</w:t>
-      </w:r>
-    </w:p>
-    <w:p>
-      <w:pPr>
-        <w:pStyle w:val="Corpsdetexte"/>
-        <w:spacing w:before="1"/>
-        <w:rPr>
-          <w:b/>
-          <w:sz w:val="6"/>
-        </w:rPr>
-      </w:pPr>
-      <w:r>
-        <w:rPr>
-          <w:b/>
-          <w:noProof/>
-          <w:sz w:val="6"/>
-        </w:rPr>
-        <mc:AlternateContent>
-          <mc:Choice Requires="wps">
-            <w:drawing>
-              <wp:anchor distT="0" distB="0" distL="0" distR="0" simplePos="0" relativeHeight="487590400" behindDoc="1" locked="0" layoutInCell="1" allowOverlap="1" wp14:anchorId="1FD24D89" wp14:editId="61F5542A">
+              <wp:anchor distT="0" distB="0" distL="0" distR="0" simplePos="0" relativeHeight="251663360" behindDoc="1" locked="0" layoutInCell="1" allowOverlap="1" wp14:anchorId="1FD24D89" wp14:editId="61F5542A">
                 <wp:simplePos x="0" y="0"/>
                 <wp:positionH relativeFrom="page">
                   <wp:posOffset>468238</wp:posOffset>
@@ -2655,7 +3006,7 @@
           </mc:Choice>
           <mc:Fallback>
             <w:pict>
-              <v:shape w14:anchorId="1B159B14" id="Graphic 27" o:spid="_x0000_s1026" style="position:absolute;margin-left:36.85pt;margin-top:4.75pt;width:523.7pt;height:.1pt;z-index:-15726080;visibility:visible;mso-wrap-style:square;mso-wrap-distance-left:0;mso-wrap-distance-top:0;mso-wrap-distance-right:0;mso-wrap-distance-bottom:0;mso-position-horizontal:absolute;mso-position-horizontal-relative:page;mso-position-vertical:absolute;mso-position-vertical-relative:text;v-text-anchor:top" coordsize="6650990,1270" o:gfxdata="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" path="m,l6650426,e" filled="f" strokecolor="#1d1d1d" strokeweight=".26456mm">
+              <v:shape w14:anchorId="59EA6661" id="Graphic 27" o:spid="_x0000_s1026" style="position:absolute;margin-left:36.85pt;margin-top:4.75pt;width:523.7pt;height:.1pt;z-index:-251653120;visibility:visible;mso-wrap-style:square;mso-wrap-distance-left:0;mso-wrap-distance-top:0;mso-wrap-distance-right:0;mso-wrap-distance-bottom:0;mso-position-horizontal:absolute;mso-position-horizontal-relative:page;mso-position-vertical:absolute;mso-position-vertical-relative:text;v-text-anchor:top" coordsize="6650990,1270" o:gfxdata="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" path="m,l6650426,e" filled="f" strokecolor="#1d1d1d" strokeweight=".26456mm">
                 <v:path arrowok="t"/>
                 <w10:wrap type="topAndBottom" anchorx="page"/>
               </v:shape>
@@ -2667,15 +3018,65 @@
         <w:rPr>
           <w:b/>
           <w:bCs/>
-        </w:rPr>
-        <w:t xml:space="preserve">               </w:t>
+          <w:color w:val="000000" w:themeColor="text1"/>
+        </w:rPr>
+        <w:t>Langages</w:t>
       </w:r>
       <w:r>
         <w:rPr>
           <w:b/>
           <w:bCs/>
-        </w:rPr>
-        <w:t xml:space="preserve"> </w:t>
+          <w:color w:val="000000" w:themeColor="text1"/>
+        </w:rPr>
+        <w:t xml:space="preserve"> &amp; Scripting</w:t>
+      </w:r>
+      <w:r>
+        <w:rPr>
+          <w:b/>
+          <w:bCs/>
+          <w:color w:val="000000" w:themeColor="text1"/>
+        </w:rPr>
+        <w:t xml:space="preserve"> </w:t>
+      </w:r>
+      <w:r>
+        <w:rPr>
+          <w:b/>
+          <w:bCs/>
+          <w:color w:val="000000" w:themeColor="text1"/>
+        </w:rPr>
+        <w:t>:</w:t>
+      </w:r>
+      <w:r>
+        <w:rPr>
+          <w:b/>
+          <w:bCs/>
+          <w:color w:val="000000" w:themeColor="text1"/>
+        </w:rPr>
+        <w:t xml:space="preserve"> </w:t>
+      </w:r>
+      <w:r>
+        <w:rPr>
+          <w:color w:val="000000" w:themeColor="text1"/>
+        </w:rPr>
+        <w:t>Python,</w:t>
+      </w:r>
+      <w:r>
+        <w:rPr>
+          <w:color w:val="000000" w:themeColor="text1"/>
+        </w:rPr>
+        <w:t xml:space="preserve"> C, </w:t>
+      </w:r>
+      <w:r>
+        <w:rPr>
+          <w:color w:val="000000" w:themeColor="text1"/>
+        </w:rPr>
+        <w:t>HTML/CSS, JavaScript, Bash</w:t>
+      </w:r>
+      <w:r>
+        <w:rPr>
+          <w:color w:val="000000" w:themeColor="text1"/>
+        </w:rPr>
+        <w:t>.</w:t>
       </w:r>
     </w:p>
     <w:p>
@@ -2689,27 +3090,122 @@
         <w:rPr>
           <w:b/>
           <w:bCs/>
+          <w:color w:val="000000" w:themeColor="text1"/>
         </w:rPr>
       </w:pPr>
       <w:r>
         <w:rPr>
           <w:b/>
           <w:bCs/>
-        </w:rPr>
-        <w:t>Langages &amp; Scripting</w:t>
+          <w:color w:val="000000" w:themeColor="text1"/>
+        </w:rPr>
+        <w:t>Réseaux</w:t>
       </w:r>
       <w:r>
         <w:rPr>
           <w:b/>
           <w:bCs/>
-        </w:rPr>
-        <w:t xml:space="preserve"> : </w:t>
-      </w:r>
-      <w:r>
-        <w:t>Python, Bash</w:t>
-      </w:r>
-      <w:r>
-        <w:t>.</w:t>
+          <w:color w:val="000000" w:themeColor="text1"/>
+        </w:rPr>
+        <w:t> : </w:t>
+      </w:r>
+      <w:r>
+        <w:rPr>
+          <w:color w:val="000000" w:themeColor="text1"/>
+        </w:rPr>
+        <w:t>Protocoles</w:t>
+      </w:r>
+      <w:r>
+        <w:rPr>
+          <w:b/>
+          <w:bCs/>
+          <w:color w:val="000000" w:themeColor="text1"/>
+        </w:rPr>
+        <w:t xml:space="preserve"> (</w:t>
+      </w:r>
+      <w:r>
+        <w:rPr>
+          <w:color w:val="000000" w:themeColor="text1"/>
+        </w:rPr>
+        <w:t>TCP/IP, DNS,</w:t>
+      </w:r>
+      <w:r>
+        <w:rPr>
+          <w:color w:val="000000" w:themeColor="text1"/>
+        </w:rPr>
+        <w:t xml:space="preserve"> DHCP, HTTP</w:t>
+      </w:r>
+      <w:r>
+        <w:rPr>
+          <w:color w:val="000000" w:themeColor="text1"/>
+        </w:rPr>
+        <w:t>, SSH</w:t>
+      </w:r>
+      <w:r>
+        <w:rPr>
+          <w:color w:val="000000" w:themeColor="text1"/>
+        </w:rPr>
+        <w:t>), Pare-feu</w:t>
+      </w:r>
+      <w:r>
+        <w:rPr>
+          <w:color w:val="000000" w:themeColor="text1"/>
+        </w:rPr>
+        <w:t>, Segmentation</w:t>
+      </w:r>
+      <w:r>
+        <w:rPr>
+          <w:color w:val="000000" w:themeColor="text1"/>
+        </w:rPr>
+        <w:t xml:space="preserve"> VLAN</w:t>
+      </w:r>
+      <w:r>
+        <w:rPr>
+          <w:color w:val="000000" w:themeColor="text1"/>
+        </w:rPr>
+        <w:t>, VPN</w:t>
+      </w:r>
+      <w:r>
+        <w:rPr>
+          <w:color w:val="000000" w:themeColor="text1"/>
+        </w:rPr>
+        <w:t xml:space="preserve"> </w:t>
+      </w:r>
+      <w:r>
+        <w:rPr>
+          <w:color w:val="000000" w:themeColor="text1"/>
+        </w:rPr>
+        <w:t>(</w:t>
+      </w:r>
+      <w:proofErr w:type="spellStart"/>
+      <w:r>
+        <w:rPr>
+          <w:color w:val="000000" w:themeColor="text1"/>
+        </w:rPr>
+        <w:t>IPsec</w:t>
+      </w:r>
+      <w:proofErr w:type="spellEnd"/>
+      <w:r>
+        <w:rPr>
+          <w:color w:val="000000" w:themeColor="text1"/>
+        </w:rPr>
+        <w:t>/SSL).</w:t>
+      </w:r>
+      <w:r>
+        <w:rPr>
+          <w:b/>
+          <w:bCs/>
+          <w:color w:val="000000" w:themeColor="text1"/>
+        </w:rPr>
+        <w:t xml:space="preserve"> </w:t>
+      </w:r>
+      <w:r>
+        <w:rPr>
+          <w:b/>
+          <w:bCs/>
+          <w:color w:val="000000" w:themeColor="text1"/>
+        </w:rPr>
+        <w:t xml:space="preserve">                                               </w:t>
       </w:r>
     </w:p>
     <w:p>
@@ -2723,60 +3219,62 @@
         <w:rPr>
           <w:b/>
           <w:bCs/>
+          <w:color w:val="000000" w:themeColor="text1"/>
         </w:rPr>
       </w:pPr>
       <w:r>
         <w:rPr>
           <w:b/>
           <w:bCs/>
-        </w:rPr>
-        <w:t>Réseaux</w:t>
+          <w:color w:val="000000" w:themeColor="text1"/>
+        </w:rPr>
+        <w:t>Systèmes</w:t>
       </w:r>
       <w:r>
         <w:rPr>
           <w:b/>
           <w:bCs/>
-        </w:rPr>
-        <w:t> : </w:t>
+          <w:color w:val="000000" w:themeColor="text1"/>
+        </w:rPr>
+        <w:t xml:space="preserve"> : </w:t>
+      </w:r>
+      <w:r>
+        <w:rPr>
+          <w:color w:val="000000" w:themeColor="text1"/>
+        </w:rPr>
+        <w:t>Linux,</w:t>
+      </w:r>
+      <w:r>
+        <w:rPr>
+          <w:color w:val="000000" w:themeColor="text1"/>
+        </w:rPr>
+        <w:t xml:space="preserve"> </w:t>
+      </w:r>
+      <w:r>
+        <w:rPr>
+          <w:color w:val="000000" w:themeColor="text1"/>
+        </w:rPr>
+        <w:t>Windows</w:t>
+      </w:r>
+      <w:r>
+        <w:rPr>
+          <w:color w:val="000000" w:themeColor="text1"/>
+        </w:rPr>
+        <w:t xml:space="preserve"> Server</w:t>
+      </w:r>
+      <w:r>
+        <w:rPr>
+          <w:color w:val="000000" w:themeColor="text1"/>
+        </w:rPr>
+        <w:t>.</w:t>
       </w:r>
       <w:r>
         <w:rPr>
           <w:b/>
           <w:bCs/>
-        </w:rPr>
-        <w:t>Protocoles (</w:t>
-      </w:r>
-      <w:r>
-        <w:t>TCP/IP, DNS, HTTP</w:t>
-      </w:r>
-      <w:r>
-        <w:t>, SSH</w:t>
-      </w:r>
-      <w:r>
-        <w:t>), Pare-feu</w:t>
-      </w:r>
-      <w:r>
-        <w:t>, Segmentation, VPN</w:t>
-      </w:r>
-      <w:r>
-        <w:t xml:space="preserve"> </w:t>
-      </w:r>
-      <w:r>
-        <w:t>(IPsec/SSL).</w:t>
-      </w:r>
-      <w:r>
-        <w:rPr>
-          <w:b/>
-          <w:bCs/>
-        </w:rPr>
-        <w:t xml:space="preserve"> </w:t>
-      </w:r>
-      <w:r>
-        <w:rPr>
-          <w:b/>
-          <w:bCs/>
-        </w:rPr>
-        <w:t xml:space="preserve">                                               </w:t>
+          <w:color w:val="000000" w:themeColor="text1"/>
+        </w:rPr>
+        <w:t xml:space="preserve"> </w:t>
       </w:r>
     </w:p>
     <w:p>
@@ -2790,38 +3288,66 @@
         <w:rPr>
           <w:b/>
           <w:bCs/>
+          <w:color w:val="000000" w:themeColor="text1"/>
         </w:rPr>
       </w:pPr>
       <w:r>
         <w:rPr>
           <w:b/>
           <w:bCs/>
-        </w:rPr>
-        <w:t>Systèmes</w:t>
+          <w:color w:val="000000" w:themeColor="text1"/>
+        </w:rPr>
+        <w:t xml:space="preserve">Patching &amp; </w:t>
       </w:r>
       <w:r>
         <w:rPr>
           <w:b/>
           <w:bCs/>
-        </w:rPr>
-        <w:t xml:space="preserve"> : </w:t>
-      </w:r>
-      <w:r>
-        <w:t>Linux,</w:t>
-      </w:r>
-      <w:r>
-        <w:t xml:space="preserve"> </w:t>
-      </w:r>
-      <w:r>
-        <w:t>Windows</w:t>
-      </w:r>
-      <w:r>
+          <w:color w:val="000000" w:themeColor="text1"/>
+        </w:rPr>
+        <w:t>Gestion de vulnérabilités</w:t>
+      </w:r>
+      <w:r>
+        <w:rPr>
+          <w:b/>
+          <w:bCs/>
+          <w:color w:val="000000" w:themeColor="text1"/>
+        </w:rPr>
+        <w:t> :</w:t>
+      </w:r>
+      <w:r>
+        <w:rPr>
+          <w:b/>
+          <w:bCs/>
+          <w:color w:val="000000" w:themeColor="text1"/>
+        </w:rPr>
+        <w:t xml:space="preserve"> </w:t>
+      </w:r>
+      <w:r>
+        <w:rPr>
+          <w:color w:val="000000" w:themeColor="text1"/>
+        </w:rPr>
+        <w:t xml:space="preserve">Nessus, </w:t>
+      </w:r>
+      <w:proofErr w:type="spellStart"/>
+      <w:r>
+        <w:rPr>
+          <w:color w:val="000000" w:themeColor="text1"/>
+        </w:rPr>
+        <w:t>Tanium</w:t>
+      </w:r>
+      <w:proofErr w:type="spellEnd"/>
+      <w:r>
+        <w:rPr>
+          <w:color w:val="000000" w:themeColor="text1"/>
+        </w:rPr>
         <w:t>.</w:t>
       </w:r>
       <w:r>
         <w:rPr>
           <w:b/>
           <w:bCs/>
+          <w:color w:val="000000" w:themeColor="text1"/>
         </w:rPr>
         <w:t xml:space="preserve"> </w:t>
       </w:r>
@@ -2837,132 +3363,168 @@
         <w:rPr>
           <w:b/>
           <w:bCs/>
+          <w:color w:val="000000" w:themeColor="text1"/>
         </w:rPr>
       </w:pPr>
       <w:r>
         <w:rPr>
           <w:b/>
           <w:bCs/>
-        </w:rPr>
-        <w:t>Gestion de vulnérabilités</w:t>
+          <w:color w:val="000000" w:themeColor="text1"/>
+        </w:rPr>
+        <w:t>Outils Soc</w:t>
       </w:r>
       <w:r>
         <w:rPr>
           <w:b/>
           <w:bCs/>
+          <w:color w:val="000000" w:themeColor="text1"/>
         </w:rPr>
         <w:t xml:space="preserve"> : </w:t>
       </w:r>
       <w:r>
-        <w:t>Tenable, Nessus, Tanium.</w:t>
+        <w:rPr>
+          <w:color w:val="000000" w:themeColor="text1"/>
+        </w:rPr>
+        <w:t>EDR/XDR, SIEM</w:t>
+      </w:r>
+      <w:r>
+        <w:rPr>
+          <w:color w:val="000000" w:themeColor="text1"/>
+        </w:rPr>
+        <w:t xml:space="preserve"> (Splunk</w:t>
+      </w:r>
+      <w:r>
+        <w:rPr>
+          <w:color w:val="000000" w:themeColor="text1"/>
+        </w:rPr>
+        <w:t>,</w:t>
+      </w:r>
+      <w:r>
+        <w:rPr>
+          <w:color w:val="000000" w:themeColor="text1"/>
+        </w:rPr>
+        <w:t xml:space="preserve"> </w:t>
+      </w:r>
+      <w:proofErr w:type="spellStart"/>
+      <w:r>
+        <w:rPr>
+          <w:color w:val="000000" w:themeColor="text1"/>
+        </w:rPr>
+        <w:t>Wazuh</w:t>
+      </w:r>
+      <w:proofErr w:type="spellEnd"/>
+      <w:r>
+        <w:rPr>
+          <w:color w:val="000000" w:themeColor="text1"/>
+        </w:rPr>
+        <w:t>)</w:t>
+      </w:r>
+      <w:r>
+        <w:rPr>
+          <w:color w:val="000000" w:themeColor="text1"/>
+        </w:rPr>
+        <w:t>, IPS,</w:t>
+      </w:r>
+      <w:r>
+        <w:rPr>
+          <w:color w:val="000000" w:themeColor="text1"/>
+        </w:rPr>
+        <w:t xml:space="preserve"> Wireshark, </w:t>
+      </w:r>
+      <w:proofErr w:type="spellStart"/>
+      <w:r>
+        <w:rPr>
+          <w:color w:val="000000" w:themeColor="text1"/>
+        </w:rPr>
+        <w:t>VirusTotal</w:t>
+      </w:r>
+      <w:proofErr w:type="spellEnd"/>
+      <w:r>
+        <w:rPr>
+          <w:color w:val="000000" w:themeColor="text1"/>
+        </w:rPr>
+        <w:t>, Framework MITRE ATT&amp;CK.</w:t>
       </w:r>
       <w:r>
         <w:rPr>
           <w:b/>
           <w:bCs/>
-        </w:rPr>
-        <w:t xml:space="preserve"> </w:t>
+          <w:color w:val="000000" w:themeColor="text1"/>
+        </w:rPr>
+        <w:t xml:space="preserve">  </w:t>
       </w:r>
     </w:p>
     <w:p>
       <w:pPr>
         <w:pStyle w:val="Paragraphedeliste"/>
-        <w:numPr>
-          <w:ilvl w:val="0"/>
-          <w:numId w:val="4"/>
-        </w:numPr>
         <w:spacing w:before="71"/>
+        <w:ind w:left="720"/>
         <w:rPr>
           <w:b/>
           <w:bCs/>
-        </w:rPr>
-      </w:pPr>
-      <w:r>
-        <w:rPr>
-          <w:b/>
-          <w:bCs/>
-        </w:rPr>
-        <w:t>Outils Soc</w:t>
-      </w:r>
-      <w:r>
-        <w:rPr>
-          <w:b/>
-          <w:bCs/>
-        </w:rPr>
-        <w:t xml:space="preserve"> : </w:t>
-      </w:r>
-      <w:r>
-        <w:t>EDR/XDR, SIEM</w:t>
-      </w:r>
-      <w:r>
-        <w:t xml:space="preserve"> (Splunk)</w:t>
-      </w:r>
-      <w:r>
-        <w:t>, IPS,</w:t>
-      </w:r>
-      <w:r>
-        <w:t xml:space="preserve"> Wireshark, </w:t>
-      </w:r>
-      <w:r>
-        <w:t>VirusTotal</w:t>
-      </w:r>
-      <w:r>
-        <w:t>, Framework MITRE ATT&amp;CK.</w:t>
-      </w:r>
-      <w:r>
-        <w:rPr>
-          <w:b/>
-          <w:bCs/>
-        </w:rPr>
-        <w:t xml:space="preserve">  </w:t>
-      </w:r>
+          <w:color w:val="000000" w:themeColor="text1"/>
+          <w:sz w:val="24"/>
+          <w:szCs w:val="24"/>
+        </w:rPr>
+      </w:pPr>
     </w:p>
     <w:p>
       <w:pPr>
         <w:pStyle w:val="Corpsdetexte"/>
         <w:spacing w:before="176"/>
         <w:ind w:left="267"/>
-      </w:pPr>
-      <w:r>
-        <w:rPr>
+        <w:rPr>
+          <w:b/>
+          <w:color w:val="4F81BD" w:themeColor="accent1"/>
+          <w:spacing w:val="-2"/>
+        </w:rPr>
+      </w:pPr>
+      <w:r>
+        <w:rPr>
+          <w:b/>
+          <w:bCs/>
+          <w:color w:val="4F81BD" w:themeColor="accent1"/>
           <w:w w:val="105"/>
+          <w:sz w:val="24"/>
+          <w:szCs w:val="24"/>
         </w:rPr>
         <w:t>AUTRES</w:t>
       </w:r>
       <w:r>
         <w:rPr>
+          <w:b/>
+          <w:bCs/>
+          <w:color w:val="4F81BD" w:themeColor="accent1"/>
           <w:spacing w:val="-11"/>
           <w:w w:val="105"/>
-        </w:rPr>
-        <w:t xml:space="preserve"> </w:t>
-      </w:r>
-      <w:r>
-        <w:rPr>
+          <w:sz w:val="24"/>
+          <w:szCs w:val="24"/>
+        </w:rPr>
+        <w:t xml:space="preserve"> </w:t>
+      </w:r>
+      <w:r>
+        <w:rPr>
+          <w:b/>
+          <w:bCs/>
+          <w:color w:val="4F81BD" w:themeColor="accent1"/>
           <w:spacing w:val="-2"/>
           <w:w w:val="105"/>
+          <w:sz w:val="24"/>
+          <w:szCs w:val="24"/>
         </w:rPr>
         <w:t>INFORMATIONS</w:t>
       </w:r>
-    </w:p>
-    <w:p>
-      <w:pPr>
-        <w:pStyle w:val="Corpsdetexte"/>
-        <w:spacing w:before="10"/>
-        <w:rPr>
-          <w:b/>
-          <w:sz w:val="4"/>
-        </w:rPr>
-      </w:pPr>
-      <w:r>
-        <w:rPr>
-          <w:b/>
-          <w:noProof/>
-          <w:sz w:val="4"/>
+      <w:r>
+        <w:rPr>
+          <w:b/>
+          <w:color w:val="4F81BD" w:themeColor="accent1"/>
+          <w:spacing w:val="-2"/>
         </w:rPr>
         <mc:AlternateContent>
           <mc:Choice Requires="wps">
             <w:drawing>
-              <wp:anchor distT="0" distB="0" distL="0" distR="0" simplePos="0" relativeHeight="487590912" behindDoc="1" locked="0" layoutInCell="1" allowOverlap="1" wp14:anchorId="00AE07B6" wp14:editId="2F6A7C5A">
+              <wp:anchor distT="0" distB="0" distL="0" distR="0" simplePos="0" relativeHeight="251672576" behindDoc="1" locked="0" layoutInCell="1" allowOverlap="1" wp14:anchorId="00AE07B6" wp14:editId="2F6A7C5A">
                 <wp:simplePos x="0" y="0"/>
                 <wp:positionH relativeFrom="page">
                   <wp:posOffset>468238</wp:posOffset>
@@ -3026,7 +3588,7 @@
           </mc:Choice>
           <mc:Fallback>
             <w:pict>
-              <v:shape w14:anchorId="49283BF1" id="Graphic 34" o:spid="_x0000_s1026" style="position:absolute;margin-left:36.85pt;margin-top:4.05pt;width:523.7pt;height:.1pt;z-index:-15725568;visibility:visible;mso-wrap-style:square;mso-wrap-distance-left:0;mso-wrap-distance-top:0;mso-wrap-distance-right:0;mso-wrap-distance-bottom:0;mso-position-horizontal:absolute;mso-position-horizontal-relative:page;mso-position-vertical:absolute;mso-position-vertical-relative:text;v-text-anchor:top" coordsize="6650990,1270" o:gfxdata="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" path="m,l6650426,e" filled="f" strokecolor="#1d1d1d" strokeweight=".26456mm">
+              <v:shape w14:anchorId="0E8CEB68" id="Graphic 34" o:spid="_x0000_s1026" style="position:absolute;margin-left:36.85pt;margin-top:4.05pt;width:523.7pt;height:.1pt;z-index:-251643904;visibility:visible;mso-wrap-style:square;mso-wrap-distance-left:0;mso-wrap-distance-top:0;mso-wrap-distance-right:0;mso-wrap-distance-bottom:0;mso-position-horizontal:absolute;mso-position-horizontal-relative:page;mso-position-vertical:absolute;mso-position-vertical-relative:text;v-text-anchor:top" coordsize="6650990,1270" o:gfxdata="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" path="m,l6650426,e" filled="f" strokecolor="#1d1d1d" strokeweight=".26456mm">
                 <v:path arrowok="t"/>
                 <w10:wrap type="topAndBottom" anchorx="page"/>
               </v:shape>
@@ -3043,16 +3605,21 @@
           <w:numId w:val="3"/>
         </w:numPr>
         <w:spacing w:before="34"/>
-      </w:pPr>
-      <w:r>
-        <w:rPr>
-          <w:b/>
+        <w:rPr>
+          <w:color w:val="000000" w:themeColor="text1"/>
+        </w:rPr>
+      </w:pPr>
+      <w:r>
+        <w:rPr>
+          <w:b/>
+          <w:color w:val="000000" w:themeColor="text1"/>
           <w:spacing w:val="-2"/>
         </w:rPr>
         <w:t xml:space="preserve">Langues : </w:t>
       </w:r>
       <w:r>
         <w:rPr>
+          <w:color w:val="000000" w:themeColor="text1"/>
           <w:spacing w:val="-2"/>
         </w:rPr>
         <w:t>Français, Anglais (Niveau B2).</w:t>
@@ -3065,10 +3632,14 @@
           <w:ilvl w:val="0"/>
           <w:numId w:val="3"/>
         </w:numPr>
-      </w:pPr>
-      <w:r>
-        <w:rPr>
-          <w:b/>
+        <w:rPr>
+          <w:color w:val="000000" w:themeColor="text1"/>
+        </w:rPr>
+      </w:pPr>
+      <w:r>
+        <w:rPr>
+          <w:b/>
+          <w:color w:val="000000" w:themeColor="text1"/>
           <w:spacing w:val="-6"/>
         </w:rPr>
         <w:t>Certifications :</w:t>
@@ -3076,80 +3647,128 @@
       <w:r>
         <w:rPr>
           <w:b/>
-        </w:rPr>
-        <w:t xml:space="preserve"> </w:t>
-      </w:r>
-      <w:r>
-        <w:rPr>
+          <w:color w:val="000000" w:themeColor="text1"/>
+        </w:rPr>
+        <w:t xml:space="preserve"> </w:t>
+      </w:r>
+      <w:proofErr w:type="spellStart"/>
+      <w:r>
+        <w:rPr>
+          <w:color w:val="000000" w:themeColor="text1"/>
           <w:spacing w:val="-6"/>
         </w:rPr>
         <w:t>Okta</w:t>
       </w:r>
-      <w:r>
-        <w:t xml:space="preserve"> </w:t>
-      </w:r>
-      <w:r>
-        <w:rPr>
+      <w:proofErr w:type="spellEnd"/>
+      <w:r>
+        <w:rPr>
+          <w:color w:val="000000" w:themeColor="text1"/>
+        </w:rPr>
+        <w:t xml:space="preserve"> </w:t>
+      </w:r>
+      <w:proofErr w:type="spellStart"/>
+      <w:r>
+        <w:rPr>
+          <w:color w:val="000000" w:themeColor="text1"/>
           <w:spacing w:val="-6"/>
         </w:rPr>
         <w:t>Certified</w:t>
       </w:r>
-      <w:r>
-        <w:t xml:space="preserve"> </w:t>
-      </w:r>
-      <w:r>
-        <w:rPr>
+      <w:proofErr w:type="spellEnd"/>
+      <w:r>
+        <w:rPr>
+          <w:color w:val="000000" w:themeColor="text1"/>
+        </w:rPr>
+        <w:t xml:space="preserve"> </w:t>
+      </w:r>
+      <w:proofErr w:type="spellStart"/>
+      <w:r>
+        <w:rPr>
+          <w:color w:val="000000" w:themeColor="text1"/>
           <w:spacing w:val="-6"/>
         </w:rPr>
-        <w:t>professionnal,</w:t>
-      </w:r>
-      <w:r>
-        <w:t xml:space="preserve"> </w:t>
-      </w:r>
-      <w:r>
-        <w:rPr>
+        <w:t>professionnal</w:t>
+      </w:r>
+      <w:proofErr w:type="spellEnd"/>
+      <w:r>
+        <w:rPr>
+          <w:color w:val="000000" w:themeColor="text1"/>
           <w:spacing w:val="-6"/>
         </w:rPr>
+        <w:t>,</w:t>
+      </w:r>
+      <w:r>
+        <w:rPr>
+          <w:color w:val="000000" w:themeColor="text1"/>
+        </w:rPr>
+        <w:t xml:space="preserve"> </w:t>
+      </w:r>
+      <w:proofErr w:type="spellStart"/>
+      <w:r>
+        <w:rPr>
+          <w:color w:val="000000" w:themeColor="text1"/>
+          <w:spacing w:val="-6"/>
+        </w:rPr>
         <w:t>Certified</w:t>
       </w:r>
-      <w:r>
-        <w:t xml:space="preserve"> </w:t>
-      </w:r>
-      <w:r>
-        <w:rPr>
+      <w:proofErr w:type="spellEnd"/>
+      <w:r>
+        <w:rPr>
+          <w:color w:val="000000" w:themeColor="text1"/>
+        </w:rPr>
+        <w:t xml:space="preserve"> </w:t>
+      </w:r>
+      <w:r>
+        <w:rPr>
+          <w:color w:val="000000" w:themeColor="text1"/>
           <w:spacing w:val="-6"/>
         </w:rPr>
         <w:t>Stormshield</w:t>
       </w:r>
       <w:r>
-        <w:t xml:space="preserve"> </w:t>
-      </w:r>
-      <w:r>
-        <w:rPr>
+        <w:rPr>
+          <w:color w:val="000000" w:themeColor="text1"/>
+        </w:rPr>
+        <w:t xml:space="preserve"> </w:t>
+      </w:r>
+      <w:r>
+        <w:rPr>
+          <w:color w:val="000000" w:themeColor="text1"/>
           <w:spacing w:val="-6"/>
         </w:rPr>
         <w:t>Network</w:t>
       </w:r>
       <w:r>
-        <w:t xml:space="preserve"> </w:t>
-      </w:r>
-      <w:r>
-        <w:rPr>
+        <w:rPr>
+          <w:color w:val="000000" w:themeColor="text1"/>
+        </w:rPr>
+        <w:t xml:space="preserve"> </w:t>
+      </w:r>
+      <w:proofErr w:type="spellStart"/>
+      <w:r>
+        <w:rPr>
+          <w:color w:val="000000" w:themeColor="text1"/>
           <w:spacing w:val="-6"/>
         </w:rPr>
         <w:t>Administrator</w:t>
       </w:r>
-      <w:r>
-        <w:t xml:space="preserve"> </w:t>
-      </w:r>
-      <w:r>
-        <w:rPr>
+      <w:proofErr w:type="spellEnd"/>
+      <w:r>
+        <w:rPr>
+          <w:color w:val="000000" w:themeColor="text1"/>
+        </w:rPr>
+        <w:t xml:space="preserve"> </w:t>
+      </w:r>
+      <w:r>
+        <w:rPr>
+          <w:color w:val="000000" w:themeColor="text1"/>
           <w:spacing w:val="-6"/>
         </w:rPr>
         <w:t>(CSNA), Blue Team Level 1 (En préparation)</w:t>
       </w:r>
       <w:r>
         <w:rPr>
+          <w:color w:val="000000" w:themeColor="text1"/>
           <w:spacing w:val="-6"/>
         </w:rPr>
         <w:t>.</w:t>
@@ -3164,10 +3783,14 @@
         </w:numPr>
         <w:spacing w:line="280" w:lineRule="auto"/>
         <w:ind w:right="301"/>
-      </w:pPr>
-      <w:r>
-        <w:rPr>
-          <w:b/>
+        <w:rPr>
+          <w:color w:val="000000" w:themeColor="text1"/>
+        </w:rPr>
+      </w:pPr>
+      <w:r>
+        <w:rPr>
+          <w:b/>
+          <w:color w:val="000000" w:themeColor="text1"/>
           <w:spacing w:val="-4"/>
         </w:rPr>
         <w:t>Centres</w:t>
@@ -3175,6 +3798,7 @@
       <w:r>
         <w:rPr>
           <w:b/>
+          <w:color w:val="000000" w:themeColor="text1"/>
           <w:spacing w:val="-12"/>
         </w:rPr>
         <w:t xml:space="preserve"> </w:t>
@@ -3182,6 +3806,7 @@
       <w:r>
         <w:rPr>
           <w:b/>
+          <w:color w:val="000000" w:themeColor="text1"/>
           <w:spacing w:val="-4"/>
         </w:rPr>
         <w:t>d’intérêt :</w:t>
@@ -3189,89 +3814,113 @@
       <w:r>
         <w:rPr>
           <w:b/>
+          <w:color w:val="000000" w:themeColor="text1"/>
           <w:spacing w:val="-13"/>
         </w:rPr>
         <w:t xml:space="preserve"> </w:t>
       </w:r>
       <w:r>
         <w:rPr>
+          <w:color w:val="000000" w:themeColor="text1"/>
           <w:spacing w:val="-4"/>
         </w:rPr>
         <w:t>Basket-</w:t>
       </w:r>
       <w:r>
         <w:rPr>
+          <w:color w:val="000000" w:themeColor="text1"/>
           <w:spacing w:val="-4"/>
         </w:rPr>
         <w:t>ball</w:t>
       </w:r>
       <w:r>
         <w:rPr>
+          <w:color w:val="000000" w:themeColor="text1"/>
           <w:spacing w:val="-13"/>
         </w:rPr>
         <w:t>,</w:t>
       </w:r>
       <w:r>
         <w:rPr>
+          <w:color w:val="000000" w:themeColor="text1"/>
           <w:spacing w:val="-12"/>
         </w:rPr>
         <w:t xml:space="preserve"> </w:t>
       </w:r>
       <w:r>
         <w:rPr>
+          <w:color w:val="000000" w:themeColor="text1"/>
           <w:spacing w:val="-4"/>
         </w:rPr>
         <w:t xml:space="preserve">Challenges </w:t>
       </w:r>
-      <w:r>
-        <w:rPr>
+      <w:proofErr w:type="spellStart"/>
+      <w:r>
+        <w:rPr>
+          <w:color w:val="000000" w:themeColor="text1"/>
           <w:spacing w:val="-4"/>
         </w:rPr>
         <w:t>CTFs</w:t>
       </w:r>
-      <w:r>
-        <w:rPr>
+      <w:proofErr w:type="spellEnd"/>
+      <w:r>
+        <w:rPr>
+          <w:color w:val="000000" w:themeColor="text1"/>
           <w:spacing w:val="-13"/>
         </w:rPr>
         <w:t xml:space="preserve"> </w:t>
       </w:r>
       <w:r>
         <w:rPr>
+          <w:color w:val="000000" w:themeColor="text1"/>
           <w:spacing w:val="-4"/>
         </w:rPr>
         <w:t>(Capture</w:t>
       </w:r>
       <w:r>
         <w:rPr>
+          <w:color w:val="000000" w:themeColor="text1"/>
           <w:spacing w:val="-12"/>
         </w:rPr>
         <w:t xml:space="preserve"> </w:t>
       </w:r>
       <w:r>
         <w:rPr>
+          <w:color w:val="000000" w:themeColor="text1"/>
           <w:spacing w:val="-4"/>
         </w:rPr>
         <w:t>The</w:t>
       </w:r>
       <w:r>
         <w:rPr>
+          <w:color w:val="000000" w:themeColor="text1"/>
           <w:spacing w:val="-13"/>
         </w:rPr>
         <w:t xml:space="preserve"> </w:t>
       </w:r>
       <w:r>
         <w:rPr>
+          <w:color w:val="000000" w:themeColor="text1"/>
           <w:spacing w:val="-4"/>
         </w:rPr>
         <w:t xml:space="preserve">Flag), </w:t>
       </w:r>
       <w:r>
+        <w:rPr>
+          <w:color w:val="000000" w:themeColor="text1"/>
+        </w:rPr>
         <w:t>Veille technologique</w:t>
       </w:r>
       <w:r>
+        <w:rPr>
+          <w:color w:val="000000" w:themeColor="text1"/>
+        </w:rPr>
         <w:t xml:space="preserve"> Cyber</w:t>
       </w:r>
       <w:r>
+        <w:rPr>
+          <w:color w:val="000000" w:themeColor="text1"/>
+        </w:rPr>
         <w:t>.</w:t>
       </w:r>
     </w:p>
@@ -3288,9 +3937,17 @@
       <w:r>
         <w:rPr>
           <w:b/>
+          <w:color w:val="000000" w:themeColor="text1"/>
           <w:spacing w:val="-4"/>
         </w:rPr>
-        <w:t>Liens :</w:t>
+        <w:t>Liens </w:t>
+      </w:r>
+      <w:r>
+        <w:rPr>
+          <w:b/>
+          <w:spacing w:val="-4"/>
+        </w:rPr>
+        <w:t>:</w:t>
       </w:r>
       <w:r>
         <w:t xml:space="preserve"> </w:t>
@@ -3299,22 +3956,63 @@
         <w:r>
           <w:rPr>
             <w:rStyle w:val="Lienhypertexte"/>
+            <w:color w:val="auto"/>
           </w:rPr>
-          <w:t>www.root-me.org/doudou89</w:t>
+          <w:t>Port</w:t>
+        </w:r>
+        <w:r>
+          <w:rPr>
+            <w:rStyle w:val="Lienhypertexte"/>
+            <w:color w:val="auto"/>
+          </w:rPr>
+          <w:t>e</w:t>
+        </w:r>
+        <w:r>
+          <w:rPr>
+            <w:rStyle w:val="Lienhypertexte"/>
+            <w:color w:val="auto"/>
+          </w:rPr>
+          <w:t>f</w:t>
+        </w:r>
+        <w:r>
+          <w:rPr>
+            <w:rStyle w:val="Lienhypertexte"/>
+            <w:color w:val="auto"/>
+          </w:rPr>
+          <w:t>o</w:t>
+        </w:r>
+        <w:r>
+          <w:rPr>
+            <w:rStyle w:val="Lienhypertexte"/>
+            <w:color w:val="auto"/>
+          </w:rPr>
+          <w:t>lio</w:t>
         </w:r>
       </w:hyperlink>
       <w:r>
-        <w:t xml:space="preserve"> </w:t>
-      </w:r>
-      <w:r>
-        <w:t xml:space="preserve">/ </w:t>
+        <w:t xml:space="preserve"> / </w:t>
       </w:r>
       <w:hyperlink r:id="rId8" w:history="1">
         <w:r>
           <w:rPr>
             <w:rStyle w:val="Lienhypertexte"/>
+            <w:color w:val="auto"/>
           </w:rPr>
-          <w:t>www.github.com/mamadou-89</w:t>
+          <w:t>Root-</w:t>
+        </w:r>
+        <w:r>
+          <w:rPr>
+            <w:rStyle w:val="Lienhypertexte"/>
+            <w:color w:val="auto"/>
+          </w:rPr>
+          <w:t>M</w:t>
+        </w:r>
+        <w:r>
+          <w:rPr>
+            <w:rStyle w:val="Lienhypertexte"/>
+            <w:color w:val="auto"/>
+          </w:rPr>
+          <w:t>e</w:t>
         </w:r>
       </w:hyperlink>
     </w:p>
@@ -3331,6 +4029,119 @@
 <file path=word/numbering.xml><?xml version="1.0" encoding="utf-8"?>
 <w:numbering xmlns:wpc="http://schemas.microsoft.com/office/word/2010/wordprocessingCanvas" xmlns:cx="http://schemas.microsoft.com/office/drawing/2014/chartex" xmlns:cx1="http://schemas.microsoft.com/office/drawing/2015/9/8/chartex" xmlns:cx2="http://schemas.microsoft.com/office/drawing/2015/10/21/chartex" xmlns:cx3="http://schemas.microsoft.com/office/drawing/2016/5/9/chartex" xmlns:cx4="http://schemas.microsoft.com/office/drawing/2016/5/10/chartex" xmlns:cx5="http://schemas.microsoft.com/office/drawing/2016/5/11/chartex" xmlns:cx6="http://schemas.microsoft.com/office/drawing/2016/5/12/chartex" xmlns:cx7="http://schemas.microsoft.com/office/drawing/2016/5/13/chartex" xmlns:cx8="http://schemas.microsoft.com/office/drawing/2016/5/14/chartex" xmlns:mc="http://schemas.openxmlformats.org/markup-compatibility/2006" xmlns:aink="http://schemas.microsoft.com/office/drawing/2016/ink" xmlns:am3d="http://schemas.microsoft.com/office/drawing/2017/model3d" xmlns:o="urn:schemas-microsoft-com:office:office" xmlns:oel="http://schemas.microsoft.com/office/2019/extlst" xmlns:r="http://schemas.openxmlformats.org/officeDocument/2006/relationships" xmlns:m="http://schemas.openxmlformats.org/officeDocument/2006/math" xmlns:v="urn:schemas-microsoft-com:vml" xmlns:wp14="http://schemas.microsoft.com/office/word/2010/wordprocessingDrawing" xmlns:wp="http://schemas.openxmlformats.org/drawingml/2006/wordprocessingDrawing" xmlns:w10="urn:schemas-microsoft-com:office:word" xmlns:w="http://schemas.openxmlformats.org/wordprocessingml/2006/main" xmlns:w14="http://schemas.microsoft.com/office/word/2010/wordml" xmlns:w15="http://schemas.microsoft.com/office/word/2012/wordml" xmlns:w16cex="http://schemas.microsoft.com/office/word/2018/wordml/cex" xmlns:w16cid="http://schemas.microsoft.com/office/word/2016/wordml/cid" xmlns:w16="http://schemas.microsoft.com/office/word/2018/wordml" xmlns:w16du="http://schemas.microsoft.com/office/word/2023/wordml/word16du" xmlns:w16sdtdh="http://schemas.microsoft.com/office/word/2020/wordml/sdtdatahash" xmlns:w16sdtfl="http://schemas.microsoft.com/office/word/2024/wordml/sdtformatlock" xmlns:w16se="http://schemas.microsoft.com/office/word/2015/wordml/symex" xmlns:wpg="http://schemas.microsoft.com/office/word/2010/wordprocessingGroup" xmlns:wpi="http://schemas.microsoft.com/office/word/2010/wordprocessingInk" xmlns:wne="http://schemas.microsoft.com/office/word/2006/wordml" xmlns:wps="http://schemas.microsoft.com/office/word/2010/wordprocessingShape" mc:Ignorable="w14 w15 w16se w16cid w16 w16cex w16sdtdh w16sdtfl w16du wp14">
   <w:abstractNum w:abstractNumId="0" w15:restartNumberingAfterBreak="0">
+    <w:nsid w:val="154B00DF"/>
+    <w:multiLevelType w:val="hybridMultilevel"/>
+    <w:tmpl w:val="20B404CE"/>
+    <w:lvl w:ilvl="0" w:tplc="040C0001">
+      <w:start w:val="1"/>
+      <w:numFmt w:val="bullet"/>
+      <w:lvlText w:val=""/>
+      <w:lvlJc w:val="left"/>
+      <w:pPr>
+        <w:ind w:left="720" w:hanging="360"/>
+      </w:pPr>
+      <w:rPr>
+        <w:rFonts w:ascii="Symbol" w:hAnsi="Symbol" w:hint="default"/>
+      </w:rPr>
+    </w:lvl>
+    <w:lvl w:ilvl="1" w:tplc="040C0003" w:tentative="1">
+      <w:start w:val="1"/>
+      <w:numFmt w:val="bullet"/>
+      <w:lvlText w:val="o"/>
+      <w:lvlJc w:val="left"/>
+      <w:pPr>
+        <w:ind w:left="1440" w:hanging="360"/>
+      </w:pPr>
+      <w:rPr>
+        <w:rFonts w:ascii="Courier New" w:hAnsi="Courier New" w:cs="Courier New" w:hint="default"/>
+      </w:rPr>
+    </w:lvl>
+    <w:lvl w:ilvl="2" w:tplc="040C0005" w:tentative="1">
+      <w:start w:val="1"/>
+      <w:numFmt w:val="bullet"/>
+      <w:lvlText w:val=""/>
+      <w:lvlJc w:val="left"/>
+      <w:pPr>
+        <w:ind w:left="2160" w:hanging="360"/>
+      </w:pPr>
+      <w:rPr>
+        <w:rFonts w:ascii="Wingdings" w:hAnsi="Wingdings" w:hint="default"/>
+      </w:rPr>
+    </w:lvl>
+    <w:lvl w:ilvl="3" w:tplc="040C0001" w:tentative="1">
+      <w:start w:val="1"/>
+      <w:numFmt w:val="bullet"/>
+      <w:lvlText w:val=""/>
+      <w:lvlJc w:val="left"/>
+      <w:pPr>
+        <w:ind w:left="2880" w:hanging="360"/>
+      </w:pPr>
+      <w:rPr>
+        <w:rFonts w:ascii="Symbol" w:hAnsi="Symbol" w:hint="default"/>
+      </w:rPr>
+    </w:lvl>
+    <w:lvl w:ilvl="4" w:tplc="040C0003" w:tentative="1">
+      <w:start w:val="1"/>
+      <w:numFmt w:val="bullet"/>
+      <w:lvlText w:val="o"/>
+      <w:lvlJc w:val="left"/>
+      <w:pPr>
+        <w:ind w:left="3600" w:hanging="360"/>
+      </w:pPr>
+      <w:rPr>
+        <w:rFonts w:ascii="Courier New" w:hAnsi="Courier New" w:cs="Courier New" w:hint="default"/>
+      </w:rPr>
+    </w:lvl>
+    <w:lvl w:ilvl="5" w:tplc="040C0005" w:tentative="1">
+      <w:start w:val="1"/>
+      <w:numFmt w:val="bullet"/>
+      <w:lvlText w:val=""/>
+      <w:lvlJc w:val="left"/>
+      <w:pPr>
+        <w:ind w:left="4320" w:hanging="360"/>
+      </w:pPr>
+      <w:rPr>
+        <w:rFonts w:ascii="Wingdings" w:hAnsi="Wingdings" w:hint="default"/>
+      </w:rPr>
+    </w:lvl>
+    <w:lvl w:ilvl="6" w:tplc="040C0001" w:tentative="1">
+      <w:start w:val="1"/>
+      <w:numFmt w:val="bullet"/>
+      <w:lvlText w:val=""/>
+      <w:lvlJc w:val="left"/>
+      <w:pPr>
+        <w:ind w:left="5040" w:hanging="360"/>
+      </w:pPr>
+      <w:rPr>
+        <w:rFonts w:ascii="Symbol" w:hAnsi="Symbol" w:hint="default"/>
+      </w:rPr>
+    </w:lvl>
+    <w:lvl w:ilvl="7" w:tplc="040C0003" w:tentative="1">
+      <w:start w:val="1"/>
+      <w:numFmt w:val="bullet"/>
+      <w:lvlText w:val="o"/>
+      <w:lvlJc w:val="left"/>
+      <w:pPr>
+        <w:ind w:left="5760" w:hanging="360"/>
+      </w:pPr>
+      <w:rPr>
+        <w:rFonts w:ascii="Courier New" w:hAnsi="Courier New" w:cs="Courier New" w:hint="default"/>
+      </w:rPr>
+    </w:lvl>
+    <w:lvl w:ilvl="8" w:tplc="040C0005" w:tentative="1">
+      <w:start w:val="1"/>
+      <w:numFmt w:val="bullet"/>
+      <w:lvlText w:val=""/>
+      <w:lvlJc w:val="left"/>
+      <w:pPr>
+        <w:ind w:left="6480" w:hanging="360"/>
+      </w:pPr>
+      <w:rPr>
+        <w:rFonts w:ascii="Wingdings" w:hAnsi="Wingdings" w:hint="default"/>
+      </w:rPr>
+    </w:lvl>
+  </w:abstractNum>
+  <w:abstractNum w:abstractNumId="1" w15:restartNumberingAfterBreak="0">
     <w:nsid w:val="379A5463"/>
     <w:multiLevelType w:val="hybridMultilevel"/>
     <w:tmpl w:val="2CECA1A0"/>
@@ -3443,7 +4254,7 @@
       </w:rPr>
     </w:lvl>
   </w:abstractNum>
-  <w:abstractNum w:abstractNumId="1" w15:restartNumberingAfterBreak="0">
+  <w:abstractNum w:abstractNumId="2" w15:restartNumberingAfterBreak="0">
     <w:nsid w:val="4ACB0128"/>
     <w:multiLevelType w:val="hybridMultilevel"/>
     <w:tmpl w:val="D66C9F22"/>
@@ -3556,7 +4367,7 @@
       </w:rPr>
     </w:lvl>
   </w:abstractNum>
-  <w:abstractNum w:abstractNumId="2" w15:restartNumberingAfterBreak="0">
+  <w:abstractNum w:abstractNumId="3" w15:restartNumberingAfterBreak="0">
     <w:nsid w:val="4F5F42DB"/>
     <w:multiLevelType w:val="hybridMultilevel"/>
     <w:tmpl w:val="035C42BE"/>
@@ -3669,7 +4480,7 @@
       </w:rPr>
     </w:lvl>
   </w:abstractNum>
-  <w:abstractNum w:abstractNumId="3" w15:restartNumberingAfterBreak="0">
+  <w:abstractNum w:abstractNumId="4" w15:restartNumberingAfterBreak="0">
     <w:nsid w:val="6A0B6F6C"/>
     <w:multiLevelType w:val="hybridMultilevel"/>
     <w:tmpl w:val="90E87978"/>
@@ -3782,7 +4593,7 @@
       </w:rPr>
     </w:lvl>
   </w:abstractNum>
-  <w:abstractNum w:abstractNumId="4" w15:restartNumberingAfterBreak="0">
+  <w:abstractNum w:abstractNumId="5" w15:restartNumberingAfterBreak="0">
     <w:nsid w:val="7D8F2323"/>
     <w:multiLevelType w:val="hybridMultilevel"/>
     <w:tmpl w:val="6C7E8C94"/>
@@ -3895,7 +4706,7 @@
       </w:rPr>
     </w:lvl>
   </w:abstractNum>
-  <w:abstractNum w:abstractNumId="5" w15:restartNumberingAfterBreak="0">
+  <w:abstractNum w:abstractNumId="6" w15:restartNumberingAfterBreak="0">
     <w:nsid w:val="7EED1C67"/>
     <w:multiLevelType w:val="multilevel"/>
     <w:tmpl w:val="8F485414"/>
@@ -4045,22 +4856,25 @@
     </w:lvl>
   </w:abstractNum>
   <w:num w:numId="1" w16cid:durableId="1602715554">
+    <w:abstractNumId w:val="3"/>
+  </w:num>
+  <w:num w:numId="2" w16cid:durableId="264460755">
     <w:abstractNumId w:val="2"/>
   </w:num>
-  <w:num w:numId="2" w16cid:durableId="264460755">
+  <w:num w:numId="3" w16cid:durableId="1961761824">
     <w:abstractNumId w:val="1"/>
   </w:num>
-  <w:num w:numId="3" w16cid:durableId="1961761824">
-    <w:abstractNumId w:val="0"/>
+  <w:num w:numId="4" w16cid:durableId="865749923">
+    <w:abstractNumId w:val="5"/>
   </w:num>
-  <w:num w:numId="4" w16cid:durableId="865749923">
+  <w:num w:numId="5" w16cid:durableId="358430572">
     <w:abstractNumId w:val="4"/>
   </w:num>
-  <w:num w:numId="5" w16cid:durableId="358430572">
-    <w:abstractNumId w:val="3"/>
+  <w:num w:numId="6" w16cid:durableId="1850563497">
+    <w:abstractNumId w:val="6"/>
   </w:num>
-  <w:num w:numId="6" w16cid:durableId="1850563497">
-    <w:abstractNumId w:val="5"/>
+  <w:num w:numId="7" w16cid:durableId="650328628">
+    <w:abstractNumId w:val="0"/>
   </w:num>
 </w:numbering>
 </file>
@@ -4507,7 +5321,6 @@
   <w:style w:type="character" w:default="1" w:styleId="Policepardfaut">
     <w:name w:val="Default Paragraph Font"/>
     <w:uiPriority w:val="1"/>
-    <w:semiHidden/>
     <w:unhideWhenUsed/>
   </w:style>
   <w:style w:type="table" w:default="1" w:styleId="TableauNormal">

--- a/CV-DJIBO-Mamadou-ATS.docx
+++ b/CV-DJIBO-Mamadou-ATS.docx
@@ -133,7 +133,7 @@
           </mc:Choice>
           <mc:Fallback>
             <w:pict>
-              <v:shape w14:anchorId="3E7FBDC0" id="Graphic 1" o:spid="_x0000_s1026" style="position:absolute;margin-left:35.45pt;margin-top:6.4pt;width:523.7pt;height:.1pt;z-index:-251674624;visibility:visible;mso-wrap-style:square;mso-wrap-distance-left:0;mso-wrap-distance-top:0;mso-wrap-distance-right:0;mso-wrap-distance-bottom:0;mso-position-horizontal:absolute;mso-position-horizontal-relative:page;mso-position-vertical:absolute;mso-position-vertical-relative:text;v-text-anchor:top" coordsize="6650990,1270" o:gfxdata="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" path="m,l6650426,e" filled="f" strokecolor="#1d1d1d" strokeweight=".26456mm">
+              <v:shape w14:anchorId="43D624FB" id="Graphic 1" o:spid="_x0000_s1026" style="position:absolute;margin-left:35.45pt;margin-top:6.4pt;width:523.7pt;height:.1pt;z-index:-251674624;visibility:visible;mso-wrap-style:square;mso-wrap-distance-left:0;mso-wrap-distance-top:0;mso-wrap-distance-right:0;mso-wrap-distance-bottom:0;mso-position-horizontal:absolute;mso-position-horizontal-relative:page;mso-position-vertical:absolute;mso-position-vertical-relative:text;v-text-anchor:top" coordsize="6650990,1270" o:gfxdata="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" path="m,l6650426,e" filled="f" strokecolor="#1d1d1d" strokeweight=".26456mm">
                 <v:path arrowok="t"/>
                 <w10:wrap type="topAndBottom" anchorx="page"/>
               </v:shape>
@@ -259,7 +259,6 @@
         <w:t xml:space="preserve"> </w:t>
       </w:r>
       <w:hyperlink r:id="rId6" w:history="1">
-        <w:proofErr w:type="gramStart"/>
         <w:r>
           <w:rPr>
             <w:rStyle w:val="Lienhypertexte"/>
@@ -267,7 +266,6 @@
           </w:rPr>
           <w:t>LinkedIn:</w:t>
         </w:r>
-        <w:proofErr w:type="gramEnd"/>
         <w:r>
           <w:rPr>
             <w:rStyle w:val="Lienhypertexte"/>
@@ -375,7 +373,7 @@
           </mc:Choice>
           <mc:Fallback>
             <w:pict>
-              <v:shape w14:anchorId="5245BD08" id="Graphic 2" o:spid="_x0000_s1026" style="position:absolute;margin-left:35.45pt;margin-top:1.85pt;width:523.7pt;height:.1pt;z-index:-251670528;visibility:visible;mso-wrap-style:square;mso-wrap-distance-left:0;mso-wrap-distance-top:0;mso-wrap-distance-right:0;mso-wrap-distance-bottom:0;mso-position-horizontal:absolute;mso-position-horizontal-relative:page;mso-position-vertical:absolute;mso-position-vertical-relative:text;v-text-anchor:top" coordsize="6650990,1270" o:gfxdata="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" path="m,l6650426,e" filled="f" strokecolor="#1d1d1d" strokeweight=".26456mm">
+              <v:shape w14:anchorId="7FDCEAA9" id="Graphic 2" o:spid="_x0000_s1026" style="position:absolute;margin-left:35.45pt;margin-top:1.85pt;width:523.7pt;height:.1pt;z-index:-251670528;visibility:visible;mso-wrap-style:square;mso-wrap-distance-left:0;mso-wrap-distance-top:0;mso-wrap-distance-right:0;mso-wrap-distance-bottom:0;mso-position-horizontal:absolute;mso-position-horizontal-relative:page;mso-position-vertical:absolute;mso-position-vertical-relative:text;v-text-anchor:top" coordsize="6650990,1270" o:gfxdata="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" path="m,l6650426,e" filled="f" strokecolor="#1d1d1d" strokeweight=".26456mm">
                 <v:path arrowok="t"/>
                 <w10:wrap type="topAndBottom" anchorx="page"/>
               </v:shape>
@@ -415,21 +413,12 @@
         </w:rPr>
         <w:t xml:space="preserve">analyse de logs, avec une expérience en environnement </w:t>
       </w:r>
-      <w:proofErr w:type="spellStart"/>
-      <w:r>
-        <w:rPr>
-          <w:sz w:val="24"/>
-          <w:szCs w:val="24"/>
-        </w:rPr>
-        <w:t>SecOps</w:t>
-      </w:r>
-      <w:proofErr w:type="spellEnd"/>
-      <w:r>
-        <w:rPr>
-          <w:sz w:val="24"/>
-          <w:szCs w:val="24"/>
-        </w:rPr>
-        <w:t xml:space="preserve"> et</w:t>
+      <w:r>
+        <w:rPr>
+          <w:sz w:val="24"/>
+          <w:szCs w:val="24"/>
+        </w:rPr>
+        <w:t>SecOps et</w:t>
       </w:r>
       <w:r>
         <w:rPr>
@@ -560,7 +549,7 @@
           </mc:Choice>
           <mc:Fallback>
             <w:pict>
-              <v:group w14:anchorId="06606337" id="Group 3" o:spid="_x0000_s1026" style="width:523.7pt;height:.75pt;mso-position-horizontal-relative:char;mso-position-vertical-relative:line" coordsize="66509,95" o:gfxdata="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">
+              <v:group w14:anchorId="096F4646" id="Group 3" o:spid="_x0000_s1026" style="width:523.7pt;height:.75pt;mso-position-horizontal-relative:char;mso-position-vertical-relative:line" coordsize="66509,95" o:gfxdata="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">
                 <v:shape id="Graphic 4" o:spid="_x0000_s1027" style="position:absolute;top:47;width:66509;height:13;visibility:visible;mso-wrap-style:square;v-text-anchor:top" coordsize="6650990,1270" o:gfxdata="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" path="m,l6650426,e" filled="f" strokecolor="#1d1d1d" strokeweight=".26456mm">
                   <v:path arrowok="t"/>
                 </v:shape>
@@ -1165,16 +1154,7 @@
           <w:sz w:val="24"/>
           <w:szCs w:val="24"/>
         </w:rPr>
-        <w:t xml:space="preserve"> Sabatier de Toulouse</w:t>
-      </w:r>
-      <w:r>
-        <w:rPr>
-          <w:color w:val="000000" w:themeColor="text1"/>
-          <w:spacing w:val="-2"/>
-          <w:sz w:val="24"/>
-          <w:szCs w:val="24"/>
-        </w:rPr>
-        <w:t>.</w:t>
+        <w:t xml:space="preserve"> Sabatier de Toulouse.</w:t>
       </w:r>
     </w:p>
     <w:p>
@@ -1274,7 +1254,7 @@
           </mc:Choice>
           <mc:Fallback>
             <w:pict>
-              <v:shape w14:anchorId="6A34146B" id="Graphic 8" o:spid="_x0000_s1026" style="position:absolute;margin-left:35.45pt;margin-top:17.9pt;width:523.65pt;height:.1pt;z-index:-251662336;visibility:visible;mso-wrap-style:square;mso-wrap-distance-left:0;mso-wrap-distance-top:0;mso-wrap-distance-right:0;mso-wrap-distance-bottom:0;mso-position-horizontal:absolute;mso-position-horizontal-relative:page;mso-position-vertical:absolute;mso-position-vertical-relative:text;v-text-anchor:top" coordsize="6650355,1270" o:gfxdata="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" path="m,l6650352,e" filled="f" strokecolor="#1d1d1d" strokeweight=".26456mm">
+              <v:shape w14:anchorId="2777B0FE" id="Graphic 8" o:spid="_x0000_s1026" style="position:absolute;margin-left:35.45pt;margin-top:17.9pt;width:523.65pt;height:.1pt;z-index:-251662336;visibility:visible;mso-wrap-style:square;mso-wrap-distance-left:0;mso-wrap-distance-top:0;mso-wrap-distance-right:0;mso-wrap-distance-bottom:0;mso-position-horizontal:absolute;mso-position-horizontal-relative:page;mso-position-vertical:absolute;mso-position-vertical-relative:text;v-text-anchor:top" coordsize="6650355,1270" o:gfxdata="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" path="m,l6650352,e" filled="f" strokecolor="#1d1d1d" strokeweight=".26456mm">
                 <v:path arrowok="t"/>
                 <w10:wrap type="topAndBottom" anchorx="page"/>
               </v:shape>
@@ -1349,27 +1329,7 @@
           <w:sz w:val="24"/>
           <w:szCs w:val="24"/>
         </w:rPr>
-        <w:t xml:space="preserve">Assistant </w:t>
-      </w:r>
-      <w:proofErr w:type="spellStart"/>
-      <w:r>
-        <w:rPr>
-          <w:color w:val="000000" w:themeColor="text1"/>
-          <w:position w:val="1"/>
-          <w:sz w:val="24"/>
-          <w:szCs w:val="24"/>
-        </w:rPr>
-        <w:t>SecOps</w:t>
-      </w:r>
-      <w:proofErr w:type="spellEnd"/>
-      <w:r>
-        <w:rPr>
-          <w:color w:val="000000" w:themeColor="text1"/>
-          <w:position w:val="1"/>
-          <w:sz w:val="24"/>
-          <w:szCs w:val="24"/>
-        </w:rPr>
-        <w:t xml:space="preserve"> à</w:t>
+        <w:t>Assistant SecOps à</w:t>
       </w:r>
       <w:r>
         <w:rPr>
@@ -1525,7 +1485,6 @@
         </w:rPr>
         <w:t xml:space="preserve">Analyse et traitement des alertes de sécurité via l'EDR </w:t>
       </w:r>
-      <w:proofErr w:type="spellStart"/>
       <w:r>
         <w:rPr>
           <w:b/>
@@ -1534,7 +1493,6 @@
         </w:rPr>
         <w:t>CrowdStrike</w:t>
       </w:r>
-      <w:proofErr w:type="spellEnd"/>
       <w:r>
         <w:rPr>
           <w:color w:val="000000" w:themeColor="text1"/>
@@ -1561,7 +1519,6 @@
         </w:rPr>
         <w:t xml:space="preserve">Identification et remédiation des failles de sécurité via </w:t>
       </w:r>
-      <w:proofErr w:type="spellStart"/>
       <w:r>
         <w:rPr>
           <w:b/>
@@ -1570,7 +1527,6 @@
         </w:rPr>
         <w:t>Tanium</w:t>
       </w:r>
-      <w:proofErr w:type="spellEnd"/>
       <w:r>
         <w:rPr>
           <w:color w:val="000000" w:themeColor="text1"/>
@@ -2114,21 +2070,7 @@
         <w:rPr>
           <w:color w:val="000000" w:themeColor="text1"/>
         </w:rPr>
-        <w:t>Implémentation d’un outil de gestion de logs (</w:t>
-      </w:r>
-      <w:proofErr w:type="spellStart"/>
-      <w:r>
-        <w:rPr>
-          <w:color w:val="000000" w:themeColor="text1"/>
-        </w:rPr>
-        <w:t>Graylog</w:t>
-      </w:r>
-      <w:proofErr w:type="spellEnd"/>
-      <w:r>
-        <w:rPr>
-          <w:color w:val="000000" w:themeColor="text1"/>
-        </w:rPr>
-        <w:t xml:space="preserve">) pour </w:t>
+        <w:t xml:space="preserve">Implémentation d’un outil de gestion de logs (Graylog) pour </w:t>
       </w:r>
       <w:r>
         <w:rPr>
@@ -3006,7 +2948,7 @@
           </mc:Choice>
           <mc:Fallback>
             <w:pict>
-              <v:shape w14:anchorId="59EA6661" id="Graphic 27" o:spid="_x0000_s1026" style="position:absolute;margin-left:36.85pt;margin-top:4.75pt;width:523.7pt;height:.1pt;z-index:-251653120;visibility:visible;mso-wrap-style:square;mso-wrap-distance-left:0;mso-wrap-distance-top:0;mso-wrap-distance-right:0;mso-wrap-distance-bottom:0;mso-position-horizontal:absolute;mso-position-horizontal-relative:page;mso-position-vertical:absolute;mso-position-vertical-relative:text;v-text-anchor:top" coordsize="6650990,1270" o:gfxdata="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" path="m,l6650426,e" filled="f" strokecolor="#1d1d1d" strokeweight=".26456mm">
+              <v:shape w14:anchorId="4E497CFC" id="Graphic 27" o:spid="_x0000_s1026" style="position:absolute;margin-left:36.85pt;margin-top:4.75pt;width:523.7pt;height:.1pt;z-index:-251653120;visibility:visible;mso-wrap-style:square;mso-wrap-distance-left:0;mso-wrap-distance-top:0;mso-wrap-distance-right:0;mso-wrap-distance-bottom:0;mso-position-horizontal:absolute;mso-position-horizontal-relative:page;mso-position-vertical:absolute;mso-position-vertical-relative:text;v-text-anchor:top" coordsize="6650990,1270" o:gfxdata="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" path="m,l6650426,e" filled="f" strokecolor="#1d1d1d" strokeweight=".26456mm">
                 <v:path arrowok="t"/>
                 <w10:wrap type="topAndBottom" anchorx="page"/>
               </v:shape>
@@ -3020,7 +2962,7 @@
           <w:bCs/>
           <w:color w:val="000000" w:themeColor="text1"/>
         </w:rPr>
-        <w:t>Langages</w:t>
+        <w:t>Automatisation</w:t>
       </w:r>
       <w:r>
         <w:rPr>
@@ -3064,13 +3006,7 @@
         <w:rPr>
           <w:color w:val="000000" w:themeColor="text1"/>
         </w:rPr>
-        <w:t xml:space="preserve"> C, </w:t>
-      </w:r>
-      <w:r>
-        <w:rPr>
-          <w:color w:val="000000" w:themeColor="text1"/>
-        </w:rPr>
-        <w:t>HTML/CSS, JavaScript, Bash</w:t>
+        <w:t xml:space="preserve"> Bash</w:t>
       </w:r>
       <w:r>
         <w:rPr>
@@ -3127,19 +3063,25 @@
         <w:rPr>
           <w:color w:val="000000" w:themeColor="text1"/>
         </w:rPr>
-        <w:t>TCP/IP, DNS,</w:t>
-      </w:r>
-      <w:r>
-        <w:rPr>
-          <w:color w:val="000000" w:themeColor="text1"/>
-        </w:rPr>
-        <w:t xml:space="preserve"> DHCP, HTTP</w:t>
-      </w:r>
-      <w:r>
-        <w:rPr>
-          <w:color w:val="000000" w:themeColor="text1"/>
-        </w:rPr>
-        <w:t>, SSH</w:t>
+        <w:t>TCP/IP, DNS</w:t>
+      </w:r>
+      <w:r>
+        <w:rPr>
+          <w:color w:val="000000" w:themeColor="text1"/>
+        </w:rPr>
+        <w:t>, HTTP</w:t>
+      </w:r>
+      <w:r>
+        <w:rPr>
+          <w:color w:val="000000" w:themeColor="text1"/>
+        </w:rPr>
+        <w:t>, SS</w:t>
+      </w:r>
+      <w:r>
+        <w:rPr>
+          <w:color w:val="000000" w:themeColor="text1"/>
+        </w:rPr>
+        <w:t>L</w:t>
       </w:r>
       <w:r>
         <w:rPr>
@@ -3175,21 +3117,7 @@
         <w:rPr>
           <w:color w:val="000000" w:themeColor="text1"/>
         </w:rPr>
-        <w:t>(</w:t>
-      </w:r>
-      <w:proofErr w:type="spellStart"/>
-      <w:r>
-        <w:rPr>
-          <w:color w:val="000000" w:themeColor="text1"/>
-        </w:rPr>
-        <w:t>IPsec</w:t>
-      </w:r>
-      <w:proofErr w:type="spellEnd"/>
-      <w:r>
-        <w:rPr>
-          <w:color w:val="000000" w:themeColor="text1"/>
-        </w:rPr>
-        <w:t>/SSL).</w:t>
+        <w:t>(IPsec/SSL).</w:t>
       </w:r>
       <w:r>
         <w:rPr>
@@ -3327,21 +3255,7 @@
         <w:rPr>
           <w:color w:val="000000" w:themeColor="text1"/>
         </w:rPr>
-        <w:t xml:space="preserve">Nessus, </w:t>
-      </w:r>
-      <w:proofErr w:type="spellStart"/>
-      <w:r>
-        <w:rPr>
-          <w:color w:val="000000" w:themeColor="text1"/>
-        </w:rPr>
-        <w:t>Tanium</w:t>
-      </w:r>
-      <w:proofErr w:type="spellEnd"/>
-      <w:r>
-        <w:rPr>
-          <w:color w:val="000000" w:themeColor="text1"/>
-        </w:rPr>
-        <w:t>.</w:t>
+        <w:t>Nessus, Tanium.</w:t>
       </w:r>
       <w:r>
         <w:rPr>
@@ -3406,14 +3320,12 @@
         </w:rPr>
         <w:t xml:space="preserve"> </w:t>
       </w:r>
-      <w:proofErr w:type="spellStart"/>
       <w:r>
         <w:rPr>
           <w:color w:val="000000" w:themeColor="text1"/>
         </w:rPr>
         <w:t>Wazuh</w:t>
       </w:r>
-      <w:proofErr w:type="spellEnd"/>
       <w:r>
         <w:rPr>
           <w:color w:val="000000" w:themeColor="text1"/>
@@ -3432,14 +3344,12 @@
         </w:rPr>
         <w:t xml:space="preserve"> Wireshark, </w:t>
       </w:r>
-      <w:proofErr w:type="spellStart"/>
       <w:r>
         <w:rPr>
           <w:color w:val="000000" w:themeColor="text1"/>
         </w:rPr>
         <w:t>VirusTotal</w:t>
       </w:r>
-      <w:proofErr w:type="spellEnd"/>
       <w:r>
         <w:rPr>
           <w:color w:val="000000" w:themeColor="text1"/>
@@ -3518,6 +3428,7 @@
       <w:r>
         <w:rPr>
           <w:b/>
+          <w:noProof/>
           <w:color w:val="4F81BD" w:themeColor="accent1"/>
           <w:spacing w:val="-2"/>
         </w:rPr>
@@ -3588,7 +3499,7 @@
           </mc:Choice>
           <mc:Fallback>
             <w:pict>
-              <v:shape w14:anchorId="0E8CEB68" id="Graphic 34" o:spid="_x0000_s1026" style="position:absolute;margin-left:36.85pt;margin-top:4.05pt;width:523.7pt;height:.1pt;z-index:-251643904;visibility:visible;mso-wrap-style:square;mso-wrap-distance-left:0;mso-wrap-distance-top:0;mso-wrap-distance-right:0;mso-wrap-distance-bottom:0;mso-position-horizontal:absolute;mso-position-horizontal-relative:page;mso-position-vertical:absolute;mso-position-vertical-relative:text;v-text-anchor:top" coordsize="6650990,1270" o:gfxdata="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" path="m,l6650426,e" filled="f" strokecolor="#1d1d1d" strokeweight=".26456mm">
+              <v:shape w14:anchorId="76006FEF" id="Graphic 34" o:spid="_x0000_s1026" style="position:absolute;margin-left:36.85pt;margin-top:4.05pt;width:523.7pt;height:.1pt;z-index:-251643904;visibility:visible;mso-wrap-style:square;mso-wrap-distance-left:0;mso-wrap-distance-top:0;mso-wrap-distance-right:0;mso-wrap-distance-bottom:0;mso-position-horizontal:absolute;mso-position-horizontal-relative:page;mso-position-vertical:absolute;mso-position-vertical-relative:text;v-text-anchor:top" coordsize="6650990,1270" o:gfxdata="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" path="m,l6650426,e" filled="f" strokecolor="#1d1d1d" strokeweight=".26456mm">
                 <v:path arrowok="t"/>
                 <w10:wrap type="topAndBottom" anchorx="page"/>
               </v:shape>
@@ -3651,7 +3562,6 @@
         </w:rPr>
         <w:t xml:space="preserve"> </w:t>
       </w:r>
-      <w:proofErr w:type="spellStart"/>
       <w:r>
         <w:rPr>
           <w:color w:val="000000" w:themeColor="text1"/>
@@ -3659,14 +3569,12 @@
         </w:rPr>
         <w:t>Okta</w:t>
       </w:r>
-      <w:proofErr w:type="spellEnd"/>
-      <w:r>
-        <w:rPr>
-          <w:color w:val="000000" w:themeColor="text1"/>
-        </w:rPr>
-        <w:t xml:space="preserve"> </w:t>
-      </w:r>
-      <w:proofErr w:type="spellStart"/>
+      <w:r>
+        <w:rPr>
+          <w:color w:val="000000" w:themeColor="text1"/>
+        </w:rPr>
+        <w:t xml:space="preserve"> </w:t>
+      </w:r>
       <w:r>
         <w:rPr>
           <w:color w:val="000000" w:themeColor="text1"/>
@@ -3674,44 +3582,45 @@
         </w:rPr>
         <w:t>Certified</w:t>
       </w:r>
-      <w:proofErr w:type="spellEnd"/>
-      <w:r>
-        <w:rPr>
-          <w:color w:val="000000" w:themeColor="text1"/>
-        </w:rPr>
-        <w:t xml:space="preserve"> </w:t>
-      </w:r>
-      <w:proofErr w:type="spellStart"/>
+      <w:r>
+        <w:rPr>
+          <w:color w:val="000000" w:themeColor="text1"/>
+        </w:rPr>
+        <w:t xml:space="preserve"> </w:t>
+      </w:r>
       <w:r>
         <w:rPr>
           <w:color w:val="000000" w:themeColor="text1"/>
           <w:spacing w:val="-6"/>
         </w:rPr>
-        <w:t>professionnal</w:t>
-      </w:r>
-      <w:proofErr w:type="spellEnd"/>
+        <w:t>professionnal,</w:t>
+      </w:r>
+      <w:r>
+        <w:rPr>
+          <w:color w:val="000000" w:themeColor="text1"/>
+        </w:rPr>
+        <w:t xml:space="preserve"> </w:t>
+      </w:r>
       <w:r>
         <w:rPr>
           <w:color w:val="000000" w:themeColor="text1"/>
           <w:spacing w:val="-6"/>
         </w:rPr>
-        <w:t>,</w:t>
-      </w:r>
-      <w:r>
-        <w:rPr>
-          <w:color w:val="000000" w:themeColor="text1"/>
-        </w:rPr>
-        <w:t xml:space="preserve"> </w:t>
-      </w:r>
-      <w:proofErr w:type="spellStart"/>
+        <w:t>Certified</w:t>
+      </w:r>
+      <w:r>
+        <w:rPr>
+          <w:color w:val="000000" w:themeColor="text1"/>
+        </w:rPr>
+        <w:t xml:space="preserve"> </w:t>
+      </w:r>
       <w:r>
         <w:rPr>
           <w:color w:val="000000" w:themeColor="text1"/>
           <w:spacing w:val="-6"/>
         </w:rPr>
-        <w:t>Certified</w:t>
-      </w:r>
-      <w:proofErr w:type="spellEnd"/>
+        <w:t>Stormshield</w:t>
+      </w:r>
       <w:r>
         <w:rPr>
           <w:color w:val="000000" w:themeColor="text1"/>
@@ -3723,7 +3632,7 @@
           <w:color w:val="000000" w:themeColor="text1"/>
           <w:spacing w:val="-6"/>
         </w:rPr>
-        <w:t>Stormshield</w:t>
+        <w:t>Network</w:t>
       </w:r>
       <w:r>
         <w:rPr>
@@ -3736,23 +3645,8 @@
           <w:color w:val="000000" w:themeColor="text1"/>
           <w:spacing w:val="-6"/>
         </w:rPr>
-        <w:t>Network</w:t>
-      </w:r>
-      <w:r>
-        <w:rPr>
-          <w:color w:val="000000" w:themeColor="text1"/>
-        </w:rPr>
-        <w:t xml:space="preserve"> </w:t>
-      </w:r>
-      <w:proofErr w:type="spellStart"/>
-      <w:r>
-        <w:rPr>
-          <w:color w:val="000000" w:themeColor="text1"/>
-          <w:spacing w:val="-6"/>
-        </w:rPr>
         <w:t>Administrator</w:t>
       </w:r>
-      <w:proofErr w:type="spellEnd"/>
       <w:r>
         <w:rPr>
           <w:color w:val="000000" w:themeColor="text1"/>
@@ -3854,7 +3748,6 @@
         </w:rPr>
         <w:t xml:space="preserve">Challenges </w:t>
       </w:r>
-      <w:proofErr w:type="spellStart"/>
       <w:r>
         <w:rPr>
           <w:color w:val="000000" w:themeColor="text1"/>
@@ -3862,7 +3755,6 @@
         </w:rPr>
         <w:t>CTFs</w:t>
       </w:r>
-      <w:proofErr w:type="spellEnd"/>
       <w:r>
         <w:rPr>
           <w:color w:val="000000" w:themeColor="text1"/>
@@ -3958,35 +3850,7 @@
             <w:rStyle w:val="Lienhypertexte"/>
             <w:color w:val="auto"/>
           </w:rPr>
-          <w:t>Port</w:t>
-        </w:r>
-        <w:r>
-          <w:rPr>
-            <w:rStyle w:val="Lienhypertexte"/>
-            <w:color w:val="auto"/>
-          </w:rPr>
-          <w:t>e</w:t>
-        </w:r>
-        <w:r>
-          <w:rPr>
-            <w:rStyle w:val="Lienhypertexte"/>
-            <w:color w:val="auto"/>
-          </w:rPr>
-          <w:t>f</w:t>
-        </w:r>
-        <w:r>
-          <w:rPr>
-            <w:rStyle w:val="Lienhypertexte"/>
-            <w:color w:val="auto"/>
-          </w:rPr>
-          <w:t>o</w:t>
-        </w:r>
-        <w:r>
-          <w:rPr>
-            <w:rStyle w:val="Lienhypertexte"/>
-            <w:color w:val="auto"/>
-          </w:rPr>
-          <w:t>lio</w:t>
+          <w:t>Portefolio</w:t>
         </w:r>
       </w:hyperlink>
       <w:r>
@@ -3998,21 +3862,7 @@
             <w:rStyle w:val="Lienhypertexte"/>
             <w:color w:val="auto"/>
           </w:rPr>
-          <w:t>Root-</w:t>
-        </w:r>
-        <w:r>
-          <w:rPr>
-            <w:rStyle w:val="Lienhypertexte"/>
-            <w:color w:val="auto"/>
-          </w:rPr>
-          <w:t>M</w:t>
-        </w:r>
-        <w:r>
-          <w:rPr>
-            <w:rStyle w:val="Lienhypertexte"/>
-            <w:color w:val="auto"/>
-          </w:rPr>
-          <w:t>e</w:t>
+          <w:t>Root-Me</w:t>
         </w:r>
       </w:hyperlink>
     </w:p>
@@ -5321,6 +5171,7 @@
   <w:style w:type="character" w:default="1" w:styleId="Policepardfaut">
     <w:name w:val="Default Paragraph Font"/>
     <w:uiPriority w:val="1"/>
+    <w:semiHidden/>
     <w:unhideWhenUsed/>
   </w:style>
   <w:style w:type="table" w:default="1" w:styleId="TableauNormal">
